--- a/L_XXX-XX26_D_XXXXXXXX-XX_PRF_CR_SP_SLE.docx
+++ b/L_XXX-XX26_D_XXXXXXXX-XX_PRF_CR_SP_SLE.docx
@@ -6,14 +6,12 @@
       <w:pPr>
         <w:jc w:val="center"/>
         <w:rPr>
-          <w:rFonts w:ascii="Times New Roman" w:hAnsi="Times New Roman" w:cs="Times New Roman"/>
           <w:sz w:val="32"/>
           <w:szCs w:val="32"/>
         </w:rPr>
       </w:pPr>
       <w:r>
         <w:rPr>
-          <w:rFonts w:ascii="Times New Roman" w:eastAsia="Times New Roman" w:hAnsi="Times New Roman" w:cs="Times New Roman"/>
           <w:b/>
           <w:bCs/>
           <w:sz w:val="32"/>
@@ -25,47 +23,21 @@
     <w:p>
       <w:pPr>
         <w:jc w:val="center"/>
-        <w:rPr>
-          <w:rFonts w:ascii="Times New Roman" w:hAnsi="Times New Roman" w:cs="Times New Roman"/>
-          <w:sz w:val="24"/>
-          <w:szCs w:val="24"/>
-        </w:rPr>
-      </w:pPr>
-      <w:r>
-        <w:rPr>
-          <w:rFonts w:ascii="Times New Roman" w:eastAsia="Times New Roman" w:hAnsi="Times New Roman" w:cs="Times New Roman"/>
-          <w:sz w:val="24"/>
-          <w:szCs w:val="24"/>
-        </w:rPr>
+      </w:pPr>
+      <w:r>
         <w:t>(QUÍMICA FORENSE)</w:t>
       </w:r>
     </w:p>
-    <w:p>
-      <w:pPr>
-        <w:rPr>
-          <w:rFonts w:ascii="Times New Roman" w:hAnsi="Times New Roman" w:cs="Times New Roman"/>
-          <w:sz w:val="24"/>
-          <w:szCs w:val="24"/>
-        </w:rPr>
-      </w:pPr>
-    </w:p>
+    <w:p/>
     <w:p>
       <w:pPr>
         <w:jc w:val="both"/>
-        <w:rPr>
-          <w:rFonts w:ascii="Times New Roman" w:hAnsi="Times New Roman" w:cs="Times New Roman"/>
-          <w:sz w:val="24"/>
-          <w:szCs w:val="24"/>
-        </w:rPr>
-      </w:pPr>
-      <w:r>
-        <w:rPr>
-          <w:rFonts w:ascii="Times New Roman" w:eastAsia="Times New Roman" w:hAnsi="Times New Roman" w:cs="Times New Roman"/>
+      </w:pPr>
+      <w:r>
+        <w:rPr>
           <w:b/>
           <w:bCs/>
-          <w:color w:val="002060"/>
-          <w:sz w:val="24"/>
-          <w:szCs w:val="24"/>
+          <w:color w:val="000000"/>
         </w:rPr>
         <w:t>DEMANDA [DEMANDA]</w:t>
       </w:r>
@@ -74,20 +46,14 @@
       <w:pPr>
         <w:jc w:val="both"/>
         <w:rPr>
-          <w:rFonts w:ascii="Times New Roman" w:hAnsi="Times New Roman" w:cs="Times New Roman"/>
-          <w:color w:val="0070C0"/>
-          <w:sz w:val="24"/>
-          <w:szCs w:val="24"/>
-        </w:rPr>
-      </w:pPr>
-      <w:r>
-        <w:rPr>
-          <w:rFonts w:ascii="Times New Roman" w:eastAsia="Times New Roman" w:hAnsi="Times New Roman" w:cs="Times New Roman"/>
+          <w:color w:val="000000"/>
+        </w:rPr>
+      </w:pPr>
+      <w:r>
+        <w:rPr>
           <w:b/>
           <w:bCs/>
-          <w:color w:val="0070C0"/>
-          <w:sz w:val="24"/>
-          <w:szCs w:val="24"/>
+          <w:color w:val="000000"/>
         </w:rPr>
         <w:t>LAUDO PERICIAL nº. [LAUDO]</w:t>
       </w:r>
@@ -101,232 +67,78 @@
       <w:pPr>
         <w:spacing w:before="80" w:after="80"/>
         <w:jc w:val="both"/>
-        <w:rPr>
-          <w:rFonts w:ascii="Times New Roman" w:hAnsi="Times New Roman" w:cs="Times New Roman"/>
-          <w:sz w:val="24"/>
-          <w:szCs w:val="24"/>
-        </w:rPr>
-      </w:pPr>
-      <w:r>
-        <w:rPr>
-          <w:rFonts w:ascii="Times New Roman" w:hAnsi="Times New Roman" w:cs="Times New Roman"/>
-          <w:sz w:val="24"/>
-          <w:szCs w:val="24"/>
-        </w:rPr>
+      </w:pPr>
+      <w:r>
         <w:t xml:space="preserve">Em </w:t>
       </w:r>
       <w:r>
         <w:rPr>
-          <w:rFonts w:ascii="Times New Roman" w:hAnsi="Times New Roman" w:cs="Times New Roman"/>
           <w:b/>
           <w:bCs/>
-          <w:sz w:val="24"/>
-          <w:szCs w:val="24"/>
         </w:rPr>
         <w:t>[DD_RECEB]</w:t>
       </w:r>
       <w:r>
-        <w:rPr>
-          <w:rFonts w:ascii="Times New Roman" w:hAnsi="Times New Roman" w:cs="Times New Roman"/>
-          <w:sz w:val="24"/>
-          <w:szCs w:val="24"/>
-        </w:rPr>
         <w:t xml:space="preserve"> de </w:t>
       </w:r>
       <w:r>
         <w:rPr>
-          <w:rFonts w:ascii="Times New Roman" w:hAnsi="Times New Roman" w:cs="Times New Roman"/>
           <w:b/>
           <w:bCs/>
-          <w:sz w:val="24"/>
-          <w:szCs w:val="24"/>
         </w:rPr>
         <w:t>[MÊS]</w:t>
       </w:r>
       <w:r>
-        <w:rPr>
-          <w:rFonts w:ascii="Times New Roman" w:hAnsi="Times New Roman" w:cs="Times New Roman"/>
-          <w:sz w:val="24"/>
-          <w:szCs w:val="24"/>
-        </w:rPr>
         <w:t xml:space="preserve"> de </w:t>
       </w:r>
       <w:r>
         <w:rPr>
-          <w:rFonts w:ascii="Times New Roman" w:hAnsi="Times New Roman" w:cs="Times New Roman"/>
           <w:b/>
           <w:bCs/>
-          <w:sz w:val="24"/>
-          <w:szCs w:val="24"/>
         </w:rPr>
         <w:t>[ANO]</w:t>
       </w:r>
       <w:r>
-        <w:rPr>
-          <w:rFonts w:ascii="Times New Roman" w:hAnsi="Times New Roman" w:cs="Times New Roman"/>
-          <w:sz w:val="24"/>
-          <w:szCs w:val="24"/>
-        </w:rPr>
         <w:t xml:space="preserve">, o </w:t>
       </w:r>
       <w:r>
         <w:rPr>
-          <w:rFonts w:ascii="Times New Roman" w:hAnsi="Times New Roman" w:cs="Times New Roman"/>
           <w:b/>
           <w:bCs/>
-          <w:sz w:val="24"/>
-          <w:szCs w:val="24"/>
         </w:rPr>
         <w:t>NÚCLEO REGIONAL DE POLÍCIA CIENTÍFICA DE PARNAÍBA (NRPC/PHB)</w:t>
       </w:r>
       <w:r>
-        <w:rPr>
-          <w:rFonts w:ascii="Times New Roman" w:hAnsi="Times New Roman" w:cs="Times New Roman"/>
-          <w:sz w:val="24"/>
-          <w:szCs w:val="24"/>
-        </w:rPr>
-        <w:t xml:space="preserve">, vinculado ao </w:t>
-      </w:r>
-      <w:r>
-        <w:rPr>
-          <w:rFonts w:ascii="Times New Roman" w:hAnsi="Times New Roman" w:cs="Times New Roman"/>
-          <w:sz w:val="24"/>
-          <w:szCs w:val="24"/>
-        </w:rPr>
-        <w:t>DEPARTAMENTO DE POLÍCIA CIENTÍFICA da POLÍCIA CIVIL DO ESTADO DO PIAUÍ</w:t>
-      </w:r>
-      <w:r>
-        <w:rPr>
-          <w:rFonts w:ascii="Times New Roman" w:hAnsi="Times New Roman" w:cs="Times New Roman"/>
-          <w:sz w:val="24"/>
-          <w:szCs w:val="24"/>
-        </w:rPr>
-        <w:t xml:space="preserve">, recebeu a requisição nº. </w:t>
-      </w:r>
-      <w:r>
-        <w:rPr>
-          <w:rFonts w:ascii="Times New Roman" w:hAnsi="Times New Roman" w:cs="Times New Roman"/>
-          <w:sz w:val="24"/>
-          <w:szCs w:val="24"/>
-        </w:rPr>
-        <w:t>Ofício nº</w:t>
-      </w:r>
-      <w:r>
-        <w:rPr>
-          <w:rFonts w:ascii="Times New Roman" w:hAnsi="Times New Roman" w:cs="Times New Roman"/>
-          <w:sz w:val="24"/>
-          <w:szCs w:val="24"/>
-        </w:rPr>
-        <w:t>.</w:t>
-      </w:r>
-      <w:r>
-        <w:rPr>
-          <w:rFonts w:ascii="Times New Roman" w:hAnsi="Times New Roman" w:cs="Times New Roman"/>
-          <w:sz w:val="24"/>
-          <w:szCs w:val="24"/>
-        </w:rPr>
-        <w:t xml:space="preserve"> [DOCUMENTO]</w:t>
-      </w:r>
-      <w:r>
-        <w:rPr>
-          <w:rFonts w:ascii="Times New Roman" w:hAnsi="Times New Roman" w:cs="Times New Roman"/>
-          <w:sz w:val="24"/>
-          <w:szCs w:val="24"/>
-        </w:rPr>
-        <w:t xml:space="preserve">, datada de </w:t>
-      </w:r>
-      <w:r>
-        <w:rPr>
-          <w:rFonts w:ascii="Times New Roman" w:hAnsi="Times New Roman" w:cs="Times New Roman"/>
-          <w:sz w:val="24"/>
-          <w:szCs w:val="24"/>
-        </w:rPr>
-        <w:t>[DD]</w:t>
-      </w:r>
-      <w:r>
-        <w:rPr>
-          <w:rFonts w:ascii="Times New Roman" w:hAnsi="Times New Roman" w:cs="Times New Roman"/>
-          <w:sz w:val="24"/>
-          <w:szCs w:val="24"/>
-        </w:rPr>
-        <w:t xml:space="preserve"> de [MÊS] de [ANO]</w:t>
-      </w:r>
-      <w:r>
-        <w:rPr>
-          <w:rFonts w:ascii="Times New Roman" w:hAnsi="Times New Roman" w:cs="Times New Roman"/>
-          <w:sz w:val="24"/>
-          <w:szCs w:val="24"/>
-        </w:rPr>
-        <w:t xml:space="preserve">, emitida pela </w:t>
-      </w:r>
-      <w:r>
-        <w:rPr>
-          <w:rFonts w:ascii="Times New Roman" w:hAnsi="Times New Roman" w:cs="Times New Roman"/>
+        <w:t xml:space="preserve">, vinculado ao DEPARTAMENTO DE POLÍCIA CIENTÍFICA da POLÍCIA CIVIL DO ESTADO DO PIAUÍ, recebeu a requisição nº. Ofício nº. [DOCUMENTO], datada de [DD] de [MÊS] de [ANO], emitida pela </w:t>
+      </w:r>
+      <w:r>
+        <w:rPr>
           <w:b/>
           <w:bCs/>
-          <w:sz w:val="24"/>
-          <w:szCs w:val="24"/>
         </w:rPr>
         <w:t>SUPERITENDENCIA DE POLICIA RODOVIARIA FEDERAL – DELEGACIA DE PARNAÍBA/PI</w:t>
       </w:r>
       <w:r>
-        <w:rPr>
-          <w:rFonts w:ascii="Times New Roman" w:hAnsi="Times New Roman" w:cs="Times New Roman"/>
-          <w:sz w:val="24"/>
-          <w:szCs w:val="24"/>
-        </w:rPr>
         <w:t xml:space="preserve">, solicitando a realização de </w:t>
       </w:r>
       <w:r>
         <w:rPr>
-          <w:rFonts w:ascii="Times New Roman" w:hAnsi="Times New Roman" w:cs="Times New Roman"/>
           <w:b/>
           <w:bCs/>
-          <w:sz w:val="24"/>
-          <w:szCs w:val="24"/>
         </w:rPr>
         <w:t>EXAME DE IDENTIFICAÇÃO DE SUBSTÂNCIA</w:t>
       </w:r>
       <w:r>
-        <w:rPr>
-          <w:rFonts w:ascii="Times New Roman" w:hAnsi="Times New Roman" w:cs="Times New Roman"/>
-          <w:sz w:val="24"/>
-          <w:szCs w:val="24"/>
-        </w:rPr>
-        <w:t xml:space="preserve"> relacionada ao </w:t>
-      </w:r>
-      <w:r>
-        <w:rPr>
-          <w:rFonts w:ascii="Times New Roman" w:hAnsi="Times New Roman" w:cs="Times New Roman"/>
-          <w:sz w:val="24"/>
-          <w:szCs w:val="24"/>
-        </w:rPr>
-        <w:t>TCO</w:t>
-      </w:r>
-      <w:r>
-        <w:rPr>
-          <w:rFonts w:ascii="Times New Roman" w:hAnsi="Times New Roman" w:cs="Times New Roman"/>
-          <w:sz w:val="24"/>
-          <w:szCs w:val="24"/>
-        </w:rPr>
-        <w:t xml:space="preserve"> </w:t>
-      </w:r>
-      <w:r>
-        <w:rPr>
-          <w:rFonts w:ascii="Times New Roman" w:hAnsi="Times New Roman" w:cs="Times New Roman"/>
+        <w:t xml:space="preserve"> relacionada ao TCO </w:t>
+      </w:r>
+      <w:r>
+        <w:rPr>
           <w:b/>
           <w:bCs/>
-          <w:sz w:val="24"/>
-          <w:szCs w:val="24"/>
         </w:rPr>
         <w:t>[BO]</w:t>
       </w:r>
       <w:r>
-        <w:rPr>
-          <w:rFonts w:ascii="Times New Roman" w:hAnsi="Times New Roman" w:cs="Times New Roman"/>
-          <w:sz w:val="24"/>
-          <w:szCs w:val="24"/>
-        </w:rPr>
         <w:t>.</w:t>
       </w:r>
     </w:p>
@@ -339,62 +151,147 @@
       <w:pPr>
         <w:spacing w:before="80" w:after="80"/>
         <w:jc w:val="both"/>
-        <w:rPr>
-          <w:rFonts w:ascii="Times New Roman" w:hAnsi="Times New Roman" w:cs="Times New Roman"/>
-          <w:sz w:val="24"/>
-          <w:szCs w:val="24"/>
-        </w:rPr>
-      </w:pPr>
-      <w:r>
-        <w:rPr>
-          <w:rFonts w:ascii="Times New Roman" w:hAnsi="Times New Roman" w:cs="Times New Roman"/>
-          <w:sz w:val="24"/>
-          <w:szCs w:val="24"/>
-        </w:rPr>
+      </w:pPr>
+      <w:r>
         <w:t xml:space="preserve">A demanda foi encaminhada ao Setor de Química Forense, sendo designado o Perito Criminal </w:t>
       </w:r>
       <w:r>
         <w:rPr>
-          <w:rFonts w:ascii="Times New Roman" w:hAnsi="Times New Roman" w:cs="Times New Roman"/>
           <w:b/>
           <w:bCs/>
-          <w:sz w:val="24"/>
-          <w:szCs w:val="24"/>
         </w:rPr>
         <w:t>FAUSTO RODRIGO PINTO DE VASCONCELOS</w:t>
       </w:r>
       <w:r>
-        <w:rPr>
-          <w:rFonts w:ascii="Times New Roman" w:hAnsi="Times New Roman" w:cs="Times New Roman"/>
-          <w:sz w:val="24"/>
-          <w:szCs w:val="24"/>
-        </w:rPr>
         <w:t xml:space="preserve"> para execução do exame definitivo. Cumprindo o disposto na requisição, o perito relata com veracidade os procedimentos realizados com o objetivo de realizar identificação qualitativa de substâncias apreendidas, com determinação da natureza química de possível material entorpecente, mediante aplicação de metodologia analítica recomendada para substâncias controladas em conformidade com as diretrizes do </w:t>
       </w:r>
-      <w:r>
-        <w:rPr>
-          <w:rFonts w:ascii="Times New Roman" w:hAnsi="Times New Roman" w:cs="Times New Roman"/>
+      <w:proofErr w:type="spellStart"/>
+      <w:r>
+        <w:rPr>
           <w:i/>
           <w:iCs/>
-          <w:sz w:val="24"/>
-          <w:szCs w:val="24"/>
-        </w:rPr>
-        <w:t>Scientific Working Group for the Analysis of Seized Drugs</w:t>
-      </w:r>
-      <w:r>
-        <w:rPr>
-          <w:rFonts w:ascii="Times New Roman" w:hAnsi="Times New Roman" w:cs="Times New Roman"/>
-          <w:sz w:val="24"/>
-          <w:szCs w:val="24"/>
-        </w:rPr>
+        </w:rPr>
+        <w:t>Scientific</w:t>
+      </w:r>
+      <w:proofErr w:type="spellEnd"/>
+      <w:r>
+        <w:rPr>
+          <w:i/>
+          <w:iCs/>
+        </w:rPr>
+        <w:t xml:space="preserve"> </w:t>
+      </w:r>
+      <w:proofErr w:type="spellStart"/>
+      <w:r>
+        <w:rPr>
+          <w:i/>
+          <w:iCs/>
+        </w:rPr>
+        <w:t>Working</w:t>
+      </w:r>
+      <w:proofErr w:type="spellEnd"/>
+      <w:r>
+        <w:rPr>
+          <w:i/>
+          <w:iCs/>
+        </w:rPr>
+        <w:t xml:space="preserve"> </w:t>
+      </w:r>
+      <w:proofErr w:type="spellStart"/>
+      <w:r>
+        <w:rPr>
+          <w:i/>
+          <w:iCs/>
+        </w:rPr>
+        <w:t>Group</w:t>
+      </w:r>
+      <w:proofErr w:type="spellEnd"/>
+      <w:r>
+        <w:rPr>
+          <w:i/>
+          <w:iCs/>
+        </w:rPr>
+        <w:t xml:space="preserve"> for </w:t>
+      </w:r>
+      <w:proofErr w:type="spellStart"/>
+      <w:r>
+        <w:rPr>
+          <w:i/>
+          <w:iCs/>
+        </w:rPr>
+        <w:t>the</w:t>
+      </w:r>
+      <w:proofErr w:type="spellEnd"/>
+      <w:r>
+        <w:rPr>
+          <w:i/>
+          <w:iCs/>
+        </w:rPr>
+        <w:t xml:space="preserve"> </w:t>
+      </w:r>
+      <w:proofErr w:type="spellStart"/>
+      <w:r>
+        <w:rPr>
+          <w:i/>
+          <w:iCs/>
+        </w:rPr>
+        <w:t>Analysis</w:t>
+      </w:r>
+      <w:proofErr w:type="spellEnd"/>
+      <w:r>
+        <w:rPr>
+          <w:i/>
+          <w:iCs/>
+        </w:rPr>
+        <w:t xml:space="preserve"> </w:t>
+      </w:r>
+      <w:proofErr w:type="spellStart"/>
+      <w:r>
+        <w:rPr>
+          <w:i/>
+          <w:iCs/>
+        </w:rPr>
+        <w:t>of</w:t>
+      </w:r>
+      <w:proofErr w:type="spellEnd"/>
+      <w:r>
+        <w:rPr>
+          <w:i/>
+          <w:iCs/>
+        </w:rPr>
+        <w:t xml:space="preserve"> </w:t>
+      </w:r>
+      <w:proofErr w:type="spellStart"/>
+      <w:r>
+        <w:rPr>
+          <w:i/>
+          <w:iCs/>
+        </w:rPr>
+        <w:t>Seized</w:t>
+      </w:r>
+      <w:proofErr w:type="spellEnd"/>
+      <w:r>
+        <w:rPr>
+          <w:i/>
+          <w:iCs/>
+        </w:rPr>
+        <w:t xml:space="preserve"> </w:t>
+      </w:r>
+      <w:proofErr w:type="spellStart"/>
+      <w:r>
+        <w:rPr>
+          <w:i/>
+          <w:iCs/>
+        </w:rPr>
+        <w:t>Drugs</w:t>
+      </w:r>
+      <w:proofErr w:type="spellEnd"/>
+      <w:r>
         <w:t xml:space="preserve"> (SWGDRUG Rev. 8.1, 2022) e dos Procedimentos Operacionais Padrão da SENASP/MJ nº 9.09 (2024).</w:t>
       </w:r>
       <w:r>
         <w:rPr>
           <w:rStyle w:val="Refdenotaderodap"/>
-          <w:rFonts w:ascii="Times New Roman" w:hAnsi="Times New Roman" w:cs="Times New Roman"/>
-          <w:sz w:val="24"/>
-          <w:szCs w:val="24"/>
         </w:rPr>
         <w:footnoteReference w:id="1"/>
       </w:r>
@@ -407,71 +304,29 @@
     <w:p>
       <w:pPr>
         <w:jc w:val="both"/>
-        <w:rPr>
-          <w:rFonts w:ascii="Times New Roman" w:hAnsi="Times New Roman" w:cs="Times New Roman"/>
-          <w:sz w:val="24"/>
-          <w:szCs w:val="24"/>
-        </w:rPr>
-      </w:pPr>
-      <w:r>
-        <w:rPr>
-          <w:rFonts w:ascii="Times New Roman" w:hAnsi="Times New Roman" w:cs="Times New Roman"/>
-          <w:sz w:val="24"/>
-          <w:szCs w:val="24"/>
-        </w:rPr>
+      </w:pPr>
+      <w:r>
         <w:t xml:space="preserve">O material submetido à análise foi apreendido no contexto do procedimento policial envolvendo </w:t>
       </w:r>
       <w:r>
         <w:rPr>
-          <w:rFonts w:ascii="Times New Roman" w:hAnsi="Times New Roman" w:cs="Times New Roman"/>
           <w:b/>
           <w:bCs/>
-          <w:sz w:val="24"/>
-          <w:szCs w:val="24"/>
         </w:rPr>
         <w:t>[ENVOLVIDO] — CPF [CPF]</w:t>
       </w:r>
       <w:r>
-        <w:rPr>
-          <w:rFonts w:ascii="Times New Roman" w:hAnsi="Times New Roman" w:cs="Times New Roman"/>
-          <w:sz w:val="24"/>
-          <w:szCs w:val="24"/>
-        </w:rPr>
         <w:t xml:space="preserve">, conforme consta na requisição. Os resultados serão encaminhados à </w:t>
       </w:r>
       <w:r>
         <w:rPr>
-          <w:rFonts w:ascii="Times New Roman" w:hAnsi="Times New Roman" w:cs="Times New Roman"/>
           <w:b/>
           <w:bCs/>
-          <w:sz w:val="24"/>
-          <w:szCs w:val="24"/>
         </w:rPr>
         <w:t>SUPERITENDENCIA DE POLICIA RODOVIARIA FEDERAL – DELEGACIA DE PARNAÍBA/PI</w:t>
       </w:r>
       <w:r>
-        <w:rPr>
-          <w:rFonts w:ascii="Times New Roman" w:hAnsi="Times New Roman" w:cs="Times New Roman"/>
-          <w:sz w:val="24"/>
-          <w:szCs w:val="24"/>
-        </w:rPr>
-        <w:t xml:space="preserve"> </w:t>
-      </w:r>
-      <w:r>
-        <w:rPr>
-          <w:rFonts w:ascii="Times New Roman" w:hAnsi="Times New Roman" w:cs="Times New Roman"/>
-          <w:sz w:val="24"/>
-          <w:szCs w:val="24"/>
-        </w:rPr>
-        <w:t xml:space="preserve">para os devidos fins. </w:t>
-      </w:r>
-      <w:r>
-        <w:rPr>
-          <w:rFonts w:ascii="Times New Roman" w:eastAsia="Times New Roman" w:hAnsi="Times New Roman" w:cs="Times New Roman"/>
-          <w:sz w:val="24"/>
-          <w:szCs w:val="24"/>
-        </w:rPr>
-        <w:t xml:space="preserve">Os exames foram conduzidos, preferencialmente, seguindo a ordem cronológica das demandas do setor. </w:t>
+        <w:t xml:space="preserve"> para os devidos fins. Os exames foram conduzidos, preferencialmente, seguindo a ordem cronológica das demandas do setor. </w:t>
       </w:r>
     </w:p>
     <w:p>
@@ -482,14 +337,8 @@
     <w:p>
       <w:pPr>
         <w:pStyle w:val="Ttulo1"/>
-        <w:rPr>
-          <w:rFonts w:ascii="Times New Roman" w:hAnsi="Times New Roman" w:cs="Times New Roman"/>
-        </w:rPr>
-      </w:pPr>
-      <w:r>
-        <w:rPr>
-          <w:rFonts w:ascii="Times New Roman" w:hAnsi="Times New Roman" w:cs="Times New Roman"/>
-        </w:rPr>
+      </w:pPr>
+      <w:r>
         <w:t>1.   MATERIAL APREENDIDO</w:t>
       </w:r>
     </w:p>
@@ -497,18 +346,8 @@
       <w:pPr>
         <w:pStyle w:val="Ttulo2"/>
         <w:spacing w:before="120"/>
-        <w:rPr>
-          <w:rFonts w:ascii="Times New Roman" w:hAnsi="Times New Roman" w:cs="Times New Roman"/>
-          <w:sz w:val="24"/>
-          <w:szCs w:val="24"/>
-        </w:rPr>
-      </w:pPr>
-      <w:r>
-        <w:rPr>
-          <w:rFonts w:ascii="Times New Roman" w:hAnsi="Times New Roman" w:cs="Times New Roman"/>
-          <w:sz w:val="24"/>
-          <w:szCs w:val="24"/>
-        </w:rPr>
+      </w:pPr>
+      <w:r>
         <w:t>1.1.   Cadeia de Custódia, Identificação e Descrição do Material</w:t>
       </w:r>
     </w:p>
@@ -516,86 +355,32 @@
       <w:pPr>
         <w:pStyle w:val="SemEspaamento"/>
         <w:jc w:val="both"/>
-        <w:rPr>
-          <w:rFonts w:ascii="Times New Roman" w:hAnsi="Times New Roman" w:cs="Times New Roman"/>
-          <w:sz w:val="24"/>
-          <w:szCs w:val="24"/>
-        </w:rPr>
-      </w:pPr>
-      <w:r>
-        <w:rPr>
-          <w:rFonts w:ascii="Times New Roman" w:hAnsi="Times New Roman" w:cs="Times New Roman"/>
-          <w:sz w:val="24"/>
-          <w:szCs w:val="24"/>
-        </w:rPr>
-        <w:t xml:space="preserve">O material apreendido, proveniente da unidade policial, adentrou nesta unidade pericial, sem numeração de </w:t>
-      </w:r>
-      <w:r>
-        <w:rPr>
-          <w:rFonts w:ascii="Times New Roman" w:hAnsi="Times New Roman" w:cs="Times New Roman"/>
-          <w:sz w:val="24"/>
-          <w:szCs w:val="24"/>
-        </w:rPr>
-        <w:t>Envelope de Vestígios/Lacre</w:t>
-      </w:r>
-      <w:r>
-        <w:rPr>
-          <w:rFonts w:ascii="Times New Roman" w:hAnsi="Times New Roman" w:cs="Times New Roman"/>
-          <w:sz w:val="24"/>
-          <w:szCs w:val="24"/>
-        </w:rPr>
-        <w:t xml:space="preserve"> de entrada, no entanto, a rastreabilidade do material entre a apreensão e o recebimento nesta unidade pericial foi assegurada pelo Ofício nº</w:t>
-      </w:r>
-      <w:r>
-        <w:rPr>
-          <w:rFonts w:ascii="Times New Roman" w:hAnsi="Times New Roman" w:cs="Times New Roman"/>
-          <w:sz w:val="24"/>
-          <w:szCs w:val="24"/>
-        </w:rPr>
-        <w:t>.</w:t>
-      </w:r>
-      <w:r>
-        <w:rPr>
-          <w:rFonts w:ascii="Times New Roman" w:hAnsi="Times New Roman" w:cs="Times New Roman"/>
-          <w:sz w:val="24"/>
-          <w:szCs w:val="24"/>
-        </w:rPr>
-        <w:t xml:space="preserve"> </w:t>
-      </w:r>
-      <w:r>
-        <w:rPr>
-          <w:rFonts w:ascii="Times New Roman" w:hAnsi="Times New Roman" w:cs="Times New Roman"/>
+      </w:pPr>
+      <w:r>
+        <w:t xml:space="preserve">O material apreendido, proveniente da unidade policial, adentrou nesta unidade pericial, sem numeração de Envelope de Vestígios/Lacre de entrada, no entanto, a rastreabilidade do material entre a apreensão e o recebimento nesta unidade pericial foi assegurada pelo Ofício nº. </w:t>
+      </w:r>
+      <w:r>
+        <w:rPr>
           <w:b/>
           <w:bCs/>
-          <w:sz w:val="24"/>
-          <w:szCs w:val="24"/>
         </w:rPr>
         <w:t>[DOCUMENTO]</w:t>
       </w:r>
       <w:r>
-        <w:rPr>
-          <w:rFonts w:ascii="Times New Roman" w:hAnsi="Times New Roman" w:cs="Times New Roman"/>
-          <w:sz w:val="24"/>
-          <w:szCs w:val="24"/>
-        </w:rPr>
-        <w:t xml:space="preserve">, cujo instrumento supre funcionalmente o lacre de entrada no contexto de remessa interinstitucional, em conformidade com o art. 158-B, IV, do CPP, que admite o documento de tramitação como elemento da cadeia de custódia, sendo cadastrado no sistema AMPLO sob nº. </w:t>
-      </w:r>
-      <w:r>
-        <w:rPr>
-          <w:rFonts w:ascii="Times New Roman" w:hAnsi="Times New Roman" w:cs="Times New Roman"/>
+        <w:t xml:space="preserve">, cujo instrumento supre funcionalmente o lacre de entrada no contexto de remessa interinstitucional, em conformidade com o art. 158-B, IV, do CPP, que admite o documento de tramitação como elemento da cadeia de custódia, sendo cadastrado no sistema </w:t>
+      </w:r>
+      <w:r>
+        <w:lastRenderedPageBreak/>
+        <w:t xml:space="preserve">AMPLO sob nº. </w:t>
+      </w:r>
+      <w:r>
+        <w:rPr>
           <w:b/>
           <w:bCs/>
-          <w:sz w:val="24"/>
-          <w:szCs w:val="24"/>
         </w:rPr>
         <w:t>[AMPLO]</w:t>
       </w:r>
       <w:r>
-        <w:rPr>
-          <w:rFonts w:ascii="Times New Roman" w:hAnsi="Times New Roman" w:cs="Times New Roman"/>
-          <w:sz w:val="24"/>
-          <w:szCs w:val="24"/>
-        </w:rPr>
         <w:t>. O referido material foi encaminhado diretamente ao Setor de Química Forense para realização do exame definitivo, sem submissão a exame preliminar prévio.</w:t>
       </w:r>
     </w:p>
@@ -603,30 +388,14 @@
       <w:pPr>
         <w:spacing w:before="80" w:after="80"/>
         <w:jc w:val="both"/>
-        <w:rPr>
-          <w:rFonts w:ascii="Times New Roman" w:hAnsi="Times New Roman" w:cs="Times New Roman"/>
-          <w:sz w:val="24"/>
-          <w:szCs w:val="24"/>
-        </w:rPr>
       </w:pPr>
     </w:p>
     <w:p>
       <w:pPr>
         <w:spacing w:before="80" w:after="80"/>
         <w:jc w:val="both"/>
-        <w:rPr>
-          <w:rFonts w:ascii="Times New Roman" w:hAnsi="Times New Roman" w:cs="Times New Roman"/>
-          <w:sz w:val="24"/>
-          <w:szCs w:val="24"/>
-        </w:rPr>
-      </w:pPr>
-      <w:r>
-        <w:rPr>
-          <w:rFonts w:ascii="Times New Roman" w:hAnsi="Times New Roman" w:cs="Times New Roman"/>
-          <w:sz w:val="24"/>
-          <w:szCs w:val="24"/>
-        </w:rPr>
-        <w:lastRenderedPageBreak/>
+      </w:pPr>
+      <w:r>
         <w:t>Para a realização do exame definitivo, procedeu-se à abertura regular do envelope de vestígios, seguida de inspeção visual, contagem dos volumes, registro fotográfico, aferição de massa bruta e seleção de frações representativas para análise química. As constatações estão descritas na Tabela 1, a seguir.</w:t>
       </w:r>
     </w:p>
@@ -634,15 +403,14 @@
       <w:pPr>
         <w:jc w:val="center"/>
         <w:rPr>
-          <w:rFonts w:ascii="Times New Roman" w:hAnsi="Times New Roman" w:cs="Times New Roman"/>
-          <w:sz w:val="24"/>
-          <w:szCs w:val="24"/>
+          <w:sz w:val="22"/>
+          <w:szCs w:val="22"/>
         </w:rPr>
       </w:pPr>
     </w:p>
     <w:tbl>
       <w:tblPr>
-        <w:tblStyle w:val="TabeladeGrade4-nfase1"/>
+        <w:tblStyle w:val="TabeladeGrade4"/>
         <w:tblW w:w="9493" w:type="dxa"/>
         <w:tblLook w:val="04A0" w:firstRow="1" w:lastRow="0" w:firstColumn="1" w:lastColumn="0" w:noHBand="0" w:noVBand="1"/>
       </w:tblPr>
@@ -668,16 +436,14 @@
               <w:spacing w:before="40" w:after="40"/>
               <w:jc w:val="center"/>
               <w:rPr>
-                <w:rFonts w:ascii="Times New Roman" w:hAnsi="Times New Roman" w:cs="Times New Roman"/>
-                <w:sz w:val="20"/>
-                <w:szCs w:val="20"/>
-              </w:rPr>
-            </w:pPr>
-            <w:r>
-              <w:rPr>
-                <w:rFonts w:ascii="Times New Roman" w:hAnsi="Times New Roman" w:cs="Times New Roman"/>
-                <w:sz w:val="20"/>
-                <w:szCs w:val="20"/>
+                <w:sz w:val="22"/>
+                <w:szCs w:val="22"/>
+              </w:rPr>
+            </w:pPr>
+            <w:r>
+              <w:rPr>
+                <w:sz w:val="22"/>
+                <w:szCs w:val="22"/>
               </w:rPr>
               <w:t>Item</w:t>
             </w:r>
@@ -693,16 +459,14 @@
               <w:jc w:val="center"/>
               <w:cnfStyle w:val="100000000000" w:firstRow="1" w:lastRow="0" w:firstColumn="0" w:lastColumn="0" w:oddVBand="0" w:evenVBand="0" w:oddHBand="0" w:evenHBand="0" w:firstRowFirstColumn="0" w:firstRowLastColumn="0" w:lastRowFirstColumn="0" w:lastRowLastColumn="0"/>
               <w:rPr>
-                <w:rFonts w:ascii="Times New Roman" w:hAnsi="Times New Roman" w:cs="Times New Roman"/>
-                <w:sz w:val="20"/>
-                <w:szCs w:val="20"/>
-              </w:rPr>
-            </w:pPr>
-            <w:r>
-              <w:rPr>
-                <w:rFonts w:ascii="Times New Roman" w:hAnsi="Times New Roman" w:cs="Times New Roman"/>
-                <w:sz w:val="20"/>
-                <w:szCs w:val="20"/>
+                <w:sz w:val="22"/>
+                <w:szCs w:val="22"/>
+              </w:rPr>
+            </w:pPr>
+            <w:r>
+              <w:rPr>
+                <w:sz w:val="22"/>
+                <w:szCs w:val="22"/>
               </w:rPr>
               <w:t>Massa bruta aferida</w:t>
             </w:r>
@@ -718,18 +482,25 @@
               <w:jc w:val="center"/>
               <w:cnfStyle w:val="100000000000" w:firstRow="1" w:lastRow="0" w:firstColumn="0" w:lastColumn="0" w:oddVBand="0" w:evenVBand="0" w:oddHBand="0" w:evenHBand="0" w:firstRowFirstColumn="0" w:firstRowLastColumn="0" w:lastRowFirstColumn="0" w:lastRowLastColumn="0"/>
               <w:rPr>
-                <w:rFonts w:ascii="Times New Roman" w:hAnsi="Times New Roman" w:cs="Times New Roman"/>
-                <w:sz w:val="20"/>
-                <w:szCs w:val="20"/>
-              </w:rPr>
-            </w:pPr>
-            <w:r>
-              <w:rPr>
-                <w:rFonts w:ascii="Times New Roman" w:hAnsi="Times New Roman" w:cs="Times New Roman"/>
-                <w:sz w:val="20"/>
-                <w:szCs w:val="20"/>
-              </w:rPr>
-              <w:t>Qtd.</w:t>
+                <w:sz w:val="22"/>
+                <w:szCs w:val="22"/>
+              </w:rPr>
+            </w:pPr>
+            <w:proofErr w:type="spellStart"/>
+            <w:r>
+              <w:rPr>
+                <w:sz w:val="22"/>
+                <w:szCs w:val="22"/>
+              </w:rPr>
+              <w:t>Qtd</w:t>
+            </w:r>
+            <w:proofErr w:type="spellEnd"/>
+            <w:r>
+              <w:rPr>
+                <w:sz w:val="22"/>
+                <w:szCs w:val="22"/>
+              </w:rPr>
+              <w:t>.</w:t>
             </w:r>
           </w:p>
         </w:tc>
@@ -743,16 +514,14 @@
               <w:jc w:val="center"/>
               <w:cnfStyle w:val="100000000000" w:firstRow="1" w:lastRow="0" w:firstColumn="0" w:lastColumn="0" w:oddVBand="0" w:evenVBand="0" w:oddHBand="0" w:evenHBand="0" w:firstRowFirstColumn="0" w:firstRowLastColumn="0" w:lastRowFirstColumn="0" w:lastRowLastColumn="0"/>
               <w:rPr>
-                <w:rFonts w:ascii="Times New Roman" w:hAnsi="Times New Roman" w:cs="Times New Roman"/>
-                <w:sz w:val="20"/>
-                <w:szCs w:val="20"/>
-              </w:rPr>
-            </w:pPr>
-            <w:r>
-              <w:rPr>
-                <w:rFonts w:ascii="Times New Roman" w:hAnsi="Times New Roman" w:cs="Times New Roman"/>
-                <w:sz w:val="20"/>
-                <w:szCs w:val="20"/>
+                <w:sz w:val="22"/>
+                <w:szCs w:val="22"/>
+              </w:rPr>
+            </w:pPr>
+            <w:r>
+              <w:rPr>
+                <w:sz w:val="22"/>
+                <w:szCs w:val="22"/>
               </w:rPr>
               <w:t>Acondicionamento</w:t>
             </w:r>
@@ -768,16 +537,14 @@
               <w:jc w:val="center"/>
               <w:cnfStyle w:val="100000000000" w:firstRow="1" w:lastRow="0" w:firstColumn="0" w:lastColumn="0" w:oddVBand="0" w:evenVBand="0" w:oddHBand="0" w:evenHBand="0" w:firstRowFirstColumn="0" w:firstRowLastColumn="0" w:lastRowFirstColumn="0" w:lastRowLastColumn="0"/>
               <w:rPr>
-                <w:rFonts w:ascii="Times New Roman" w:hAnsi="Times New Roman" w:cs="Times New Roman"/>
-                <w:sz w:val="20"/>
-                <w:szCs w:val="20"/>
-              </w:rPr>
-            </w:pPr>
-            <w:r>
-              <w:rPr>
-                <w:rFonts w:ascii="Times New Roman" w:hAnsi="Times New Roman" w:cs="Times New Roman"/>
-                <w:sz w:val="20"/>
-                <w:szCs w:val="20"/>
+                <w:sz w:val="22"/>
+                <w:szCs w:val="22"/>
+              </w:rPr>
+            </w:pPr>
+            <w:r>
+              <w:rPr>
+                <w:sz w:val="22"/>
+                <w:szCs w:val="22"/>
               </w:rPr>
               <w:t>Aspectos físicos</w:t>
             </w:r>
@@ -798,16 +565,14 @@
               <w:spacing w:before="80" w:after="80"/>
               <w:jc w:val="center"/>
               <w:rPr>
-                <w:rFonts w:ascii="Times New Roman" w:hAnsi="Times New Roman" w:cs="Times New Roman"/>
-                <w:sz w:val="20"/>
-                <w:szCs w:val="20"/>
-              </w:rPr>
-            </w:pPr>
-            <w:r>
-              <w:rPr>
-                <w:rFonts w:ascii="Times New Roman" w:hAnsi="Times New Roman" w:cs="Times New Roman"/>
-                <w:sz w:val="20"/>
-                <w:szCs w:val="20"/>
+                <w:sz w:val="22"/>
+                <w:szCs w:val="22"/>
+              </w:rPr>
+            </w:pPr>
+            <w:r>
+              <w:rPr>
+                <w:sz w:val="22"/>
+                <w:szCs w:val="22"/>
               </w:rPr>
               <w:t>a.</w:t>
             </w:r>
@@ -823,44 +588,39 @@
               <w:jc w:val="center"/>
               <w:cnfStyle w:val="000000100000" w:firstRow="0" w:lastRow="0" w:firstColumn="0" w:lastColumn="0" w:oddVBand="0" w:evenVBand="0" w:oddHBand="1" w:evenHBand="0" w:firstRowFirstColumn="0" w:firstRowLastColumn="0" w:lastRowFirstColumn="0" w:lastRowLastColumn="0"/>
               <w:rPr>
-                <w:rFonts w:ascii="Times New Roman" w:hAnsi="Times New Roman" w:cs="Times New Roman"/>
-                <w:sz w:val="20"/>
-                <w:szCs w:val="20"/>
-              </w:rPr>
-            </w:pPr>
-            <w:r>
-              <w:rPr>
-                <w:rFonts w:ascii="Times New Roman" w:hAnsi="Times New Roman" w:cs="Times New Roman"/>
+                <w:sz w:val="22"/>
+                <w:szCs w:val="22"/>
+              </w:rPr>
+            </w:pPr>
+            <w:r>
+              <w:rPr>
                 <w:b/>
                 <w:bCs/>
-                <w:sz w:val="20"/>
-                <w:szCs w:val="20"/>
+                <w:sz w:val="22"/>
+                <w:szCs w:val="22"/>
               </w:rPr>
               <w:t>[MASSA_CR]0</w:t>
             </w:r>
             <w:r>
               <w:rPr>
-                <w:rFonts w:ascii="Times New Roman" w:hAnsi="Times New Roman" w:cs="Times New Roman"/>
-                <w:sz w:val="20"/>
-                <w:szCs w:val="20"/>
+                <w:sz w:val="22"/>
+                <w:szCs w:val="22"/>
               </w:rPr>
               <w:t xml:space="preserve"> g (</w:t>
             </w:r>
             <w:r>
               <w:rPr>
-                <w:rFonts w:ascii="Times New Roman" w:hAnsi="Times New Roman" w:cs="Times New Roman"/>
                 <w:i/>
                 <w:iCs/>
-                <w:sz w:val="20"/>
-                <w:szCs w:val="20"/>
+                <w:sz w:val="22"/>
+                <w:szCs w:val="22"/>
               </w:rPr>
               <w:t>[MASSA_CR_EXT]</w:t>
             </w:r>
             <w:r>
               <w:rPr>
-                <w:rFonts w:ascii="Times New Roman" w:hAnsi="Times New Roman" w:cs="Times New Roman"/>
-                <w:sz w:val="20"/>
-                <w:szCs w:val="20"/>
+                <w:sz w:val="22"/>
+                <w:szCs w:val="22"/>
               </w:rPr>
               <w:t>) massa bruta</w:t>
             </w:r>
@@ -876,16 +636,14 @@
               <w:jc w:val="center"/>
               <w:cnfStyle w:val="000000100000" w:firstRow="0" w:lastRow="0" w:firstColumn="0" w:lastColumn="0" w:oddVBand="0" w:evenVBand="0" w:oddHBand="1" w:evenHBand="0" w:firstRowFirstColumn="0" w:firstRowLastColumn="0" w:lastRowFirstColumn="0" w:lastRowLastColumn="0"/>
               <w:rPr>
-                <w:rFonts w:ascii="Times New Roman" w:hAnsi="Times New Roman" w:cs="Times New Roman"/>
-                <w:sz w:val="20"/>
-                <w:szCs w:val="20"/>
-              </w:rPr>
-            </w:pPr>
-            <w:r>
-              <w:rPr>
-                <w:rFonts w:ascii="Times New Roman" w:hAnsi="Times New Roman" w:cs="Times New Roman"/>
-                <w:sz w:val="20"/>
-                <w:szCs w:val="20"/>
+                <w:sz w:val="22"/>
+                <w:szCs w:val="22"/>
+              </w:rPr>
+            </w:pPr>
+            <w:r>
+              <w:rPr>
+                <w:sz w:val="22"/>
+                <w:szCs w:val="22"/>
               </w:rPr>
               <w:t>[QTD_CR]</w:t>
             </w:r>
@@ -901,16 +659,14 @@
               <w:jc w:val="center"/>
               <w:cnfStyle w:val="000000100000" w:firstRow="0" w:lastRow="0" w:firstColumn="0" w:lastColumn="0" w:oddVBand="0" w:evenVBand="0" w:oddHBand="1" w:evenHBand="0" w:firstRowFirstColumn="0" w:firstRowLastColumn="0" w:lastRowFirstColumn="0" w:lastRowLastColumn="0"/>
               <w:rPr>
-                <w:rFonts w:ascii="Times New Roman" w:hAnsi="Times New Roman" w:cs="Times New Roman"/>
-                <w:sz w:val="20"/>
-                <w:szCs w:val="20"/>
-              </w:rPr>
-            </w:pPr>
-            <w:r>
-              <w:rPr>
-                <w:rFonts w:ascii="Times New Roman" w:hAnsi="Times New Roman" w:cs="Times New Roman"/>
-                <w:sz w:val="20"/>
-                <w:szCs w:val="20"/>
+                <w:sz w:val="22"/>
+                <w:szCs w:val="22"/>
+              </w:rPr>
+            </w:pPr>
+            <w:r>
+              <w:rPr>
+                <w:sz w:val="22"/>
+                <w:szCs w:val="22"/>
               </w:rPr>
               <w:t>Invólucros plásticos e de papel alumínio</w:t>
             </w:r>
@@ -926,16 +682,14 @@
               <w:jc w:val="center"/>
               <w:cnfStyle w:val="000000100000" w:firstRow="0" w:lastRow="0" w:firstColumn="0" w:lastColumn="0" w:oddVBand="0" w:evenVBand="0" w:oddHBand="1" w:evenHBand="0" w:firstRowFirstColumn="0" w:firstRowLastColumn="0" w:lastRowFirstColumn="0" w:lastRowLastColumn="0"/>
               <w:rPr>
-                <w:rFonts w:ascii="Times New Roman" w:hAnsi="Times New Roman" w:cs="Times New Roman"/>
-                <w:sz w:val="20"/>
-                <w:szCs w:val="20"/>
-              </w:rPr>
-            </w:pPr>
-            <w:r>
-              <w:rPr>
-                <w:rFonts w:ascii="Times New Roman" w:hAnsi="Times New Roman" w:cs="Times New Roman"/>
-                <w:sz w:val="20"/>
-                <w:szCs w:val="20"/>
+                <w:sz w:val="22"/>
+                <w:szCs w:val="22"/>
+              </w:rPr>
+            </w:pPr>
+            <w:r>
+              <w:rPr>
+                <w:sz w:val="22"/>
+                <w:szCs w:val="22"/>
               </w:rPr>
               <w:t>Substância sólida de coloração amarela, superfície irregular, aspecto pétreo, odor característico.</w:t>
             </w:r>
@@ -947,38 +701,34 @@
       <w:pPr>
         <w:spacing w:before="80" w:after="80"/>
         <w:rPr>
-          <w:rFonts w:ascii="Times New Roman" w:hAnsi="Times New Roman" w:cs="Times New Roman"/>
           <w:i/>
           <w:iCs/>
-          <w:sz w:val="20"/>
-          <w:szCs w:val="20"/>
+          <w:sz w:val="22"/>
+          <w:szCs w:val="22"/>
         </w:rPr>
       </w:pPr>
       <w:r>
         <w:rPr>
           <w:rStyle w:val="Forte"/>
-          <w:rFonts w:ascii="Times New Roman" w:hAnsi="Times New Roman" w:cs="Times New Roman"/>
-          <w:sz w:val="20"/>
-          <w:szCs w:val="20"/>
+          <w:sz w:val="22"/>
+          <w:szCs w:val="22"/>
         </w:rPr>
         <w:t>Tabela 1</w:t>
       </w:r>
       <w:r>
         <w:rPr>
           <w:rStyle w:val="Forte"/>
-          <w:rFonts w:ascii="Times New Roman" w:hAnsi="Times New Roman" w:cs="Times New Roman"/>
           <w:i/>
-          <w:sz w:val="20"/>
-          <w:szCs w:val="20"/>
+          <w:sz w:val="22"/>
+          <w:szCs w:val="22"/>
         </w:rPr>
         <w:t>.</w:t>
       </w:r>
       <w:r>
         <w:rPr>
-          <w:rFonts w:ascii="Times New Roman" w:hAnsi="Times New Roman" w:cs="Times New Roman"/>
           <w:i/>
-          <w:sz w:val="20"/>
-          <w:szCs w:val="20"/>
+          <w:sz w:val="22"/>
+          <w:szCs w:val="22"/>
         </w:rPr>
         <w:t xml:space="preserve"> Identificação e descrição do material submetido a análise definitiva.</w:t>
       </w:r>
@@ -987,9 +737,8 @@
       <w:pPr>
         <w:spacing w:before="80" w:after="80"/>
         <w:rPr>
-          <w:rFonts w:ascii="Times New Roman" w:hAnsi="Times New Roman" w:cs="Times New Roman"/>
-          <w:sz w:val="20"/>
-          <w:szCs w:val="20"/>
+          <w:sz w:val="22"/>
+          <w:szCs w:val="22"/>
         </w:rPr>
       </w:pPr>
     </w:p>
@@ -998,165 +747,53 @@
         <w:spacing w:before="80" w:after="80"/>
         <w:jc w:val="center"/>
         <w:rPr>
-          <w:rFonts w:ascii="Times New Roman" w:hAnsi="Times New Roman" w:cs="Times New Roman"/>
+          <w:sz w:val="22"/>
+          <w:szCs w:val="22"/>
+        </w:rPr>
+      </w:pPr>
+      <w:r>
+        <w:rPr>
+          <w:rStyle w:val="Forte"/>
+          <w:sz w:val="22"/>
+          <w:szCs w:val="22"/>
+        </w:rPr>
+        <w:t>Figura 1</w:t>
+      </w:r>
+      <w:r>
+        <w:rPr>
+          <w:rStyle w:val="Forte"/>
           <w:i/>
-          <w:iCs/>
-        </w:rPr>
-      </w:pPr>
-      <w:r>
-        <w:rPr>
-          <w:rFonts w:ascii="Times New Roman" w:hAnsi="Times New Roman" w:cs="Times New Roman"/>
+          <w:sz w:val="22"/>
+          <w:szCs w:val="22"/>
+        </w:rPr>
+        <w:t>.</w:t>
+      </w:r>
+      <w:r>
+        <w:rPr>
           <w:i/>
-          <w:iCs/>
-          <w:noProof/>
-        </w:rPr>
-        <w:drawing>
-          <wp:inline distT="0" distB="0" distL="0" distR="0" wp14:anchorId="5F853967" wp14:editId="1580BEF0">
-            <wp:extent cx="5909310" cy="3594157"/>
-            <wp:effectExtent l="19050" t="19050" r="15240" b="25400"/>
-            <wp:docPr id="4" name="Imagem 4"/>
-            <wp:cNvGraphicFramePr>
-              <a:graphicFrameLocks xmlns:a="http://schemas.openxmlformats.org/drawingml/2006/main" noChangeAspect="1"/>
-            </wp:cNvGraphicFramePr>
-            <a:graphic xmlns:a="http://schemas.openxmlformats.org/drawingml/2006/main">
-              <a:graphicData uri="http://schemas.openxmlformats.org/drawingml/2006/picture">
-                <pic:pic xmlns:pic="http://schemas.openxmlformats.org/drawingml/2006/picture">
-                  <pic:nvPicPr>
-                    <pic:cNvPr id="1" name=""/>
-                    <pic:cNvPicPr/>
-                  </pic:nvPicPr>
-                  <pic:blipFill rotWithShape="1">
-                    <a:blip r:embed="rId7"/>
-                    <a:srcRect t="2103"/>
-                    <a:stretch/>
-                  </pic:blipFill>
-                  <pic:spPr bwMode="auto">
-                    <a:xfrm>
-                      <a:off x="0" y="0"/>
-                      <a:ext cx="5915356" cy="3597834"/>
-                    </a:xfrm>
-                    <a:prstGeom prst="rect">
-                      <a:avLst/>
-                    </a:prstGeom>
-                    <a:ln>
-                      <a:solidFill>
-                        <a:schemeClr val="accent5">
-                          <a:lumMod val="20000"/>
-                          <a:lumOff val="80000"/>
-                        </a:schemeClr>
-                      </a:solidFill>
-                    </a:ln>
-                    <a:extLst>
-                      <a:ext uri="{53640926-AAD7-44D8-BBD7-CCE9431645EC}">
-                        <a14:shadowObscured xmlns:a14="http://schemas.microsoft.com/office/drawing/2010/main"/>
-                      </a:ext>
-                    </a:extLst>
-                  </pic:spPr>
-                </pic:pic>
-              </a:graphicData>
-            </a:graphic>
-          </wp:inline>
-        </w:drawing>
-      </w:r>
-    </w:p>
-    <w:p>
-      <w:pPr>
-        <w:spacing w:before="80" w:after="80"/>
-        <w:jc w:val="center"/>
-        <w:rPr>
-          <w:rFonts w:ascii="Times New Roman" w:hAnsi="Times New Roman" w:cs="Times New Roman"/>
-          <w:sz w:val="20"/>
-          <w:szCs w:val="20"/>
-        </w:rPr>
-      </w:pPr>
-      <w:r>
-        <w:rPr>
-          <w:rStyle w:val="Forte"/>
-          <w:rFonts w:ascii="Times New Roman" w:hAnsi="Times New Roman" w:cs="Times New Roman"/>
-          <w:sz w:val="20"/>
-          <w:szCs w:val="20"/>
-        </w:rPr>
-        <w:t>Figura 1</w:t>
-      </w:r>
-      <w:r>
-        <w:rPr>
-          <w:rStyle w:val="Forte"/>
-          <w:rFonts w:ascii="Times New Roman" w:hAnsi="Times New Roman" w:cs="Times New Roman"/>
-          <w:i/>
-          <w:sz w:val="20"/>
-          <w:szCs w:val="20"/>
-        </w:rPr>
-        <w:t>.</w:t>
-      </w:r>
-      <w:r>
-        <w:rPr>
-          <w:rFonts w:ascii="Times New Roman" w:hAnsi="Times New Roman" w:cs="Times New Roman"/>
-          <w:i/>
-          <w:sz w:val="20"/>
-          <w:szCs w:val="20"/>
+          <w:sz w:val="22"/>
+          <w:szCs w:val="22"/>
         </w:rPr>
         <w:t xml:space="preserve"> Vista geral do material encaminhado a exame. Material custodiado provisoriamente no LAB-NRPC/PHB.</w:t>
       </w:r>
     </w:p>
-    <w:p>
-      <w:pPr>
-        <w:rPr>
-          <w:rFonts w:ascii="Times New Roman" w:hAnsi="Times New Roman" w:cs="Times New Roman"/>
-          <w:sz w:val="24"/>
-          <w:szCs w:val="24"/>
-        </w:rPr>
-      </w:pPr>
-    </w:p>
+    <w:p/>
     <w:p>
       <w:pPr>
         <w:spacing w:before="80" w:after="80"/>
         <w:jc w:val="both"/>
-        <w:rPr>
-          <w:rFonts w:ascii="Times New Roman" w:hAnsi="Times New Roman" w:cs="Times New Roman"/>
-          <w:sz w:val="24"/>
-          <w:szCs w:val="24"/>
-        </w:rPr>
-      </w:pPr>
-      <w:r>
-        <w:rPr>
-          <w:rFonts w:ascii="Times New Roman" w:hAnsi="Times New Roman" w:cs="Times New Roman"/>
-          <w:sz w:val="24"/>
-          <w:szCs w:val="24"/>
-        </w:rPr>
-        <w:t>O material apreendido permaneceu custodiado neste laboratório até a conclusão deste laudo, momento em que foi reacondicionado em Envelope de Vestígios/Lacre nº</w:t>
-      </w:r>
-      <w:r>
-        <w:rPr>
-          <w:rFonts w:ascii="Times New Roman" w:hAnsi="Times New Roman" w:cs="Times New Roman"/>
-          <w:sz w:val="24"/>
-          <w:szCs w:val="24"/>
-        </w:rPr>
-        <w:t>.</w:t>
-      </w:r>
-      <w:r>
-        <w:rPr>
-          <w:rFonts w:ascii="Times New Roman" w:hAnsi="Times New Roman" w:cs="Times New Roman"/>
-          <w:sz w:val="24"/>
-          <w:szCs w:val="24"/>
-        </w:rPr>
-        <w:t xml:space="preserve"> </w:t>
-      </w:r>
-      <w:r>
-        <w:rPr>
-          <w:rFonts w:ascii="Times New Roman" w:hAnsi="Times New Roman" w:cs="Times New Roman"/>
+      </w:pPr>
+      <w:r>
+        <w:t xml:space="preserve">O material apreendido permaneceu custodiado neste laboratório até a conclusão deste laudo, momento em que foi reacondicionado em Envelope de Vestígios/Lacre nº. </w:t>
+      </w:r>
+      <w:r>
+        <w:rPr>
           <w:b/>
           <w:bCs/>
-          <w:sz w:val="24"/>
-          <w:szCs w:val="24"/>
         </w:rPr>
         <w:t>[ENV_POS_DEF]</w:t>
       </w:r>
       <w:r>
-        <w:rPr>
-          <w:rFonts w:ascii="Times New Roman" w:hAnsi="Times New Roman" w:cs="Times New Roman"/>
-          <w:sz w:val="24"/>
-          <w:szCs w:val="24"/>
-        </w:rPr>
         <w:t xml:space="preserve"> após análise definitiva e remetido ao protocolo para devolução à autoridade solicitante.</w:t>
       </w:r>
     </w:p>
@@ -1169,104 +806,54 @@
       <w:pPr>
         <w:spacing w:before="80" w:after="80"/>
         <w:jc w:val="both"/>
-        <w:rPr>
-          <w:rFonts w:ascii="Times New Roman" w:hAnsi="Times New Roman" w:cs="Times New Roman"/>
-          <w:sz w:val="24"/>
-          <w:szCs w:val="24"/>
-        </w:rPr>
-      </w:pPr>
-      <w:r>
-        <w:rPr>
-          <w:rFonts w:ascii="Times New Roman" w:hAnsi="Times New Roman" w:cs="Times New Roman"/>
-          <w:sz w:val="24"/>
-          <w:szCs w:val="24"/>
-        </w:rPr>
-        <w:t>Ressalta-se que do referido material foram retiradas frações representativas de cada item — analisadas individualmente. Das frações examinadas foram ainda separadas amostras para constituição de contraprova, mantidas sob custódia nesta unidade pericial, acondicionadas sob nº</w:t>
-      </w:r>
-      <w:r>
-        <w:rPr>
-          <w:rFonts w:ascii="Times New Roman" w:hAnsi="Times New Roman" w:cs="Times New Roman"/>
-          <w:sz w:val="24"/>
-          <w:szCs w:val="24"/>
-        </w:rPr>
-        <w:t>.</w:t>
-      </w:r>
-      <w:r>
-        <w:rPr>
-          <w:rFonts w:ascii="Times New Roman" w:hAnsi="Times New Roman" w:cs="Times New Roman"/>
-          <w:sz w:val="24"/>
-          <w:szCs w:val="24"/>
-        </w:rPr>
-        <w:t xml:space="preserve"> </w:t>
-      </w:r>
-      <w:r>
-        <w:rPr>
-          <w:rFonts w:ascii="Times New Roman" w:hAnsi="Times New Roman" w:cs="Times New Roman"/>
+      </w:pPr>
+      <w:r>
+        <w:t xml:space="preserve">Ressalta-se que do referido material foram retiradas frações representativas de cada item — analisadas individualmente. Das frações examinadas foram ainda separadas amostras para constituição de contraprova, mantidas sob custódia nesta unidade pericial, acondicionadas sob nº. </w:t>
+      </w:r>
+      <w:r>
+        <w:rPr>
           <w:b/>
           <w:bCs/>
-          <w:sz w:val="24"/>
-          <w:szCs w:val="24"/>
         </w:rPr>
         <w:t>[CP_AMPLO]</w:t>
       </w:r>
       <w:r>
-        <w:rPr>
-          <w:rFonts w:ascii="Times New Roman" w:hAnsi="Times New Roman" w:cs="Times New Roman"/>
-          <w:sz w:val="24"/>
-          <w:szCs w:val="24"/>
-        </w:rPr>
         <w:t xml:space="preserve"> em Envelope de Vestígios/Lacre ref. </w:t>
       </w:r>
       <w:r>
         <w:rPr>
-          <w:rFonts w:ascii="Times New Roman" w:hAnsi="Times New Roman" w:cs="Times New Roman"/>
           <w:b/>
           <w:bCs/>
-          <w:sz w:val="24"/>
-          <w:szCs w:val="24"/>
-        </w:rPr>
-        <w:t>[MÊS_CP]/[ANO_CP]</w:t>
-      </w:r>
-      <w:r>
-        <w:rPr>
-          <w:rFonts w:ascii="Times New Roman" w:hAnsi="Times New Roman" w:cs="Times New Roman"/>
-          <w:sz w:val="24"/>
-          <w:szCs w:val="24"/>
-        </w:rPr>
-        <w:t xml:space="preserve"> nº</w:t>
-      </w:r>
-      <w:r>
-        <w:rPr>
-          <w:rFonts w:ascii="Times New Roman" w:hAnsi="Times New Roman" w:cs="Times New Roman"/>
-          <w:sz w:val="24"/>
-          <w:szCs w:val="24"/>
-        </w:rPr>
-        <w:t>.</w:t>
-      </w:r>
-      <w:r>
-        <w:rPr>
-          <w:rFonts w:ascii="Times New Roman" w:hAnsi="Times New Roman" w:cs="Times New Roman"/>
-          <w:sz w:val="24"/>
-          <w:szCs w:val="24"/>
-        </w:rPr>
-        <w:t xml:space="preserve"> </w:t>
-      </w:r>
-      <w:r>
-        <w:rPr>
-          <w:rFonts w:ascii="Times New Roman" w:hAnsi="Times New Roman" w:cs="Times New Roman"/>
+        </w:rPr>
+        <w:t>[MÊS_</w:t>
+      </w:r>
+      <w:proofErr w:type="gramStart"/>
+      <w:r>
+        <w:rPr>
           <w:b/>
           <w:bCs/>
-          <w:sz w:val="24"/>
-          <w:szCs w:val="24"/>
+        </w:rPr>
+        <w:t>CP]/</w:t>
+      </w:r>
+      <w:proofErr w:type="gramEnd"/>
+      <w:r>
+        <w:rPr>
+          <w:b/>
+          <w:bCs/>
+        </w:rPr>
+        <w:t>[ANO_CP]</w:t>
+      </w:r>
+      <w:r>
+        <w:t xml:space="preserve"> nº. </w:t>
+      </w:r>
+      <w:r>
+        <w:rPr>
+          <w:b/>
+          <w:bCs/>
         </w:rPr>
         <w:t>[ENV_CP]</w:t>
       </w:r>
       <w:r>
-        <w:rPr>
-          <w:rFonts w:ascii="Times New Roman" w:hAnsi="Times New Roman" w:cs="Times New Roman"/>
-          <w:sz w:val="24"/>
-          <w:szCs w:val="24"/>
-        </w:rPr>
         <w:t>.</w:t>
       </w:r>
     </w:p>
@@ -1278,14 +865,8 @@
     <w:p>
       <w:pPr>
         <w:pStyle w:val="Ttulo1"/>
-        <w:rPr>
-          <w:rFonts w:ascii="Times New Roman" w:hAnsi="Times New Roman" w:cs="Times New Roman"/>
-        </w:rPr>
-      </w:pPr>
-      <w:r>
-        <w:rPr>
-          <w:rFonts w:ascii="Times New Roman" w:hAnsi="Times New Roman" w:cs="Times New Roman"/>
-        </w:rPr>
+      </w:pPr>
+      <w:r>
         <w:t>2.   EXAMES REALIZADOS</w:t>
       </w:r>
     </w:p>
@@ -1293,18 +874,8 @@
       <w:pPr>
         <w:pStyle w:val="Ttulo2"/>
         <w:spacing w:before="120"/>
-        <w:rPr>
-          <w:rFonts w:ascii="Times New Roman" w:hAnsi="Times New Roman" w:cs="Times New Roman"/>
-          <w:sz w:val="24"/>
-          <w:szCs w:val="24"/>
-        </w:rPr>
-      </w:pPr>
-      <w:r>
-        <w:rPr>
-          <w:rFonts w:ascii="Times New Roman" w:hAnsi="Times New Roman" w:cs="Times New Roman"/>
-          <w:sz w:val="24"/>
-          <w:szCs w:val="24"/>
-        </w:rPr>
+      </w:pPr>
+      <w:r>
         <w:t>2.1.   Controles Analíticos de Qualidade</w:t>
       </w:r>
     </w:p>
@@ -1312,96 +883,105 @@
       <w:pPr>
         <w:spacing w:before="80" w:after="80"/>
         <w:jc w:val="both"/>
-        <w:rPr>
-          <w:rFonts w:ascii="Times New Roman" w:hAnsi="Times New Roman" w:cs="Times New Roman"/>
-          <w:sz w:val="24"/>
-          <w:szCs w:val="24"/>
-        </w:rPr>
-      </w:pPr>
-      <w:r>
-        <w:rPr>
-          <w:rFonts w:ascii="Times New Roman" w:hAnsi="Times New Roman" w:cs="Times New Roman"/>
-          <w:sz w:val="24"/>
-          <w:szCs w:val="24"/>
-        </w:rPr>
-        <w:t xml:space="preserve">Para assegurar validade, rastreabilidade metrológica e reprodutibilidade dos resultados, foram adotados controles analíticos, conforme POP-QF-PHB-002 (V 2.0, 08/06/2026). O espectrômetro Bruker Alpha II (nº de série [BRUKER_SN]) foi submetido ao Protocolo de Qualificação de Desempenho (OVP — Operational Verification Protocol / PQ Test, Bruker Optik GmbH) em [OVP_DATA] às [OVP_HORA] (GMT-3), validade até [OVP_VALIDADE_DATA] às [OVP_VALIDADE_HORA] (GMT-3), com resultado geral </w:t>
-      </w:r>
-      <w:r>
-        <w:rPr>
-          <w:rFonts w:ascii="Times New Roman" w:hAnsi="Times New Roman" w:cs="Times New Roman"/>
+      </w:pPr>
+      <w:r>
+        <w:t xml:space="preserve">Para assegurar validade, rastreabilidade metrológica e reprodutibilidade dos resultados, foram adotados controles analíticos, conforme POP-QF-PHB-002 (V 2.0, 08/06/2026). O espectrômetro </w:t>
+      </w:r>
+      <w:proofErr w:type="spellStart"/>
+      <w:r>
+        <w:t>Bruker</w:t>
+      </w:r>
+      <w:proofErr w:type="spellEnd"/>
+      <w:r>
+        <w:t xml:space="preserve"> Alpha II (nº de série [BRUKER_SN]) foi submetido ao Protocolo de Qualificação de Desempenho (OVP — </w:t>
+      </w:r>
+      <w:proofErr w:type="spellStart"/>
+      <w:r>
+        <w:t>Operational</w:t>
+      </w:r>
+      <w:proofErr w:type="spellEnd"/>
+      <w:r>
+        <w:t xml:space="preserve"> </w:t>
+      </w:r>
+      <w:proofErr w:type="spellStart"/>
+      <w:r>
+        <w:t>Verification</w:t>
+      </w:r>
+      <w:proofErr w:type="spellEnd"/>
+      <w:r>
+        <w:t xml:space="preserve"> </w:t>
+      </w:r>
+      <w:proofErr w:type="spellStart"/>
+      <w:r>
+        <w:t>Protocol</w:t>
+      </w:r>
+      <w:proofErr w:type="spellEnd"/>
+      <w:r>
+        <w:t xml:space="preserve"> / PQ Test, </w:t>
+      </w:r>
+      <w:proofErr w:type="spellStart"/>
+      <w:r>
+        <w:t>Bruker</w:t>
+      </w:r>
+      <w:proofErr w:type="spellEnd"/>
+      <w:r>
+        <w:t xml:space="preserve"> </w:t>
+      </w:r>
+      <w:proofErr w:type="spellStart"/>
+      <w:r>
+        <w:t>Optik</w:t>
+      </w:r>
+      <w:proofErr w:type="spellEnd"/>
+      <w:r>
+        <w:t xml:space="preserve"> GmbH) em [OVP_DATA] às [OVP_HORA] (GMT-3), validade até [OVP_VALIDADE_DATA] às [OVP_VALIDADE_HORA] (GMT-3), com resultado geral </w:t>
+      </w:r>
+      <w:r>
+        <w:rPr>
           <w:b/>
-          <w:sz w:val="24"/>
-          <w:szCs w:val="24"/>
         </w:rPr>
         <w:t>PASSED</w:t>
       </w:r>
       <w:r>
-        <w:rPr>
-          <w:rFonts w:ascii="Times New Roman" w:hAnsi="Times New Roman" w:cs="Times New Roman"/>
-          <w:sz w:val="24"/>
-          <w:szCs w:val="24"/>
-        </w:rPr>
-        <w:t xml:space="preserve"> em todos os testes </w:t>
-      </w:r>
-      <w:r>
-        <w:rPr>
-          <w:rFonts w:ascii="Times New Roman" w:hAnsi="Times New Roman" w:cs="Times New Roman"/>
-          <w:sz w:val="24"/>
-          <w:szCs w:val="24"/>
-        </w:rPr>
-        <w:lastRenderedPageBreak/>
-        <w:t>obrigatórios: (</w:t>
-      </w:r>
-      <w:r>
-        <w:rPr>
-          <w:rFonts w:ascii="Times New Roman" w:hAnsi="Times New Roman" w:cs="Times New Roman"/>
+        <w:t xml:space="preserve"> em todos os testes obrigatórios: (</w:t>
+      </w:r>
+      <w:r>
+        <w:rPr>
           <w:b/>
-          <w:sz w:val="24"/>
-          <w:szCs w:val="24"/>
         </w:rPr>
         <w:t>i</w:t>
       </w:r>
       <w:r>
-        <w:rPr>
-          <w:rFonts w:ascii="Times New Roman" w:hAnsi="Times New Roman" w:cs="Times New Roman"/>
-          <w:sz w:val="24"/>
-          <w:szCs w:val="24"/>
-        </w:rPr>
         <w:t>) Relação Sinal/Ruído (S/N) medida: [OVP_SN_VALUE] (mínimo exigido: 150); (</w:t>
       </w:r>
-      <w:r>
-        <w:rPr>
-          <w:rFonts w:ascii="Times New Roman" w:hAnsi="Times New Roman" w:cs="Times New Roman"/>
+      <w:proofErr w:type="spellStart"/>
+      <w:r>
+        <w:rPr>
           <w:b/>
-          <w:sz w:val="24"/>
-          <w:szCs w:val="24"/>
         </w:rPr>
         <w:t>ii</w:t>
       </w:r>
-      <w:r>
-        <w:rPr>
-          <w:rFonts w:ascii="Times New Roman" w:hAnsi="Times New Roman" w:cs="Times New Roman"/>
-          <w:sz w:val="24"/>
-          <w:szCs w:val="24"/>
-        </w:rPr>
+      <w:proofErr w:type="spellEnd"/>
+      <w:r>
         <w:t>) Desvio máximo da linha 100%: [OVP_BASELINE_DEV] (máximo admissível: 2,0%); (</w:t>
       </w:r>
-      <w:r>
-        <w:rPr>
-          <w:rFonts w:ascii="Times New Roman" w:hAnsi="Times New Roman" w:cs="Times New Roman"/>
+      <w:proofErr w:type="spellStart"/>
+      <w:r>
+        <w:rPr>
           <w:b/>
-          <w:sz w:val="24"/>
-          <w:szCs w:val="24"/>
         </w:rPr>
         <w:t>iii</w:t>
       </w:r>
-      <w:r>
-        <w:rPr>
-          <w:rFonts w:ascii="Times New Roman" w:hAnsi="Times New Roman" w:cs="Times New Roman"/>
-          <w:sz w:val="24"/>
-          <w:szCs w:val="24"/>
-        </w:rPr>
-        <w:t>) Exatidão de número de onda verificada com poliestireno padrão: desvio medido de [OVP_WAVENUMBER_DEV] (máximo admissível: ±0,50 cm⁻¹). A medição do(s) item(ns) está compreendida dentro da janela de validade deste protocolo. Os resultados atestam plena conformidade instrumental à época da realização dos exames.</w:t>
+      <w:proofErr w:type="spellEnd"/>
+      <w:r>
+        <w:t>) Exatidão de número de onda verificada com poliestireno padrão: desvio medido de [OVP_WAVENUMBER_DEV] (máximo admissível: ±0,50 cm⁻¹). A medição do(s) item(</w:t>
+      </w:r>
+      <w:proofErr w:type="spellStart"/>
+      <w:r>
+        <w:t>ns</w:t>
+      </w:r>
+      <w:proofErr w:type="spellEnd"/>
+      <w:r>
+        <w:t>) está compreendida dentro da janela de validade deste protocolo. Os resultados atestam plena conformidade instrumental à época da realização dos exames.</w:t>
       </w:r>
     </w:p>
     <w:p>
@@ -1413,18 +993,8 @@
       <w:pPr>
         <w:pStyle w:val="Ttulo2"/>
         <w:spacing w:before="120"/>
-        <w:rPr>
-          <w:rFonts w:ascii="Times New Roman" w:hAnsi="Times New Roman" w:cs="Times New Roman"/>
-          <w:sz w:val="24"/>
-          <w:szCs w:val="24"/>
-        </w:rPr>
-      </w:pPr>
-      <w:r>
-        <w:rPr>
-          <w:rFonts w:ascii="Times New Roman" w:hAnsi="Times New Roman" w:cs="Times New Roman"/>
-          <w:sz w:val="24"/>
-          <w:szCs w:val="24"/>
-        </w:rPr>
+      </w:pPr>
+      <w:r>
         <w:t>2.2.   Exame Macroscópico</w:t>
       </w:r>
     </w:p>
@@ -1432,18 +1002,8 @@
       <w:pPr>
         <w:spacing w:before="80" w:after="80"/>
         <w:jc w:val="both"/>
-        <w:rPr>
-          <w:rFonts w:ascii="Times New Roman" w:hAnsi="Times New Roman" w:cs="Times New Roman"/>
-          <w:sz w:val="24"/>
-          <w:szCs w:val="24"/>
-        </w:rPr>
-      </w:pPr>
-      <w:r>
-        <w:rPr>
-          <w:rFonts w:ascii="Times New Roman" w:hAnsi="Times New Roman" w:cs="Times New Roman"/>
-          <w:sz w:val="24"/>
-          <w:szCs w:val="24"/>
-        </w:rPr>
+      </w:pPr>
+      <w:r>
         <w:t>Inspeção visual direta de todos os itens, com avaliação de coloração, morfologia, textura, acondicionamento e odor.</w:t>
       </w:r>
     </w:p>
@@ -1456,18 +1016,9 @@
       <w:pPr>
         <w:pStyle w:val="Ttulo2"/>
         <w:spacing w:before="120"/>
-        <w:rPr>
-          <w:rFonts w:ascii="Times New Roman" w:hAnsi="Times New Roman" w:cs="Times New Roman"/>
-          <w:sz w:val="24"/>
-          <w:szCs w:val="24"/>
-        </w:rPr>
-      </w:pPr>
-      <w:r>
-        <w:rPr>
-          <w:rFonts w:ascii="Times New Roman" w:hAnsi="Times New Roman" w:cs="Times New Roman"/>
-          <w:sz w:val="24"/>
-          <w:szCs w:val="24"/>
-        </w:rPr>
+      </w:pPr>
+      <w:r>
+        <w:lastRenderedPageBreak/>
         <w:t>2.3.   Ensaio Colorimétrico Presuntivo — Teste de Scott Modificado</w:t>
       </w:r>
     </w:p>
@@ -1475,44 +1026,39 @@
       <w:pPr>
         <w:spacing w:before="80" w:after="80"/>
         <w:jc w:val="both"/>
-        <w:rPr>
-          <w:rFonts w:ascii="Times New Roman" w:hAnsi="Times New Roman" w:cs="Times New Roman"/>
-          <w:sz w:val="24"/>
-          <w:szCs w:val="24"/>
-        </w:rPr>
-      </w:pPr>
-      <w:r>
-        <w:rPr>
-          <w:rFonts w:ascii="Times New Roman" w:hAnsi="Times New Roman" w:cs="Times New Roman"/>
-          <w:sz w:val="24"/>
-          <w:szCs w:val="24"/>
-        </w:rPr>
+      </w:pPr>
+      <w:r>
         <w:t>Frações representativas foram individualmente submetidas ao ensaio de Scott modificado (</w:t>
       </w:r>
       <w:r>
         <w:rPr>
-          <w:rFonts w:ascii="Times New Roman" w:hAnsi="Times New Roman" w:cs="Times New Roman"/>
           <w:b/>
           <w:bCs/>
-          <w:sz w:val="24"/>
-          <w:szCs w:val="24"/>
         </w:rPr>
         <w:t>Categoria C — SWGDRUG Rev. 8.1, 2022</w:t>
       </w:r>
       <w:r>
-        <w:rPr>
-          <w:rFonts w:ascii="Times New Roman" w:hAnsi="Times New Roman" w:cs="Times New Roman"/>
-          <w:sz w:val="24"/>
-          <w:szCs w:val="24"/>
-        </w:rPr>
-        <w:t>), teste colorimétrico de orientação empregado na triagem de alcaloides tropânicos, notadamente cocaína e substâncias correlatas. O método baseia-se na reação entre a amina terciária e solução de tiocianato de cobalto (II) [Co(SCN)₂], com formação de complexo azul característico.</w:t>
+        <w:t xml:space="preserve">), teste colorimétrico de orientação empregado na triagem de alcaloides </w:t>
+      </w:r>
+      <w:proofErr w:type="spellStart"/>
+      <w:r>
+        <w:t>tropânicos</w:t>
+      </w:r>
+      <w:proofErr w:type="spellEnd"/>
+      <w:r>
+        <w:t>, notadamente cocaína e substâncias correlatas. O método baseia-se na reação entre a amina terciária e solução de tiocianato de cobalto (II) [</w:t>
+      </w:r>
+      <w:proofErr w:type="gramStart"/>
+      <w:r>
+        <w:t>Co(</w:t>
+      </w:r>
+      <w:proofErr w:type="gramEnd"/>
+      <w:r>
+        <w:t>SCN)₂], com formação de complexo azul característico.</w:t>
       </w:r>
       <w:r>
         <w:rPr>
           <w:rStyle w:val="Refdenotaderodap"/>
-          <w:rFonts w:ascii="Times New Roman" w:hAnsi="Times New Roman" w:cs="Times New Roman"/>
-          <w:sz w:val="24"/>
-          <w:szCs w:val="24"/>
         </w:rPr>
         <w:footnoteReference w:id="2"/>
       </w:r>
@@ -1521,109 +1067,123 @@
       <w:pPr>
         <w:spacing w:before="80" w:after="80"/>
         <w:jc w:val="both"/>
-        <w:rPr>
-          <w:rFonts w:ascii="Times New Roman" w:hAnsi="Times New Roman" w:cs="Times New Roman"/>
-          <w:sz w:val="24"/>
-          <w:szCs w:val="24"/>
-        </w:rPr>
-      </w:pPr>
-      <w:r>
-        <w:rPr>
-          <w:rFonts w:ascii="Times New Roman" w:hAnsi="Times New Roman" w:cs="Times New Roman"/>
+      </w:pPr>
+      <w:r>
+        <w:rPr>
           <w:b/>
           <w:bCs/>
-          <w:sz w:val="24"/>
-          <w:szCs w:val="24"/>
         </w:rPr>
         <w:t>Reagentes utilizados:</w:t>
       </w:r>
       <w:r>
-        <w:rPr>
-          <w:rFonts w:ascii="Times New Roman" w:hAnsi="Times New Roman" w:cs="Times New Roman"/>
-          <w:sz w:val="24"/>
-          <w:szCs w:val="24"/>
-        </w:rPr>
-        <w:t xml:space="preserve"> Co(SCN)₂ (solução 1% aquosa); HCl (10%); CHCl₃ (p.a.).</w:t>
+        <w:t xml:space="preserve"> </w:t>
+      </w:r>
+      <w:proofErr w:type="gramStart"/>
+      <w:r>
+        <w:t>Co(</w:t>
+      </w:r>
+      <w:proofErr w:type="gramEnd"/>
+      <w:r>
+        <w:t xml:space="preserve">SCN)₂ (solução 1% aquosa); </w:t>
+      </w:r>
+      <w:proofErr w:type="spellStart"/>
+      <w:r>
+        <w:t>HCl</w:t>
+      </w:r>
+      <w:proofErr w:type="spellEnd"/>
+      <w:r>
+        <w:t xml:space="preserve"> (10%); </w:t>
+      </w:r>
+      <w:proofErr w:type="spellStart"/>
+      <w:r>
+        <w:t>CHCl</w:t>
+      </w:r>
+      <w:proofErr w:type="spellEnd"/>
+      <w:r>
+        <w:t>₃ (</w:t>
+      </w:r>
+      <w:proofErr w:type="spellStart"/>
+      <w:r>
+        <w:t>p.a</w:t>
+      </w:r>
+      <w:proofErr w:type="spellEnd"/>
+      <w:r>
+        <w:t>.).</w:t>
       </w:r>
     </w:p>
     <w:p>
       <w:pPr>
         <w:spacing w:before="80" w:after="80"/>
         <w:jc w:val="both"/>
-        <w:rPr>
-          <w:rFonts w:ascii="Times New Roman" w:hAnsi="Times New Roman" w:cs="Times New Roman"/>
-          <w:sz w:val="24"/>
-          <w:szCs w:val="24"/>
-        </w:rPr>
-      </w:pPr>
-      <w:r>
-        <w:rPr>
-          <w:rFonts w:ascii="Times New Roman" w:hAnsi="Times New Roman" w:cs="Times New Roman"/>
+      </w:pPr>
+      <w:r>
+        <w:rPr>
           <w:b/>
           <w:bCs/>
-          <w:sz w:val="24"/>
-          <w:szCs w:val="24"/>
         </w:rPr>
         <w:t>Protocolo de três fases:</w:t>
       </w:r>
       <w:r>
-        <w:rPr>
-          <w:rFonts w:ascii="Times New Roman" w:hAnsi="Times New Roman" w:cs="Times New Roman"/>
-          <w:sz w:val="24"/>
-          <w:szCs w:val="24"/>
-        </w:rPr>
         <w:t xml:space="preserve"> </w:t>
       </w:r>
       <w:r>
         <w:rPr>
-          <w:rFonts w:ascii="Times New Roman" w:hAnsi="Times New Roman" w:cs="Times New Roman"/>
           <w:b/>
-          <w:sz w:val="24"/>
-          <w:szCs w:val="24"/>
         </w:rPr>
         <w:t>Fase 1</w:t>
       </w:r>
       <w:r>
-        <w:rPr>
-          <w:rFonts w:ascii="Times New Roman" w:hAnsi="Times New Roman" w:cs="Times New Roman"/>
-          <w:sz w:val="24"/>
-          <w:szCs w:val="24"/>
-        </w:rPr>
-        <w:t xml:space="preserve"> — formação do complexo azul [Co(SCN)₂·alcaloide]; </w:t>
-      </w:r>
-      <w:r>
-        <w:rPr>
-          <w:rFonts w:ascii="Times New Roman" w:hAnsi="Times New Roman" w:cs="Times New Roman"/>
+        <w:t xml:space="preserve"> — formação do complexo azul [</w:t>
+      </w:r>
+      <w:proofErr w:type="gramStart"/>
+      <w:r>
+        <w:t>Co(</w:t>
+      </w:r>
+      <w:proofErr w:type="gramEnd"/>
+      <w:r>
+        <w:t xml:space="preserve">SCN)₂·alcaloide]; </w:t>
+      </w:r>
+      <w:r>
+        <w:rPr>
           <w:b/>
-          <w:sz w:val="24"/>
-          <w:szCs w:val="24"/>
         </w:rPr>
         <w:t>Fase 2</w:t>
       </w:r>
       <w:r>
-        <w:rPr>
-          <w:rFonts w:ascii="Times New Roman" w:hAnsi="Times New Roman" w:cs="Times New Roman"/>
-          <w:sz w:val="24"/>
-          <w:szCs w:val="24"/>
-        </w:rPr>
-        <w:t xml:space="preserve"> — adição de HCl 10% com desaparecimento da coloração (confirmação de especificidade); </w:t>
-      </w:r>
-      <w:r>
-        <w:rPr>
-          <w:rFonts w:ascii="Times New Roman" w:hAnsi="Times New Roman" w:cs="Times New Roman"/>
+        <w:t xml:space="preserve"> — adição de </w:t>
+      </w:r>
+      <w:proofErr w:type="spellStart"/>
+      <w:r>
+        <w:t>HCl</w:t>
+      </w:r>
+      <w:proofErr w:type="spellEnd"/>
+      <w:r>
+        <w:t xml:space="preserve"> 10% com desaparecimento da coloração (confirmação de especificidade); </w:t>
+      </w:r>
+      <w:r>
+        <w:rPr>
           <w:b/>
-          <w:sz w:val="24"/>
-          <w:szCs w:val="24"/>
         </w:rPr>
         <w:t>Fase 3</w:t>
       </w:r>
       <w:r>
-        <w:rPr>
-          <w:rFonts w:ascii="Times New Roman" w:hAnsi="Times New Roman" w:cs="Times New Roman"/>
-          <w:sz w:val="24"/>
-          <w:szCs w:val="24"/>
-        </w:rPr>
-        <w:t xml:space="preserve"> — adição de CHCl₃ p.a. com reaparecimento da coloração azul na fase orgânica (diagnóstico de separação). A observação positiva das três fases na sequência descrita é condição indispensável para lavratura de resultado presuntivo positivo.</w:t>
+        <w:t xml:space="preserve"> — adição de </w:t>
+      </w:r>
+      <w:proofErr w:type="spellStart"/>
+      <w:r>
+        <w:t>CHCl</w:t>
+      </w:r>
+      <w:proofErr w:type="spellEnd"/>
+      <w:r>
+        <w:t xml:space="preserve">₃ </w:t>
+      </w:r>
+      <w:proofErr w:type="spellStart"/>
+      <w:r>
+        <w:t>p.a</w:t>
+      </w:r>
+      <w:proofErr w:type="spellEnd"/>
+      <w:r>
+        <w:t>. com reaparecimento da coloração azul na fase orgânica (diagnóstico de separação). A observação positiva das três fases na sequência descrita é condição indispensável para lavratura de resultado presuntivo positivo.</w:t>
       </w:r>
     </w:p>
     <w:p>
@@ -1652,11 +1212,11 @@
                     </pic:cNvPicPr>
                   </pic:nvPicPr>
                   <pic:blipFill>
-                    <a:blip r:embed="rId8">
+                    <a:blip r:embed="rId7">
                       <a:extLst>
                         <a:ext uri="{BEBA8EAE-BF5A-486C-A8C5-ECC9F3942E4B}">
                           <a14:imgProps xmlns:a14="http://schemas.microsoft.com/office/drawing/2010/main">
-                            <a14:imgLayer r:embed="rId9">
+                            <a14:imgLayer r:embed="rId8">
                               <a14:imgEffect>
                                 <a14:sharpenSoften amount="50000"/>
                               </a14:imgEffect>
@@ -1693,20 +1253,18 @@
       <w:pPr>
         <w:jc w:val="center"/>
         <w:rPr>
-          <w:rFonts w:ascii="Times New Roman" w:eastAsia="Times New Roman" w:hAnsi="Times New Roman" w:cs="Times New Roman"/>
           <w:i/>
           <w:iCs/>
-          <w:sz w:val="20"/>
-          <w:szCs w:val="20"/>
-        </w:rPr>
-      </w:pPr>
-      <w:r>
-        <w:rPr>
-          <w:rFonts w:ascii="Times New Roman" w:eastAsia="Times New Roman" w:hAnsi="Times New Roman" w:cs="Times New Roman"/>
+          <w:sz w:val="22"/>
+          <w:szCs w:val="22"/>
+        </w:rPr>
+      </w:pPr>
+      <w:r>
+        <w:rPr>
           <w:i/>
           <w:iCs/>
-          <w:sz w:val="20"/>
-          <w:szCs w:val="20"/>
+          <w:sz w:val="22"/>
+          <w:szCs w:val="22"/>
         </w:rPr>
         <w:t xml:space="preserve">Reação geral do Ensaio de Scott Modificado (identificação de alcaloides) – </w:t>
       </w:r>
@@ -1715,20 +1273,18 @@
       <w:pPr>
         <w:jc w:val="center"/>
         <w:rPr>
-          <w:rFonts w:ascii="Times New Roman" w:eastAsia="Times New Roman" w:hAnsi="Times New Roman" w:cs="Times New Roman"/>
           <w:i/>
           <w:iCs/>
-          <w:sz w:val="20"/>
-          <w:szCs w:val="20"/>
-        </w:rPr>
-      </w:pPr>
-      <w:r>
-        <w:rPr>
-          <w:rFonts w:ascii="Times New Roman" w:eastAsia="Times New Roman" w:hAnsi="Times New Roman" w:cs="Times New Roman"/>
+          <w:sz w:val="22"/>
+          <w:szCs w:val="22"/>
+        </w:rPr>
+      </w:pPr>
+      <w:r>
+        <w:rPr>
           <w:i/>
           <w:iCs/>
-          <w:sz w:val="20"/>
-          <w:szCs w:val="20"/>
+          <w:sz w:val="22"/>
+          <w:szCs w:val="22"/>
         </w:rPr>
         <w:t>teste colorimétrico baseado na reação com tiocianato de cobalto em meio ácido.</w:t>
       </w:r>
@@ -1745,310 +1301,226 @@
       <w:pPr>
         <w:pStyle w:val="Ttulo2"/>
         <w:spacing w:before="120"/>
-        <w:rPr>
-          <w:rFonts w:ascii="Times New Roman" w:hAnsi="Times New Roman" w:cs="Times New Roman"/>
-          <w:sz w:val="24"/>
-          <w:szCs w:val="24"/>
-        </w:rPr>
-      </w:pPr>
-      <w:r>
-        <w:rPr>
-          <w:rFonts w:ascii="Times New Roman" w:hAnsi="Times New Roman" w:cs="Times New Roman"/>
-          <w:sz w:val="24"/>
-          <w:szCs w:val="24"/>
-        </w:rPr>
-        <w:t xml:space="preserve">2.3.   </w:t>
-      </w:r>
-      <w:r>
-        <w:rPr>
-          <w:rFonts w:ascii="Times New Roman" w:hAnsi="Times New Roman" w:cs="Times New Roman"/>
-          <w:sz w:val="24"/>
-          <w:szCs w:val="24"/>
-        </w:rPr>
-        <w:t>Espectroscopia no Infravermelho por Transformada de Fourier (FTIR-ATR)</w:t>
+      </w:pPr>
+      <w:r>
+        <w:t>2.3.   Espectroscopia no Infravermelho por Transformada de Fourier (FTIR-ATR)</w:t>
       </w:r>
     </w:p>
     <w:p>
       <w:pPr>
         <w:spacing w:before="80" w:after="80"/>
         <w:jc w:val="both"/>
-        <w:rPr>
-          <w:rFonts w:ascii="Times New Roman" w:hAnsi="Times New Roman" w:cs="Times New Roman"/>
-          <w:sz w:val="24"/>
-          <w:szCs w:val="24"/>
-        </w:rPr>
-      </w:pPr>
-      <w:r>
-        <w:rPr>
-          <w:rFonts w:ascii="Times New Roman" w:hAnsi="Times New Roman" w:cs="Times New Roman"/>
-          <w:sz w:val="24"/>
-          <w:szCs w:val="24"/>
-        </w:rPr>
-        <w:t xml:space="preserve">Frações representativas </w:t>
-      </w:r>
-      <w:r>
-        <w:rPr>
-          <w:rFonts w:ascii="Times New Roman" w:hAnsi="Times New Roman" w:cs="Times New Roman"/>
-          <w:sz w:val="24"/>
-          <w:szCs w:val="24"/>
-        </w:rPr>
-        <w:t xml:space="preserve">dos itens questionados </w:t>
-      </w:r>
-      <w:r>
-        <w:rPr>
-          <w:rFonts w:ascii="Times New Roman" w:hAnsi="Times New Roman" w:cs="Times New Roman"/>
-          <w:sz w:val="24"/>
-          <w:szCs w:val="24"/>
-        </w:rPr>
-        <w:t>foram individualmente submetidas ao FTIR-ATR (</w:t>
-      </w:r>
-      <w:r>
-        <w:rPr>
-          <w:rFonts w:ascii="Times New Roman" w:hAnsi="Times New Roman" w:cs="Times New Roman"/>
+      </w:pPr>
+      <w:r>
+        <w:t>Frações representativas dos itens questionados foram individualmente submetidas ao FTIR-ATR (</w:t>
+      </w:r>
+      <w:r>
+        <w:rPr>
           <w:b/>
           <w:bCs/>
-          <w:sz w:val="24"/>
-          <w:szCs w:val="24"/>
         </w:rPr>
         <w:t>Categoria A — SWGDRUG Rev. 8.1, 2022</w:t>
       </w:r>
       <w:r>
-        <w:rPr>
-          <w:rFonts w:ascii="Times New Roman" w:hAnsi="Times New Roman" w:cs="Times New Roman"/>
-          <w:sz w:val="24"/>
-          <w:szCs w:val="24"/>
-        </w:rPr>
-        <w:t>)</w:t>
-      </w:r>
-      <w:r>
-        <w:rPr>
-          <w:rFonts w:ascii="Times New Roman" w:hAnsi="Times New Roman" w:cs="Times New Roman"/>
-          <w:sz w:val="24"/>
-          <w:szCs w:val="24"/>
-        </w:rPr>
-        <w:t>.</w:t>
-      </w:r>
-      <w:r>
-        <w:rPr>
-          <w:rFonts w:ascii="Times New Roman" w:hAnsi="Times New Roman" w:cs="Times New Roman"/>
-          <w:sz w:val="24"/>
-          <w:szCs w:val="24"/>
-        </w:rPr>
-        <w:t xml:space="preserve"> </w:t>
-      </w:r>
-      <w:r>
-        <w:rPr>
-          <w:rFonts w:ascii="Times New Roman" w:hAnsi="Times New Roman" w:cs="Times New Roman"/>
-          <w:sz w:val="24"/>
-          <w:szCs w:val="24"/>
-        </w:rPr>
-        <w:t xml:space="preserve">Método instrumental confirmatório baseado na absorção seletiva de radiação infravermelha pelas ligações químicas da amostra. Cada ligação (C–H, C=O, N–H, etc.) absorve energia em frequências características, gerando um espectro que constitui impressão digital molecular única da substância. </w:t>
-      </w:r>
-      <w:r>
-        <w:rPr>
-          <w:rFonts w:ascii="Times New Roman" w:hAnsi="Times New Roman" w:cs="Times New Roman"/>
-          <w:sz w:val="24"/>
-          <w:szCs w:val="24"/>
-        </w:rPr>
-        <w:t>O módulo ATR (Reflectância Total Atenuada) permite análise direta sobre cristal de diamante, geralmente sem preparo de amostra, por meio de onda evanescente em profundidade micrométrica. A identificação é realizada por comparação do espectro obtido com padrões de referência em biblioteca espectral, avaliando-se posição (cm⁻¹), intensidade e perfil das bandas diagnósticas.</w:t>
+        <w:t>). Método instrumental confirmatório baseado na absorção seletiva de radiação infravermelha pelas ligações químicas da amostra. Cada ligação (C–H, C=O, N–H, etc.) absorve energia em frequências características, gerando um espectro que constitui impressão digital molecular única da substância. O módulo ATR (Reflectância Total Atenuada) permite análise direta sobre cristal de diamante, geralmente sem preparo de amostra, por meio de onda evanescente em profundidade micrométrica. A identificação é realizada por comparação do espectro obtido com padrões de referência em biblioteca espectral, avaliando-se posição (cm⁻¹), intensidade e perfil das bandas diagnósticas.</w:t>
       </w:r>
     </w:p>
     <w:p>
       <w:pPr>
         <w:spacing w:before="80" w:after="80"/>
         <w:jc w:val="both"/>
-        <w:rPr>
-          <w:rFonts w:ascii="Times New Roman" w:hAnsi="Times New Roman" w:cs="Times New Roman"/>
-          <w:sz w:val="24"/>
-          <w:szCs w:val="24"/>
-        </w:rPr>
-      </w:pPr>
-      <w:r>
-        <w:rPr>
-          <w:rFonts w:ascii="Times New Roman" w:hAnsi="Times New Roman" w:cs="Times New Roman"/>
+      </w:pPr>
+      <w:r>
+        <w:rPr>
           <w:b/>
           <w:bCs/>
-          <w:sz w:val="24"/>
-          <w:szCs w:val="24"/>
         </w:rPr>
         <w:t>Equipamento:</w:t>
       </w:r>
       <w:r>
-        <w:rPr>
-          <w:rFonts w:ascii="Times New Roman" w:hAnsi="Times New Roman" w:cs="Times New Roman"/>
-          <w:sz w:val="24"/>
-          <w:szCs w:val="24"/>
-        </w:rPr>
         <w:t xml:space="preserve"> Espectrômetro </w:t>
       </w:r>
+      <w:proofErr w:type="spellStart"/>
       <w:r>
         <w:rPr>
           <w:rStyle w:val="Forte"/>
-          <w:rFonts w:ascii="Times New Roman" w:hAnsi="Times New Roman" w:cs="Times New Roman"/>
           <w:b w:val="0"/>
           <w:bCs w:val="0"/>
           <w:i/>
           <w:iCs/>
-          <w:sz w:val="24"/>
-          <w:szCs w:val="24"/>
-        </w:rPr>
-        <w:t>Bruker Alpha II</w:t>
-      </w:r>
-      <w:r>
-        <w:rPr>
-          <w:rFonts w:ascii="Times New Roman" w:hAnsi="Times New Roman" w:cs="Times New Roman"/>
-          <w:sz w:val="24"/>
-          <w:szCs w:val="24"/>
-        </w:rPr>
+        </w:rPr>
+        <w:t>Bruker</w:t>
+      </w:r>
+      <w:proofErr w:type="spellEnd"/>
+      <w:r>
+        <w:rPr>
+          <w:rStyle w:val="Forte"/>
+          <w:b w:val="0"/>
+          <w:bCs w:val="0"/>
+          <w:i/>
+          <w:iCs/>
+        </w:rPr>
+        <w:t xml:space="preserve"> Alpha II</w:t>
+      </w:r>
+      <w:r>
         <w:t xml:space="preserve"> (nº de série 210363), equipado com acessório de Reflectância Total Atenuada (ATR) com cristal de diamante (ATR Platinum T — 1 reflexão), operando na região espectral de 4000 a 650 cm⁻¹, com 16 varreduras (</w:t>
       </w:r>
+      <w:proofErr w:type="spellStart"/>
       <w:r>
         <w:rPr>
           <w:rStyle w:val="nfase"/>
-          <w:rFonts w:ascii="Times New Roman" w:hAnsi="Times New Roman" w:cs="Times New Roman"/>
-          <w:sz w:val="24"/>
-          <w:szCs w:val="24"/>
         </w:rPr>
         <w:t>scans</w:t>
       </w:r>
-      <w:r>
-        <w:rPr>
-          <w:rFonts w:ascii="Times New Roman" w:hAnsi="Times New Roman" w:cs="Times New Roman"/>
-          <w:sz w:val="24"/>
-          <w:szCs w:val="24"/>
-        </w:rPr>
-        <w:t xml:space="preserve">) e resolução de 4 cm⁻¹. </w:t>
-      </w:r>
-      <w:r>
-        <w:rPr>
-          <w:rFonts w:ascii="Times New Roman" w:hAnsi="Times New Roman" w:cs="Times New Roman"/>
-          <w:sz w:val="24"/>
-          <w:szCs w:val="24"/>
-        </w:rPr>
-        <w:lastRenderedPageBreak/>
-        <w:t xml:space="preserve">O processamento e a identificação espectral foram realizados pelo software </w:t>
+      <w:proofErr w:type="spellEnd"/>
+      <w:r>
+        <w:t xml:space="preserve">) e resolução de 4 cm⁻¹. O processamento e a identificação espectral foram realizados pelo software </w:t>
       </w:r>
       <w:r>
         <w:rPr>
           <w:rStyle w:val="nfase"/>
-          <w:rFonts w:ascii="Times New Roman" w:hAnsi="Times New Roman" w:cs="Times New Roman"/>
-          <w:sz w:val="24"/>
-          <w:szCs w:val="24"/>
-        </w:rPr>
-        <w:t>OPUS DrugID Wizard</w:t>
-      </w:r>
-      <w:r>
-        <w:rPr>
-          <w:rFonts w:ascii="Times New Roman" w:hAnsi="Times New Roman" w:cs="Times New Roman"/>
-          <w:sz w:val="24"/>
-          <w:szCs w:val="24"/>
-        </w:rPr>
-        <w:t>, versão 8.2 Build 8.2.28 / DB 8.2.28.242 (Bruker Optik GmbH).</w:t>
+        </w:rPr>
+        <w:t xml:space="preserve">OPUS </w:t>
+      </w:r>
+      <w:proofErr w:type="spellStart"/>
+      <w:r>
+        <w:rPr>
+          <w:rStyle w:val="nfase"/>
+        </w:rPr>
+        <w:t>DrugID</w:t>
+      </w:r>
+      <w:proofErr w:type="spellEnd"/>
+      <w:r>
+        <w:rPr>
+          <w:rStyle w:val="nfase"/>
+        </w:rPr>
+        <w:t xml:space="preserve"> </w:t>
+      </w:r>
+      <w:proofErr w:type="spellStart"/>
+      <w:r>
+        <w:rPr>
+          <w:rStyle w:val="nfase"/>
+        </w:rPr>
+        <w:t>Wizard</w:t>
+      </w:r>
+      <w:proofErr w:type="spellEnd"/>
+      <w:r>
+        <w:t>, versão 8.2 Build 8.2.28 / DB 8.2.28.242 (</w:t>
+      </w:r>
+      <w:proofErr w:type="spellStart"/>
+      <w:r>
+        <w:t>Bruker</w:t>
+      </w:r>
+      <w:proofErr w:type="spellEnd"/>
+      <w:r>
+        <w:t xml:space="preserve"> </w:t>
+      </w:r>
+      <w:proofErr w:type="spellStart"/>
+      <w:r>
+        <w:t>Optik</w:t>
+      </w:r>
+      <w:proofErr w:type="spellEnd"/>
+      <w:r>
+        <w:t xml:space="preserve"> GmbH).</w:t>
       </w:r>
     </w:p>
     <w:p>
       <w:pPr>
         <w:spacing w:before="80" w:after="80"/>
         <w:jc w:val="both"/>
-        <w:rPr>
-          <w:rFonts w:ascii="Times New Roman" w:hAnsi="Times New Roman" w:cs="Times New Roman"/>
-          <w:sz w:val="24"/>
-          <w:szCs w:val="24"/>
-        </w:rPr>
-      </w:pPr>
-      <w:r>
-        <w:rPr>
-          <w:rFonts w:ascii="Times New Roman" w:hAnsi="Times New Roman" w:cs="Times New Roman"/>
-          <w:sz w:val="24"/>
-          <w:szCs w:val="24"/>
-        </w:rPr>
+      </w:pPr>
+      <w:r>
         <w:t xml:space="preserve">Os espectros obtidos foram salvos para garantia da cadeia de custódia e rastreabilidade do material, conforme POP SENASP nº 9.09 (2024), e comparado com espectros de referência por meio do software </w:t>
       </w:r>
       <w:r>
         <w:rPr>
-          <w:rFonts w:ascii="Times New Roman" w:hAnsi="Times New Roman" w:cs="Times New Roman"/>
           <w:i/>
           <w:iCs/>
-          <w:sz w:val="24"/>
-          <w:szCs w:val="24"/>
-        </w:rPr>
-        <w:t>OPUS DrugID Wizard</w:t>
-      </w:r>
-      <w:r>
-        <w:rPr>
-          <w:rFonts w:ascii="Times New Roman" w:hAnsi="Times New Roman" w:cs="Times New Roman"/>
-          <w:sz w:val="24"/>
-          <w:szCs w:val="24"/>
-        </w:rPr>
-        <w:t>. A avaliação não se limitou ao índice de correspondência (</w:t>
-      </w:r>
-      <w:r>
-        <w:rPr>
-          <w:rFonts w:ascii="Times New Roman" w:hAnsi="Times New Roman" w:cs="Times New Roman"/>
+        </w:rPr>
+        <w:t xml:space="preserve">OPUS </w:t>
+      </w:r>
+      <w:proofErr w:type="spellStart"/>
+      <w:r>
+        <w:rPr>
           <w:i/>
           <w:iCs/>
-          <w:sz w:val="24"/>
-          <w:szCs w:val="24"/>
+        </w:rPr>
+        <w:t>DrugID</w:t>
+      </w:r>
+      <w:proofErr w:type="spellEnd"/>
+      <w:r>
+        <w:rPr>
+          <w:i/>
+          <w:iCs/>
+        </w:rPr>
+        <w:t xml:space="preserve"> </w:t>
+      </w:r>
+      <w:proofErr w:type="spellStart"/>
+      <w:r>
+        <w:rPr>
+          <w:i/>
+          <w:iCs/>
+        </w:rPr>
+        <w:t>Wizard</w:t>
+      </w:r>
+      <w:proofErr w:type="spellEnd"/>
+      <w:r>
+        <w:t>. A avaliação não se limitou ao índice de correspondência (</w:t>
+      </w:r>
+      <w:r>
+        <w:rPr>
+          <w:i/>
+          <w:iCs/>
         </w:rPr>
         <w:t>match</w:t>
       </w:r>
       <w:r>
-        <w:rPr>
-          <w:rFonts w:ascii="Times New Roman" w:hAnsi="Times New Roman" w:cs="Times New Roman"/>
-          <w:sz w:val="24"/>
-          <w:szCs w:val="24"/>
-        </w:rPr>
         <w:t xml:space="preserve">) fornecido pelo software, sendo realizada </w:t>
       </w:r>
       <w:r>
         <w:rPr>
-          <w:rFonts w:ascii="Times New Roman" w:hAnsi="Times New Roman" w:cs="Times New Roman"/>
           <w:b/>
           <w:bCs/>
-          <w:sz w:val="24"/>
-          <w:szCs w:val="24"/>
         </w:rPr>
         <w:t>comparação visual obrigatória</w:t>
       </w:r>
       <w:r>
-        <w:rPr>
-          <w:rFonts w:ascii="Times New Roman" w:hAnsi="Times New Roman" w:cs="Times New Roman"/>
-          <w:sz w:val="24"/>
-          <w:szCs w:val="24"/>
-        </w:rPr>
-        <w:t xml:space="preserve"> conforme POP SENASP nº 9.09 (2024, §5): (i) avaliação da aparência geral do espectro; (ii) identificação das bandas diagnósticas principais do padrão de referência; (iii) localização dessas bandas no espectro questionado.</w:t>
+        <w:t xml:space="preserve"> conforme POP SENASP nº 9.09 (2024, §5): (i) avaliação da aparência geral do espectro; (</w:t>
+      </w:r>
+      <w:proofErr w:type="spellStart"/>
+      <w:r>
+        <w:t>ii</w:t>
+      </w:r>
+      <w:proofErr w:type="spellEnd"/>
+      <w:r>
+        <w:t xml:space="preserve">) identificação das </w:t>
+      </w:r>
+      <w:r>
+        <w:lastRenderedPageBreak/>
+        <w:t>bandas diagnósticas principais do padrão de referência; (</w:t>
+      </w:r>
+      <w:proofErr w:type="spellStart"/>
+      <w:r>
+        <w:t>iii</w:t>
+      </w:r>
+      <w:proofErr w:type="spellEnd"/>
+      <w:r>
+        <w:t>) localização dessas bandas no espectro questionado.</w:t>
       </w:r>
       <w:r>
         <w:rPr>
           <w:rStyle w:val="Refdenotaderodap"/>
-          <w:rFonts w:ascii="Times New Roman" w:hAnsi="Times New Roman" w:cs="Times New Roman"/>
-          <w:sz w:val="24"/>
-          <w:szCs w:val="24"/>
         </w:rPr>
         <w:footnoteReference w:id="3"/>
       </w:r>
       <w:r>
-        <w:rPr>
-          <w:rFonts w:ascii="Times New Roman" w:hAnsi="Times New Roman" w:cs="Times New Roman"/>
-          <w:sz w:val="24"/>
-          <w:szCs w:val="24"/>
-        </w:rPr>
-        <w:t xml:space="preserve"> A tolerância declarada de ±4 cm⁻¹ é tecnicamente conservadora em relação à exatidão de número de onda verificada instrumentalmente pelo OVP vigente, conferindo margem analítica adicional de segurança às identificações realizadas</w:t>
-      </w:r>
-      <w:r>
-        <w:rPr>
-          <w:rFonts w:ascii="Times New Roman" w:hAnsi="Times New Roman" w:cs="Times New Roman"/>
-          <w:sz w:val="24"/>
-          <w:szCs w:val="24"/>
-        </w:rPr>
-        <w:t>.</w:t>
+        <w:t xml:space="preserve"> A tolerância declarada de ±4 cm⁻¹ é tecnicamente conservadora em relação à exatidão de número de onda verificada instrumentalmente pelo OVP vigente, conferindo margem analítica adicional de segurança às identificações realizadas.</w:t>
       </w:r>
     </w:p>
     <w:p>
       <w:pPr>
         <w:jc w:val="center"/>
         <w:rPr>
-          <w:rFonts w:ascii="Times New Roman" w:hAnsi="Times New Roman" w:cs="Times New Roman"/>
           <w:i/>
           <w:iCs/>
           <w:sz w:val="20"/>
@@ -2085,7 +1557,7 @@
                     </pic:cNvPicPr>
                   </pic:nvPicPr>
                   <pic:blipFill>
-                    <a:blip r:embed="rId10" cstate="print">
+                    <a:blip r:embed="rId9" cstate="print">
                       <a:extLst>
                         <a:ext uri="{28A0092B-C50C-407E-A947-70E740481C1C}">
                           <a14:useLocalDpi xmlns:a14="http://schemas.microsoft.com/office/drawing/2010/main" val="0"/>
@@ -2130,20 +1602,18 @@
       <w:pPr>
         <w:jc w:val="center"/>
         <w:rPr>
-          <w:rFonts w:ascii="Times New Roman" w:hAnsi="Times New Roman" w:cs="Times New Roman"/>
           <w:i/>
           <w:iCs/>
-          <w:sz w:val="20"/>
-          <w:szCs w:val="20"/>
-        </w:rPr>
-      </w:pPr>
-      <w:r>
-        <w:rPr>
-          <w:rFonts w:ascii="Times New Roman" w:hAnsi="Times New Roman" w:cs="Times New Roman"/>
+          <w:sz w:val="22"/>
+          <w:szCs w:val="22"/>
+        </w:rPr>
+      </w:pPr>
+      <w:r>
+        <w:rPr>
           <w:i/>
           <w:iCs/>
-          <w:sz w:val="20"/>
-          <w:szCs w:val="20"/>
+          <w:sz w:val="22"/>
+          <w:szCs w:val="22"/>
         </w:rPr>
         <w:t>Esquema didático de funcionamento do FTIR-ATR.</w:t>
       </w:r>
@@ -2156,14 +1626,8 @@
     <w:p>
       <w:pPr>
         <w:pStyle w:val="Ttulo1"/>
-        <w:rPr>
-          <w:rFonts w:ascii="Times New Roman" w:hAnsi="Times New Roman" w:cs="Times New Roman"/>
-        </w:rPr>
-      </w:pPr>
-      <w:r>
-        <w:rPr>
-          <w:rFonts w:ascii="Times New Roman" w:hAnsi="Times New Roman" w:cs="Times New Roman"/>
-        </w:rPr>
+      </w:pPr>
+      <w:r>
         <w:t>3.   RESULTADOS OBTIDOS</w:t>
       </w:r>
     </w:p>
@@ -2171,18 +1635,8 @@
       <w:pPr>
         <w:pStyle w:val="Ttulo2"/>
         <w:spacing w:before="120"/>
-        <w:rPr>
-          <w:rFonts w:ascii="Times New Roman" w:hAnsi="Times New Roman" w:cs="Times New Roman"/>
-          <w:sz w:val="24"/>
-          <w:szCs w:val="24"/>
-        </w:rPr>
-      </w:pPr>
-      <w:r>
-        <w:rPr>
-          <w:rFonts w:ascii="Times New Roman" w:hAnsi="Times New Roman" w:cs="Times New Roman"/>
-          <w:sz w:val="24"/>
-          <w:szCs w:val="24"/>
-        </w:rPr>
+      </w:pPr>
+      <w:r>
         <w:t>3.1   Ensaio Colorimétrico — Scott Modificado</w:t>
       </w:r>
     </w:p>
@@ -2190,53 +1644,25 @@
       <w:pPr>
         <w:spacing w:before="80" w:after="80"/>
         <w:jc w:val="both"/>
-        <w:rPr>
-          <w:rFonts w:ascii="Times New Roman" w:hAnsi="Times New Roman" w:cs="Times New Roman"/>
-          <w:sz w:val="24"/>
-          <w:szCs w:val="24"/>
-        </w:rPr>
       </w:pPr>
       <w:bookmarkStart w:id="0" w:name="_Hlk231492372"/>
       <w:r>
-        <w:rPr>
-          <w:rFonts w:ascii="Times New Roman" w:hAnsi="Times New Roman" w:cs="Times New Roman"/>
-          <w:sz w:val="24"/>
-          <w:szCs w:val="24"/>
-        </w:rPr>
-        <w:t>Cada</w:t>
-      </w:r>
-      <w:r>
-        <w:rPr>
-          <w:rFonts w:ascii="Times New Roman" w:hAnsi="Times New Roman" w:cs="Times New Roman"/>
-          <w:sz w:val="24"/>
-          <w:szCs w:val="24"/>
-        </w:rPr>
-        <w:t xml:space="preserve"> amostra apresentou </w:t>
+        <w:t xml:space="preserve">Cada amostra apresentou </w:t>
       </w:r>
       <w:bookmarkEnd w:id="0"/>
       <w:r>
-        <w:rPr>
-          <w:rFonts w:ascii="Times New Roman" w:hAnsi="Times New Roman" w:cs="Times New Roman"/>
-          <w:sz w:val="24"/>
-          <w:szCs w:val="24"/>
-        </w:rPr>
         <w:t>o seguinte comportamento reacional, registrado em todas as etapas do protocolo:</w:t>
       </w:r>
     </w:p>
     <w:p>
       <w:pPr>
         <w:jc w:val="center"/>
-        <w:rPr>
-          <w:rFonts w:ascii="Times New Roman" w:hAnsi="Times New Roman" w:cs="Times New Roman"/>
-          <w:sz w:val="24"/>
-          <w:szCs w:val="24"/>
-        </w:rPr>
       </w:pPr>
       <w:bookmarkStart w:id="1" w:name="_Hlk231492344"/>
     </w:p>
     <w:tbl>
       <w:tblPr>
-        <w:tblStyle w:val="TabeladeGrade4-nfase1"/>
+        <w:tblStyle w:val="TabeladeGrade4"/>
         <w:tblW w:w="9638" w:type="dxa"/>
         <w:tblLook w:val="04A0" w:firstRow="1" w:lastRow="0" w:firstColumn="1" w:lastColumn="0" w:noHBand="0" w:noVBand="1"/>
       </w:tblPr>
@@ -2263,16 +1689,14 @@
               <w:spacing w:before="40" w:after="40" w:line="276" w:lineRule="auto"/>
               <w:jc w:val="center"/>
               <w:rPr>
-                <w:rFonts w:ascii="Times New Roman" w:hAnsi="Times New Roman" w:cs="Times New Roman"/>
-                <w:sz w:val="20"/>
-                <w:szCs w:val="20"/>
-              </w:rPr>
-            </w:pPr>
-            <w:r>
-              <w:rPr>
-                <w:rFonts w:ascii="Times New Roman" w:hAnsi="Times New Roman" w:cs="Times New Roman"/>
-                <w:sz w:val="20"/>
-                <w:szCs w:val="20"/>
+                <w:sz w:val="22"/>
+                <w:szCs w:val="22"/>
+              </w:rPr>
+            </w:pPr>
+            <w:r>
+              <w:rPr>
+                <w:sz w:val="22"/>
+                <w:szCs w:val="22"/>
               </w:rPr>
               <w:t>Item</w:t>
             </w:r>
@@ -2288,16 +1712,14 @@
               <w:jc w:val="center"/>
               <w:cnfStyle w:val="100000000000" w:firstRow="1" w:lastRow="0" w:firstColumn="0" w:lastColumn="0" w:oddVBand="0" w:evenVBand="0" w:oddHBand="0" w:evenHBand="0" w:firstRowFirstColumn="0" w:firstRowLastColumn="0" w:lastRowFirstColumn="0" w:lastRowLastColumn="0"/>
               <w:rPr>
-                <w:rFonts w:ascii="Times New Roman" w:hAnsi="Times New Roman" w:cs="Times New Roman"/>
-                <w:sz w:val="20"/>
-                <w:szCs w:val="20"/>
-              </w:rPr>
-            </w:pPr>
-            <w:r>
-              <w:rPr>
-                <w:rFonts w:ascii="Times New Roman" w:hAnsi="Times New Roman" w:cs="Times New Roman"/>
-                <w:sz w:val="20"/>
-                <w:szCs w:val="20"/>
+                <w:sz w:val="22"/>
+                <w:szCs w:val="22"/>
+              </w:rPr>
+            </w:pPr>
+            <w:r>
+              <w:rPr>
+                <w:sz w:val="22"/>
+                <w:szCs w:val="22"/>
               </w:rPr>
               <w:t>Fase 1</w:t>
             </w:r>
@@ -2313,16 +1735,14 @@
               <w:jc w:val="center"/>
               <w:cnfStyle w:val="100000000000" w:firstRow="1" w:lastRow="0" w:firstColumn="0" w:lastColumn="0" w:oddVBand="0" w:evenVBand="0" w:oddHBand="0" w:evenHBand="0" w:firstRowFirstColumn="0" w:firstRowLastColumn="0" w:lastRowFirstColumn="0" w:lastRowLastColumn="0"/>
               <w:rPr>
-                <w:rFonts w:ascii="Times New Roman" w:hAnsi="Times New Roman" w:cs="Times New Roman"/>
-                <w:sz w:val="20"/>
-                <w:szCs w:val="20"/>
-              </w:rPr>
-            </w:pPr>
-            <w:r>
-              <w:rPr>
-                <w:rFonts w:ascii="Times New Roman" w:hAnsi="Times New Roman" w:cs="Times New Roman"/>
-                <w:sz w:val="20"/>
-                <w:szCs w:val="20"/>
+                <w:sz w:val="22"/>
+                <w:szCs w:val="22"/>
+              </w:rPr>
+            </w:pPr>
+            <w:r>
+              <w:rPr>
+                <w:sz w:val="22"/>
+                <w:szCs w:val="22"/>
               </w:rPr>
               <w:t>Fase 2</w:t>
             </w:r>
@@ -2338,16 +1758,14 @@
               <w:jc w:val="center"/>
               <w:cnfStyle w:val="100000000000" w:firstRow="1" w:lastRow="0" w:firstColumn="0" w:lastColumn="0" w:oddVBand="0" w:evenVBand="0" w:oddHBand="0" w:evenHBand="0" w:firstRowFirstColumn="0" w:firstRowLastColumn="0" w:lastRowFirstColumn="0" w:lastRowLastColumn="0"/>
               <w:rPr>
-                <w:rFonts w:ascii="Times New Roman" w:hAnsi="Times New Roman" w:cs="Times New Roman"/>
-                <w:sz w:val="20"/>
-                <w:szCs w:val="20"/>
-              </w:rPr>
-            </w:pPr>
-            <w:r>
-              <w:rPr>
-                <w:rFonts w:ascii="Times New Roman" w:hAnsi="Times New Roman" w:cs="Times New Roman"/>
-                <w:sz w:val="20"/>
-                <w:szCs w:val="20"/>
+                <w:sz w:val="22"/>
+                <w:szCs w:val="22"/>
+              </w:rPr>
+            </w:pPr>
+            <w:r>
+              <w:rPr>
+                <w:sz w:val="22"/>
+                <w:szCs w:val="22"/>
               </w:rPr>
               <w:t>Fase 3</w:t>
             </w:r>
@@ -2364,16 +1782,14 @@
               <w:jc w:val="center"/>
               <w:cnfStyle w:val="100000000000" w:firstRow="1" w:lastRow="0" w:firstColumn="0" w:lastColumn="0" w:oddVBand="0" w:evenVBand="0" w:oddHBand="0" w:evenHBand="0" w:firstRowFirstColumn="0" w:firstRowLastColumn="0" w:lastRowFirstColumn="0" w:lastRowLastColumn="0"/>
               <w:rPr>
-                <w:rFonts w:ascii="Times New Roman" w:hAnsi="Times New Roman" w:cs="Times New Roman"/>
-                <w:sz w:val="20"/>
-                <w:szCs w:val="20"/>
-              </w:rPr>
-            </w:pPr>
-            <w:r>
-              <w:rPr>
-                <w:rFonts w:ascii="Times New Roman" w:hAnsi="Times New Roman" w:cs="Times New Roman"/>
-                <w:sz w:val="20"/>
-                <w:szCs w:val="20"/>
+                <w:sz w:val="22"/>
+                <w:szCs w:val="22"/>
+              </w:rPr>
+            </w:pPr>
+            <w:r>
+              <w:rPr>
+                <w:sz w:val="22"/>
+                <w:szCs w:val="22"/>
               </w:rPr>
               <w:t>Resultado integrado</w:t>
             </w:r>
@@ -2396,11 +1812,8 @@
               <w:spacing w:before="40" w:after="40" w:line="276" w:lineRule="auto"/>
               <w:jc w:val="center"/>
               <w:rPr>
-                <w:rFonts w:ascii="Times New Roman" w:hAnsi="Times New Roman" w:cs="Times New Roman"/>
-                <w:b w:val="0"/>
-                <w:bCs w:val="0"/>
-                <w:sz w:val="20"/>
-                <w:szCs w:val="20"/>
+                <w:sz w:val="22"/>
+                <w:szCs w:val="22"/>
               </w:rPr>
             </w:pPr>
           </w:p>
@@ -2415,32 +1828,49 @@
               <w:jc w:val="center"/>
               <w:cnfStyle w:val="000000100000" w:firstRow="0" w:lastRow="0" w:firstColumn="0" w:lastColumn="0" w:oddVBand="0" w:evenVBand="0" w:oddHBand="1" w:evenHBand="0" w:firstRowFirstColumn="0" w:firstRowLastColumn="0" w:lastRowFirstColumn="0" w:lastRowLastColumn="0"/>
               <w:rPr>
-                <w:rFonts w:ascii="Times New Roman" w:hAnsi="Times New Roman" w:cs="Times New Roman"/>
                 <w:b/>
                 <w:bCs/>
                 <w:i/>
                 <w:iCs/>
-                <w:sz w:val="20"/>
-                <w:szCs w:val="20"/>
-              </w:rPr>
-            </w:pPr>
-            <w:r>
-              <w:rPr>
-                <w:rFonts w:ascii="Times New Roman" w:hAnsi="Times New Roman" w:cs="Times New Roman"/>
-                <w:sz w:val="20"/>
-                <w:szCs w:val="20"/>
+                <w:sz w:val="22"/>
+                <w:szCs w:val="22"/>
+              </w:rPr>
+            </w:pPr>
+            <w:r>
+              <w:rPr>
+                <w:sz w:val="22"/>
+                <w:szCs w:val="22"/>
               </w:rPr>
               <w:t xml:space="preserve"> </w:t>
             </w:r>
             <w:r>
               <w:rPr>
-                <w:rFonts w:ascii="Times New Roman" w:hAnsi="Times New Roman" w:cs="Times New Roman"/>
                 <w:i/>
                 <w:iCs/>
-                <w:sz w:val="20"/>
-                <w:szCs w:val="20"/>
-              </w:rPr>
-              <w:t>Formação de precipitado azul [Co(SCN)₂·cocaína]</w:t>
+                <w:sz w:val="22"/>
+                <w:szCs w:val="22"/>
+              </w:rPr>
+              <w:t>Formação de precipitado azul [</w:t>
+            </w:r>
+            <w:proofErr w:type="gramStart"/>
+            <w:r>
+              <w:rPr>
+                <w:i/>
+                <w:iCs/>
+                <w:sz w:val="22"/>
+                <w:szCs w:val="22"/>
+              </w:rPr>
+              <w:t>Co(</w:t>
+            </w:r>
+            <w:proofErr w:type="gramEnd"/>
+            <w:r>
+              <w:rPr>
+                <w:i/>
+                <w:iCs/>
+                <w:sz w:val="22"/>
+                <w:szCs w:val="22"/>
+              </w:rPr>
+              <w:t>SCN)₂·cocaína]</w:t>
             </w:r>
           </w:p>
         </w:tc>
@@ -2454,24 +1884,42 @@
               <w:jc w:val="center"/>
               <w:cnfStyle w:val="000000100000" w:firstRow="0" w:lastRow="0" w:firstColumn="0" w:lastColumn="0" w:oddVBand="0" w:evenVBand="0" w:oddHBand="1" w:evenHBand="0" w:firstRowFirstColumn="0" w:firstRowLastColumn="0" w:lastRowFirstColumn="0" w:lastRowLastColumn="0"/>
               <w:rPr>
-                <w:rFonts w:ascii="Times New Roman" w:hAnsi="Times New Roman" w:cs="Times New Roman"/>
                 <w:b/>
                 <w:bCs/>
                 <w:i/>
                 <w:iCs/>
-                <w:sz w:val="20"/>
-                <w:szCs w:val="20"/>
-              </w:rPr>
-            </w:pPr>
-            <w:r>
-              <w:rPr>
-                <w:rFonts w:ascii="Times New Roman" w:hAnsi="Times New Roman" w:cs="Times New Roman"/>
+                <w:sz w:val="22"/>
+                <w:szCs w:val="22"/>
+              </w:rPr>
+            </w:pPr>
+            <w:r>
+              <w:rPr>
                 <w:i/>
                 <w:iCs/>
-                <w:sz w:val="20"/>
-                <w:szCs w:val="20"/>
-              </w:rPr>
-              <w:t>Desaparecimento da coloração com HCl 10%</w:t>
+                <w:sz w:val="22"/>
+                <w:szCs w:val="22"/>
+              </w:rPr>
+              <w:t xml:space="preserve">Desaparecimento da coloração com </w:t>
+            </w:r>
+            <w:proofErr w:type="spellStart"/>
+            <w:r>
+              <w:rPr>
+                <w:i/>
+                <w:iCs/>
+                <w:sz w:val="22"/>
+                <w:szCs w:val="22"/>
+              </w:rPr>
+              <w:t>HCl</w:t>
+            </w:r>
+            <w:proofErr w:type="spellEnd"/>
+            <w:r>
+              <w:rPr>
+                <w:i/>
+                <w:iCs/>
+                <w:sz w:val="22"/>
+                <w:szCs w:val="22"/>
+              </w:rPr>
+              <w:t xml:space="preserve"> 10%</w:t>
             </w:r>
           </w:p>
         </w:tc>
@@ -2485,24 +1933,42 @@
               <w:jc w:val="center"/>
               <w:cnfStyle w:val="000000100000" w:firstRow="0" w:lastRow="0" w:firstColumn="0" w:lastColumn="0" w:oddVBand="0" w:evenVBand="0" w:oddHBand="1" w:evenHBand="0" w:firstRowFirstColumn="0" w:firstRowLastColumn="0" w:lastRowFirstColumn="0" w:lastRowLastColumn="0"/>
               <w:rPr>
-                <w:rFonts w:ascii="Times New Roman" w:hAnsi="Times New Roman" w:cs="Times New Roman"/>
                 <w:b/>
                 <w:bCs/>
                 <w:i/>
                 <w:iCs/>
-                <w:sz w:val="20"/>
-                <w:szCs w:val="20"/>
-              </w:rPr>
-            </w:pPr>
-            <w:r>
-              <w:rPr>
-                <w:rFonts w:ascii="Times New Roman" w:hAnsi="Times New Roman" w:cs="Times New Roman"/>
+                <w:sz w:val="22"/>
+                <w:szCs w:val="22"/>
+              </w:rPr>
+            </w:pPr>
+            <w:r>
+              <w:rPr>
                 <w:i/>
                 <w:iCs/>
-                <w:sz w:val="20"/>
-                <w:szCs w:val="20"/>
-              </w:rPr>
-              <w:t>Reaparecimento da coloração azul na fase orgânica (CHCl₃)</w:t>
+                <w:sz w:val="22"/>
+                <w:szCs w:val="22"/>
+              </w:rPr>
+              <w:t>Reaparecimento da coloração azul na fase orgânica (</w:t>
+            </w:r>
+            <w:proofErr w:type="spellStart"/>
+            <w:r>
+              <w:rPr>
+                <w:i/>
+                <w:iCs/>
+                <w:sz w:val="22"/>
+                <w:szCs w:val="22"/>
+              </w:rPr>
+              <w:t>CHCl</w:t>
+            </w:r>
+            <w:proofErr w:type="spellEnd"/>
+            <w:r>
+              <w:rPr>
+                <w:i/>
+                <w:iCs/>
+                <w:sz w:val="22"/>
+                <w:szCs w:val="22"/>
+              </w:rPr>
+              <w:t>₃)</w:t>
             </w:r>
           </w:p>
         </w:tc>
@@ -2517,11 +1983,10 @@
               <w:jc w:val="center"/>
               <w:cnfStyle w:val="000000100000" w:firstRow="0" w:lastRow="0" w:firstColumn="0" w:lastColumn="0" w:oddVBand="0" w:evenVBand="0" w:oddHBand="1" w:evenHBand="0" w:firstRowFirstColumn="0" w:firstRowLastColumn="0" w:lastRowFirstColumn="0" w:lastRowLastColumn="0"/>
               <w:rPr>
-                <w:rFonts w:ascii="Times New Roman" w:hAnsi="Times New Roman" w:cs="Times New Roman"/>
                 <w:b/>
                 <w:bCs/>
-                <w:sz w:val="20"/>
-                <w:szCs w:val="20"/>
+                <w:sz w:val="22"/>
+                <w:szCs w:val="22"/>
               </w:rPr>
             </w:pPr>
           </w:p>
@@ -2541,16 +2006,14 @@
               <w:spacing w:before="80" w:after="80" w:line="276" w:lineRule="auto"/>
               <w:jc w:val="center"/>
               <w:rPr>
-                <w:rFonts w:ascii="Times New Roman" w:hAnsi="Times New Roman" w:cs="Times New Roman"/>
-                <w:sz w:val="20"/>
-                <w:szCs w:val="20"/>
-              </w:rPr>
-            </w:pPr>
-            <w:r>
-              <w:rPr>
-                <w:rFonts w:ascii="Times New Roman" w:hAnsi="Times New Roman" w:cs="Times New Roman"/>
-                <w:sz w:val="20"/>
-                <w:szCs w:val="20"/>
+                <w:sz w:val="22"/>
+                <w:szCs w:val="22"/>
+              </w:rPr>
+            </w:pPr>
+            <w:r>
+              <w:rPr>
+                <w:sz w:val="22"/>
+                <w:szCs w:val="22"/>
               </w:rPr>
               <w:t>a.</w:t>
             </w:r>
@@ -2566,17 +2029,15 @@
               <w:jc w:val="center"/>
               <w:cnfStyle w:val="000000000000" w:firstRow="0" w:lastRow="0" w:firstColumn="0" w:lastColumn="0" w:oddVBand="0" w:evenVBand="0" w:oddHBand="0" w:evenHBand="0" w:firstRowFirstColumn="0" w:firstRowLastColumn="0" w:lastRowFirstColumn="0" w:lastRowLastColumn="0"/>
               <w:rPr>
-                <w:rFonts w:ascii="Times New Roman" w:hAnsi="Times New Roman" w:cs="Times New Roman"/>
-                <w:sz w:val="20"/>
-                <w:szCs w:val="20"/>
-              </w:rPr>
-            </w:pPr>
-            <w:r>
-              <w:rPr>
-                <w:rFonts w:ascii="Times New Roman" w:hAnsi="Times New Roman" w:cs="Times New Roman"/>
+                <w:sz w:val="22"/>
+                <w:szCs w:val="22"/>
+              </w:rPr>
+            </w:pPr>
+            <w:r>
+              <w:rPr>
                 <w:bCs/>
-                <w:sz w:val="20"/>
-                <w:szCs w:val="20"/>
+                <w:sz w:val="22"/>
+                <w:szCs w:val="22"/>
               </w:rPr>
               <w:t>POSITIVO</w:t>
             </w:r>
@@ -2592,16 +2053,14 @@
               <w:jc w:val="center"/>
               <w:cnfStyle w:val="000000000000" w:firstRow="0" w:lastRow="0" w:firstColumn="0" w:lastColumn="0" w:oddVBand="0" w:evenVBand="0" w:oddHBand="0" w:evenHBand="0" w:firstRowFirstColumn="0" w:firstRowLastColumn="0" w:lastRowFirstColumn="0" w:lastRowLastColumn="0"/>
               <w:rPr>
-                <w:rFonts w:ascii="Times New Roman" w:hAnsi="Times New Roman" w:cs="Times New Roman"/>
-                <w:sz w:val="20"/>
-                <w:szCs w:val="20"/>
-              </w:rPr>
-            </w:pPr>
-            <w:r>
-              <w:rPr>
-                <w:rFonts w:ascii="Times New Roman" w:hAnsi="Times New Roman" w:cs="Times New Roman"/>
-                <w:sz w:val="20"/>
-                <w:szCs w:val="20"/>
+                <w:sz w:val="22"/>
+                <w:szCs w:val="22"/>
+              </w:rPr>
+            </w:pPr>
+            <w:r>
+              <w:rPr>
+                <w:sz w:val="22"/>
+                <w:szCs w:val="22"/>
               </w:rPr>
               <w:t>CONFIRMADO</w:t>
             </w:r>
@@ -2617,16 +2076,14 @@
               <w:jc w:val="center"/>
               <w:cnfStyle w:val="000000000000" w:firstRow="0" w:lastRow="0" w:firstColumn="0" w:lastColumn="0" w:oddVBand="0" w:evenVBand="0" w:oddHBand="0" w:evenHBand="0" w:firstRowFirstColumn="0" w:firstRowLastColumn="0" w:lastRowFirstColumn="0" w:lastRowLastColumn="0"/>
               <w:rPr>
-                <w:rFonts w:ascii="Times New Roman" w:hAnsi="Times New Roman" w:cs="Times New Roman"/>
-                <w:sz w:val="20"/>
-                <w:szCs w:val="20"/>
-              </w:rPr>
-            </w:pPr>
-            <w:r>
-              <w:rPr>
-                <w:rFonts w:ascii="Times New Roman" w:hAnsi="Times New Roman" w:cs="Times New Roman"/>
-                <w:sz w:val="20"/>
-                <w:szCs w:val="20"/>
+                <w:sz w:val="22"/>
+                <w:szCs w:val="22"/>
+              </w:rPr>
+            </w:pPr>
+            <w:r>
+              <w:rPr>
+                <w:sz w:val="22"/>
+                <w:szCs w:val="22"/>
               </w:rPr>
               <w:t>CONFIRMADO</w:t>
             </w:r>
@@ -2642,21 +2099,30 @@
               <w:jc w:val="center"/>
               <w:cnfStyle w:val="000000000000" w:firstRow="0" w:lastRow="0" w:firstColumn="0" w:lastColumn="0" w:oddVBand="0" w:evenVBand="0" w:oddHBand="0" w:evenHBand="0" w:firstRowFirstColumn="0" w:firstRowLastColumn="0" w:lastRowFirstColumn="0" w:lastRowLastColumn="0"/>
               <w:rPr>
-                <w:rFonts w:ascii="Times New Roman" w:hAnsi="Times New Roman" w:cs="Times New Roman"/>
-                <w:sz w:val="20"/>
-                <w:szCs w:val="20"/>
-              </w:rPr>
-            </w:pPr>
-            <w:r>
-              <w:rPr>
-                <w:rFonts w:ascii="Times New Roman" w:hAnsi="Times New Roman" w:cs="Times New Roman"/>
+                <w:sz w:val="22"/>
+                <w:szCs w:val="22"/>
+              </w:rPr>
+            </w:pPr>
+            <w:r>
+              <w:rPr>
                 <w:b/>
                 <w:bCs/>
-                <w:sz w:val="20"/>
-                <w:szCs w:val="20"/>
-              </w:rPr>
-              <w:t>PRESUNTIVO POSITIVO para alcaloide tropânico</w:t>
-            </w:r>
+                <w:sz w:val="22"/>
+                <w:szCs w:val="22"/>
+              </w:rPr>
+              <w:t xml:space="preserve">PRESUNTIVO POSITIVO para alcaloide </w:t>
+            </w:r>
+            <w:proofErr w:type="spellStart"/>
+            <w:r>
+              <w:rPr>
+                <w:b/>
+                <w:bCs/>
+                <w:sz w:val="22"/>
+                <w:szCs w:val="22"/>
+              </w:rPr>
+              <w:t>tropânico</w:t>
+            </w:r>
+            <w:proofErr w:type="spellEnd"/>
           </w:p>
         </w:tc>
       </w:tr>
@@ -2665,36 +2131,32 @@
       <w:pPr>
         <w:spacing w:before="80" w:after="80"/>
         <w:rPr>
-          <w:rFonts w:ascii="Times New Roman" w:hAnsi="Times New Roman" w:cs="Times New Roman"/>
-          <w:sz w:val="20"/>
-          <w:szCs w:val="20"/>
+          <w:sz w:val="22"/>
+          <w:szCs w:val="22"/>
         </w:rPr>
       </w:pPr>
       <w:r>
         <w:rPr>
           <w:rStyle w:val="Forte"/>
-          <w:rFonts w:ascii="Times New Roman" w:hAnsi="Times New Roman" w:cs="Times New Roman"/>
-          <w:sz w:val="20"/>
-          <w:szCs w:val="20"/>
+          <w:sz w:val="22"/>
+          <w:szCs w:val="22"/>
         </w:rPr>
         <w:t>Tabela 2</w:t>
       </w:r>
       <w:r>
         <w:rPr>
           <w:rStyle w:val="Forte"/>
-          <w:rFonts w:ascii="Times New Roman" w:hAnsi="Times New Roman" w:cs="Times New Roman"/>
           <w:i/>
-          <w:sz w:val="20"/>
-          <w:szCs w:val="20"/>
+          <w:sz w:val="22"/>
+          <w:szCs w:val="22"/>
         </w:rPr>
         <w:t>.</w:t>
       </w:r>
       <w:r>
         <w:rPr>
-          <w:rFonts w:ascii="Times New Roman" w:hAnsi="Times New Roman" w:cs="Times New Roman"/>
           <w:i/>
-          <w:sz w:val="20"/>
-          <w:szCs w:val="20"/>
+          <w:sz w:val="22"/>
+          <w:szCs w:val="22"/>
         </w:rPr>
         <w:t xml:space="preserve"> Comportamento reacional das amostras no Scott modificado.</w:t>
       </w:r>
@@ -2703,11 +2165,6 @@
     <w:p>
       <w:pPr>
         <w:jc w:val="both"/>
-        <w:rPr>
-          <w:rFonts w:ascii="Times New Roman" w:hAnsi="Times New Roman" w:cs="Times New Roman"/>
-          <w:sz w:val="24"/>
-          <w:szCs w:val="24"/>
-        </w:rPr>
       </w:pPr>
     </w:p>
     <w:p>
@@ -2715,19 +2172,9 @@
         <w:pStyle w:val="Ttulo2"/>
         <w:spacing w:before="120"/>
         <w:jc w:val="both"/>
-        <w:rPr>
-          <w:rFonts w:ascii="Times New Roman" w:hAnsi="Times New Roman" w:cs="Times New Roman"/>
-          <w:sz w:val="24"/>
-          <w:szCs w:val="24"/>
-        </w:rPr>
       </w:pPr>
       <w:bookmarkStart w:id="2" w:name="_Hlk231492446"/>
       <w:r>
-        <w:rPr>
-          <w:rFonts w:ascii="Times New Roman" w:hAnsi="Times New Roman" w:cs="Times New Roman"/>
-          <w:sz w:val="24"/>
-          <w:szCs w:val="24"/>
-        </w:rPr>
         <w:t>3.2   Análise por FTIR-ATR — Item a.</w:t>
       </w:r>
     </w:p>
@@ -2735,106 +2182,114 @@
       <w:pPr>
         <w:spacing w:before="80" w:after="80"/>
         <w:jc w:val="both"/>
-        <w:rPr>
-          <w:rFonts w:ascii="Times New Roman" w:hAnsi="Times New Roman" w:cs="Times New Roman"/>
-          <w:sz w:val="24"/>
-          <w:szCs w:val="24"/>
-        </w:rPr>
-      </w:pPr>
-      <w:r>
-        <w:rPr>
-          <w:rFonts w:ascii="Times New Roman" w:hAnsi="Times New Roman" w:cs="Times New Roman"/>
-          <w:sz w:val="24"/>
-          <w:szCs w:val="24"/>
-        </w:rPr>
+      </w:pPr>
+      <w:r>
         <w:t xml:space="preserve">Na análise por FTIR-ATR, o espectro obtido apresentou compatibilidade com o padrão de </w:t>
       </w:r>
       <w:r>
         <w:rPr>
-          <w:rFonts w:ascii="Times New Roman" w:hAnsi="Times New Roman" w:cs="Times New Roman"/>
           <w:b/>
           <w:bCs/>
-          <w:sz w:val="24"/>
-          <w:szCs w:val="24"/>
-        </w:rPr>
-        <w:t>cocaína base (benzoilmetilecgonina)</w:t>
-      </w:r>
-      <w:r>
-        <w:rPr>
-          <w:rFonts w:ascii="Times New Roman" w:hAnsi="Times New Roman" w:cs="Times New Roman"/>
-          <w:sz w:val="24"/>
-          <w:szCs w:val="24"/>
-        </w:rPr>
-        <w:t xml:space="preserve"> em biblioteca de referência</w:t>
-      </w:r>
-      <w:r>
-        <w:rPr>
-          <w:rFonts w:ascii="Times New Roman" w:hAnsi="Times New Roman" w:cs="Times New Roman"/>
-          <w:sz w:val="24"/>
-          <w:szCs w:val="24"/>
-        </w:rPr>
-        <w:t xml:space="preserve"> </w:t>
-      </w:r>
-      <w:r>
-        <w:rPr>
-          <w:rFonts w:ascii="Times New Roman" w:eastAsia="Times New Roman" w:hAnsi="Times New Roman" w:cs="Times New Roman"/>
-          <w:sz w:val="24"/>
-          <w:szCs w:val="24"/>
-        </w:rPr>
-        <w:t xml:space="preserve">consultada por meio do software </w:t>
-      </w:r>
-      <w:r>
-        <w:rPr>
-          <w:rFonts w:ascii="Times New Roman" w:eastAsia="Times New Roman" w:hAnsi="Times New Roman" w:cs="Times New Roman"/>
+        </w:rPr>
+        <w:t>cocaína base (</w:t>
+      </w:r>
+      <w:proofErr w:type="spellStart"/>
+      <w:r>
+        <w:rPr>
+          <w:b/>
+          <w:bCs/>
+        </w:rPr>
+        <w:t>benzoilmetilecgonina</w:t>
+      </w:r>
+      <w:proofErr w:type="spellEnd"/>
+      <w:r>
+        <w:rPr>
+          <w:b/>
+          <w:bCs/>
+        </w:rPr>
+        <w:t>)</w:t>
+      </w:r>
+      <w:r>
+        <w:t xml:space="preserve"> em biblioteca de referência consultada por meio do software </w:t>
+      </w:r>
+      <w:r>
+        <w:rPr>
           <w:i/>
           <w:iCs/>
-          <w:sz w:val="24"/>
-          <w:szCs w:val="24"/>
-        </w:rPr>
-        <w:t>OPUS DrugID Wizard</w:t>
-      </w:r>
-      <w:r>
-        <w:rPr>
-          <w:rFonts w:ascii="Times New Roman" w:hAnsi="Times New Roman" w:cs="Times New Roman"/>
-          <w:sz w:val="24"/>
-          <w:szCs w:val="24"/>
-        </w:rPr>
+        </w:rPr>
+        <w:t xml:space="preserve">OPUS </w:t>
+      </w:r>
+      <w:proofErr w:type="spellStart"/>
+      <w:r>
+        <w:rPr>
+          <w:i/>
+          <w:iCs/>
+        </w:rPr>
+        <w:t>DrugID</w:t>
+      </w:r>
+      <w:proofErr w:type="spellEnd"/>
+      <w:r>
+        <w:rPr>
+          <w:i/>
+          <w:iCs/>
+        </w:rPr>
+        <w:t xml:space="preserve"> </w:t>
+      </w:r>
+      <w:proofErr w:type="spellStart"/>
+      <w:r>
+        <w:rPr>
+          <w:i/>
+          <w:iCs/>
+        </w:rPr>
+        <w:t>Wizard</w:t>
+      </w:r>
+      <w:proofErr w:type="spellEnd"/>
+      <w:r>
         <w:t xml:space="preserve">. Observou-se concordância com bandas espectrais diagnósticas atribuíveis à </w:t>
       </w:r>
       <w:r>
         <w:rPr>
-          <w:rFonts w:ascii="Times New Roman" w:hAnsi="Times New Roman" w:cs="Times New Roman"/>
           <w:b/>
           <w:bCs/>
-          <w:sz w:val="24"/>
-          <w:szCs w:val="24"/>
-        </w:rPr>
-        <w:t>Cocaína Base — benzoilmetilecgonina</w:t>
-      </w:r>
-      <w:r>
-        <w:rPr>
-          <w:rFonts w:ascii="Times New Roman" w:hAnsi="Times New Roman" w:cs="Times New Roman"/>
-          <w:sz w:val="24"/>
-          <w:szCs w:val="24"/>
-        </w:rPr>
+        </w:rPr>
+        <w:t xml:space="preserve">Cocaína Base — </w:t>
+      </w:r>
+      <w:proofErr w:type="spellStart"/>
+      <w:r>
+        <w:rPr>
+          <w:b/>
+          <w:bCs/>
+        </w:rPr>
+        <w:t>benzoilmetilecgonina</w:t>
+      </w:r>
+      <w:proofErr w:type="spellEnd"/>
+      <w:r>
         <w:t xml:space="preserve">, nome IUPAC: </w:t>
       </w:r>
       <w:r>
         <w:rPr>
-          <w:rFonts w:ascii="Times New Roman" w:hAnsi="Times New Roman" w:cs="Times New Roman"/>
           <w:i/>
           <w:iCs/>
-          <w:sz w:val="24"/>
-          <w:szCs w:val="24"/>
-        </w:rPr>
-        <w:t>metil (1R,2R,3S,5S)-3-(benzoiloxi)-8-metil-8-azabiciclo[3.2.1]octano-2-carboxilato</w:t>
-      </w:r>
-      <w:r>
-        <w:rPr>
-          <w:rFonts w:ascii="Times New Roman" w:hAnsi="Times New Roman" w:cs="Times New Roman"/>
-          <w:sz w:val="24"/>
-          <w:szCs w:val="24"/>
-        </w:rPr>
+        </w:rPr>
+        <w:t>metil (1R,2R,3S,5</w:t>
+      </w:r>
+      <w:proofErr w:type="gramStart"/>
+      <w:r>
+        <w:rPr>
+          <w:i/>
+          <w:iCs/>
+        </w:rPr>
+        <w:t>S)-</w:t>
+      </w:r>
+      <w:proofErr w:type="gramEnd"/>
+      <w:r>
+        <w:rPr>
+          <w:i/>
+          <w:iCs/>
+        </w:rPr>
+        <w:t>3-(benzoiloxi)-8-metil-8-azabiciclo[3.2.1]octano-2-carboxilato</w:t>
+      </w:r>
+      <w:r>
         <w:t>. Fórmula molecular: C₁₇H₂₁NO₄. Peso molecular: 303,4 g/mol.</w:t>
       </w:r>
     </w:p>
@@ -2845,89 +2300,60 @@
         <w:jc w:val="both"/>
       </w:pPr>
       <w:r>
-        <w:rPr>
-          <w:rFonts w:ascii="Times New Roman" w:hAnsi="Times New Roman" w:cs="Times New Roman"/>
-          <w:sz w:val="24"/>
-          <w:szCs w:val="24"/>
+        <w:t xml:space="preserve">Biblioteca espectral consultada: </w:t>
+      </w:r>
+      <w:r>
+        <w:rPr>
+          <w:b/>
+        </w:rPr>
+        <w:t>[BIBLIOTECA]</w:t>
+      </w:r>
+      <w:r>
+        <w:t xml:space="preserve">; Nº de entrada na biblioteca: </w:t>
+      </w:r>
+      <w:r>
+        <w:rPr>
+          <w:b/>
+        </w:rPr>
+        <w:t>[ENTRADA_NR]</w:t>
+      </w:r>
+      <w:r>
+        <w:t xml:space="preserve">; Hit </w:t>
+      </w:r>
+      <w:proofErr w:type="spellStart"/>
+      <w:r>
+        <w:t>Quality</w:t>
+      </w:r>
+      <w:proofErr w:type="spellEnd"/>
+      <w:r>
+        <w:t>/</w:t>
+      </w:r>
+      <w:proofErr w:type="spellStart"/>
+      <w:r>
+        <w:t>Content</w:t>
+      </w:r>
+      <w:proofErr w:type="spellEnd"/>
+      <w:r>
+        <w:t xml:space="preserve"> (%): </w:t>
+      </w:r>
+      <w:r>
+        <w:rPr>
+          <w:b/>
+        </w:rPr>
+        <w:t>[HIT_QUALITY]</w:t>
+      </w:r>
+      <w:r>
+        <w:t xml:space="preserve">; Arquivo do espectro: </w:t>
+      </w:r>
+      <w:r>
+        <w:rPr>
+          <w:i/>
         </w:rPr>
         <w:lastRenderedPageBreak/>
-        <w:t xml:space="preserve">Biblioteca espectral consultada: </w:t>
-      </w:r>
-      <w:r>
-        <w:rPr>
-          <w:rFonts w:ascii="Times New Roman" w:hAnsi="Times New Roman" w:cs="Times New Roman"/>
-          <w:b/>
-          <w:sz w:val="24"/>
-          <w:szCs w:val="24"/>
-        </w:rPr>
-        <w:t>[BIBLIOTECA]</w:t>
-      </w:r>
-      <w:r>
-        <w:rPr>
-          <w:rFonts w:ascii="Times New Roman" w:hAnsi="Times New Roman" w:cs="Times New Roman"/>
-          <w:sz w:val="24"/>
-          <w:szCs w:val="24"/>
-        </w:rPr>
-        <w:t xml:space="preserve">; Nº de entrada na biblioteca: </w:t>
-      </w:r>
-      <w:r>
-        <w:rPr>
-          <w:rFonts w:ascii="Times New Roman" w:hAnsi="Times New Roman" w:cs="Times New Roman"/>
-          <w:b/>
-          <w:sz w:val="24"/>
-          <w:szCs w:val="24"/>
-        </w:rPr>
-        <w:t>[ENTRADA_NR]</w:t>
-      </w:r>
-      <w:r>
-        <w:rPr>
-          <w:rFonts w:ascii="Times New Roman" w:hAnsi="Times New Roman" w:cs="Times New Roman"/>
-          <w:sz w:val="24"/>
-          <w:szCs w:val="24"/>
-        </w:rPr>
-        <w:t xml:space="preserve">; Hit Quality/Content (%): </w:t>
-      </w:r>
-      <w:r>
-        <w:rPr>
-          <w:rFonts w:ascii="Times New Roman" w:hAnsi="Times New Roman" w:cs="Times New Roman"/>
-          <w:b/>
-          <w:sz w:val="24"/>
-          <w:szCs w:val="24"/>
-        </w:rPr>
-        <w:t>[HIT_QUALITY]</w:t>
-      </w:r>
-      <w:r>
-        <w:rPr>
-          <w:rFonts w:ascii="Times New Roman" w:hAnsi="Times New Roman" w:cs="Times New Roman"/>
-          <w:sz w:val="24"/>
-          <w:szCs w:val="24"/>
-        </w:rPr>
-        <w:t xml:space="preserve">; Arquivo do espectro: </w:t>
-      </w:r>
-      <w:r>
-        <w:rPr>
-          <w:rFonts w:ascii="Times New Roman" w:hAnsi="Times New Roman" w:cs="Times New Roman"/>
-          <w:i/>
-          <w:sz w:val="24"/>
-          <w:szCs w:val="24"/>
-        </w:rPr>
         <w:t>[ARQUIVO_ESP]</w:t>
       </w:r>
       <w:r>
-        <w:rPr>
-          <w:rFonts w:ascii="Times New Roman" w:hAnsi="Times New Roman" w:cs="Times New Roman"/>
-          <w:sz w:val="24"/>
-          <w:szCs w:val="24"/>
-        </w:rPr>
-        <w:t>; Data/hora da medição: [DATA_ESP] (espectro comparativo detalhado na Figura [N_FIG], a segu</w:t>
-      </w:r>
-      <w:r>
-        <w:rPr>
-          <w:rFonts w:ascii="Times New Roman" w:hAnsi="Times New Roman" w:cs="Times New Roman"/>
-          <w:sz w:val="24"/>
-          <w:szCs w:val="24"/>
-        </w:rPr>
-        <w:t>ir).</w:t>
+        <w:t>; Data/hora da medição: [DATA_ESP] (espectro comparativo detalhado na Figura [N_FIG], a seguir).</w:t>
       </w:r>
     </w:p>
     <w:p>
@@ -2935,11 +2361,6 @@
         <w:pStyle w:val="PargrafodaLista"/>
         <w:spacing w:before="80" w:after="80"/>
         <w:jc w:val="both"/>
-        <w:rPr>
-          <w:rFonts w:ascii="Times New Roman" w:hAnsi="Times New Roman" w:cs="Times New Roman"/>
-          <w:sz w:val="24"/>
-          <w:szCs w:val="24"/>
-        </w:rPr>
       </w:pPr>
     </w:p>
     <w:p>
@@ -2949,12 +2370,23 @@
         <w:jc w:val="both"/>
       </w:pPr>
       <w:r>
-        <w:rPr>
-          <w:rFonts w:ascii="Times New Roman" w:hAnsi="Times New Roman" w:cs="Times New Roman"/>
-          <w:sz w:val="24"/>
-          <w:szCs w:val="24"/>
-        </w:rPr>
-        <w:t>[PENDENTE: inserir Figura — captura de tela do relatório Library Search (OPUS DrugID Wizard) com o espectro da amostra, espectro de referência e tabela de metadados]</w:t>
+        <w:t xml:space="preserve">[PENDENTE: inserir Figura — captura de tela do relatório Library Search (OPUS </w:t>
+      </w:r>
+      <w:proofErr w:type="spellStart"/>
+      <w:r>
+        <w:t>DrugID</w:t>
+      </w:r>
+      <w:proofErr w:type="spellEnd"/>
+      <w:r>
+        <w:t xml:space="preserve"> </w:t>
+      </w:r>
+      <w:proofErr w:type="spellStart"/>
+      <w:r>
+        <w:t>Wizard</w:t>
+      </w:r>
+      <w:proofErr w:type="spellEnd"/>
+      <w:r>
+        <w:t>) com o espectro da amostra, espectro de referência e tabela de metadados]</w:t>
       </w:r>
     </w:p>
     <w:p>
@@ -2963,57 +2395,143 @@
         <w:spacing w:before="80" w:after="80"/>
         <w:jc w:val="both"/>
         <w:rPr>
-          <w:rFonts w:ascii="Times New Roman" w:hAnsi="Times New Roman" w:cs="Times New Roman"/>
           <w:i/>
-          <w:sz w:val="20"/>
-          <w:szCs w:val="20"/>
+          <w:sz w:val="22"/>
+          <w:szCs w:val="22"/>
         </w:rPr>
       </w:pPr>
       <w:r>
         <w:rPr>
           <w:rStyle w:val="Forte"/>
-          <w:rFonts w:ascii="Times New Roman" w:hAnsi="Times New Roman" w:cs="Times New Roman"/>
-          <w:sz w:val="20"/>
-          <w:szCs w:val="20"/>
+          <w:sz w:val="22"/>
+          <w:szCs w:val="22"/>
         </w:rPr>
         <w:t>Figura 2</w:t>
       </w:r>
       <w:r>
         <w:rPr>
           <w:rStyle w:val="Forte"/>
-          <w:rFonts w:ascii="Times New Roman" w:hAnsi="Times New Roman" w:cs="Times New Roman"/>
           <w:i/>
-          <w:sz w:val="20"/>
-          <w:szCs w:val="20"/>
+          <w:sz w:val="22"/>
+          <w:szCs w:val="22"/>
         </w:rPr>
         <w:t>.</w:t>
       </w:r>
       <w:r>
         <w:rPr>
-          <w:rFonts w:ascii="Times New Roman" w:hAnsi="Times New Roman" w:cs="Times New Roman"/>
           <w:i/>
-          <w:sz w:val="20"/>
-          <w:szCs w:val="20"/>
-        </w:rPr>
-        <w:t xml:space="preserve"> Comparação espectral por FTIR-ATR entre o espectro obtido da amostra questi</w:t>
-      </w:r>
-      <w:r>
-        <w:rPr>
-          <w:rFonts w:ascii="Times New Roman" w:hAnsi="Times New Roman" w:cs="Times New Roman"/>
+          <w:sz w:val="22"/>
+          <w:szCs w:val="22"/>
+        </w:rPr>
+        <w:t xml:space="preserve"> Comparação espectral por FTIR-ATR entre o espectro obtido da amostra questionada (traçado superior) e o espectro de referência da biblioteca espectral consultada (traçado inferior), processada pelo software OPUS </w:t>
+      </w:r>
+      <w:proofErr w:type="spellStart"/>
+      <w:r>
+        <w:rPr>
           <w:i/>
-          <w:sz w:val="20"/>
-          <w:szCs w:val="20"/>
-        </w:rPr>
-        <w:t>onada (traçado superior) e o espectro de referência da biblioteca espectral consultada (traçado inferior), processada pelo software OPUS DrugID Wizard (Bruker Optik GmbH), com indicação do índice de correspondência (Hit Quality/Content) e das demais inform</w:t>
-      </w:r>
-      <w:r>
-        <w:rPr>
-          <w:rFonts w:ascii="Times New Roman" w:hAnsi="Times New Roman" w:cs="Times New Roman"/>
+          <w:sz w:val="22"/>
+          <w:szCs w:val="22"/>
+        </w:rPr>
+        <w:t>DrugID</w:t>
+      </w:r>
+      <w:proofErr w:type="spellEnd"/>
+      <w:r>
+        <w:rPr>
           <w:i/>
-          <w:sz w:val="20"/>
-          <w:szCs w:val="20"/>
-        </w:rPr>
-        <w:t>ações de identificação espectral.</w:t>
+          <w:sz w:val="22"/>
+          <w:szCs w:val="22"/>
+        </w:rPr>
+        <w:t xml:space="preserve"> </w:t>
+      </w:r>
+      <w:proofErr w:type="spellStart"/>
+      <w:r>
+        <w:rPr>
+          <w:i/>
+          <w:sz w:val="22"/>
+          <w:szCs w:val="22"/>
+        </w:rPr>
+        <w:t>Wizard</w:t>
+      </w:r>
+      <w:proofErr w:type="spellEnd"/>
+      <w:r>
+        <w:rPr>
+          <w:i/>
+          <w:sz w:val="22"/>
+          <w:szCs w:val="22"/>
+        </w:rPr>
+        <w:t xml:space="preserve"> (</w:t>
+      </w:r>
+      <w:proofErr w:type="spellStart"/>
+      <w:r>
+        <w:rPr>
+          <w:i/>
+          <w:sz w:val="22"/>
+          <w:szCs w:val="22"/>
+        </w:rPr>
+        <w:t>Bruker</w:t>
+      </w:r>
+      <w:proofErr w:type="spellEnd"/>
+      <w:r>
+        <w:rPr>
+          <w:i/>
+          <w:sz w:val="22"/>
+          <w:szCs w:val="22"/>
+        </w:rPr>
+        <w:t xml:space="preserve"> </w:t>
+      </w:r>
+      <w:proofErr w:type="spellStart"/>
+      <w:r>
+        <w:rPr>
+          <w:i/>
+          <w:sz w:val="22"/>
+          <w:szCs w:val="22"/>
+        </w:rPr>
+        <w:t>Optik</w:t>
+      </w:r>
+      <w:proofErr w:type="spellEnd"/>
+      <w:r>
+        <w:rPr>
+          <w:i/>
+          <w:sz w:val="22"/>
+          <w:szCs w:val="22"/>
+        </w:rPr>
+        <w:t xml:space="preserve"> GmbH), com indicação do índice de correspondência (Hit </w:t>
+      </w:r>
+      <w:proofErr w:type="spellStart"/>
+      <w:r>
+        <w:rPr>
+          <w:i/>
+          <w:sz w:val="22"/>
+          <w:szCs w:val="22"/>
+        </w:rPr>
+        <w:t>Quality</w:t>
+      </w:r>
+      <w:proofErr w:type="spellEnd"/>
+      <w:r>
+        <w:rPr>
+          <w:i/>
+          <w:sz w:val="22"/>
+          <w:szCs w:val="22"/>
+        </w:rPr>
+        <w:t>/</w:t>
+      </w:r>
+      <w:proofErr w:type="spellStart"/>
+      <w:r>
+        <w:rPr>
+          <w:i/>
+          <w:sz w:val="22"/>
+          <w:szCs w:val="22"/>
+        </w:rPr>
+        <w:t>Content</w:t>
+      </w:r>
+      <w:proofErr w:type="spellEnd"/>
+      <w:r>
+        <w:rPr>
+          <w:i/>
+          <w:sz w:val="22"/>
+          <w:szCs w:val="22"/>
+        </w:rPr>
+        <w:t>) e das demais informações de identificação espectral.</w:t>
       </w:r>
     </w:p>
     <w:p>
@@ -3025,7 +2543,7 @@
     </w:p>
     <w:tbl>
       <w:tblPr>
-        <w:tblStyle w:val="TabeladeGrade4-nfase1"/>
+        <w:tblStyle w:val="TabeladeGrade4"/>
         <w:tblW w:w="9660" w:type="dxa"/>
         <w:tblLook w:val="04A0" w:firstRow="1" w:lastRow="0" w:firstColumn="1" w:lastColumn="0" w:noHBand="0" w:noVBand="1"/>
       </w:tblPr>
@@ -3050,16 +2568,14 @@
               <w:spacing w:before="40" w:after="40"/>
               <w:jc w:val="center"/>
               <w:rPr>
-                <w:rFonts w:ascii="Times New Roman" w:hAnsi="Times New Roman" w:cs="Times New Roman"/>
-                <w:sz w:val="20"/>
-                <w:szCs w:val="20"/>
-              </w:rPr>
-            </w:pPr>
-            <w:r>
-              <w:rPr>
-                <w:rFonts w:ascii="Times New Roman" w:hAnsi="Times New Roman" w:cs="Times New Roman"/>
-                <w:sz w:val="20"/>
-                <w:szCs w:val="20"/>
+                <w:sz w:val="22"/>
+                <w:szCs w:val="22"/>
+              </w:rPr>
+            </w:pPr>
+            <w:r>
+              <w:rPr>
+                <w:sz w:val="22"/>
+                <w:szCs w:val="22"/>
               </w:rPr>
               <w:t>Região (cm⁻¹)</w:t>
             </w:r>
@@ -3075,16 +2591,14 @@
               <w:jc w:val="center"/>
               <w:cnfStyle w:val="100000000000" w:firstRow="1" w:lastRow="0" w:firstColumn="0" w:lastColumn="0" w:oddVBand="0" w:evenVBand="0" w:oddHBand="0" w:evenHBand="0" w:firstRowFirstColumn="0" w:firstRowLastColumn="0" w:lastRowFirstColumn="0" w:lastRowLastColumn="0"/>
               <w:rPr>
-                <w:rFonts w:ascii="Times New Roman" w:hAnsi="Times New Roman" w:cs="Times New Roman"/>
-                <w:sz w:val="20"/>
-                <w:szCs w:val="20"/>
-              </w:rPr>
-            </w:pPr>
-            <w:r>
-              <w:rPr>
-                <w:rFonts w:ascii="Times New Roman" w:hAnsi="Times New Roman" w:cs="Times New Roman"/>
-                <w:sz w:val="20"/>
-                <w:szCs w:val="20"/>
+                <w:sz w:val="22"/>
+                <w:szCs w:val="22"/>
+              </w:rPr>
+            </w:pPr>
+            <w:r>
+              <w:rPr>
+                <w:sz w:val="22"/>
+                <w:szCs w:val="22"/>
               </w:rPr>
               <w:t>Intensidade</w:t>
             </w:r>
@@ -3100,16 +2614,14 @@
               <w:jc w:val="center"/>
               <w:cnfStyle w:val="100000000000" w:firstRow="1" w:lastRow="0" w:firstColumn="0" w:lastColumn="0" w:oddVBand="0" w:evenVBand="0" w:oddHBand="0" w:evenHBand="0" w:firstRowFirstColumn="0" w:firstRowLastColumn="0" w:lastRowFirstColumn="0" w:lastRowLastColumn="0"/>
               <w:rPr>
-                <w:rFonts w:ascii="Times New Roman" w:hAnsi="Times New Roman" w:cs="Times New Roman"/>
-                <w:sz w:val="20"/>
-                <w:szCs w:val="20"/>
-              </w:rPr>
-            </w:pPr>
-            <w:r>
-              <w:rPr>
-                <w:rFonts w:ascii="Times New Roman" w:hAnsi="Times New Roman" w:cs="Times New Roman"/>
-                <w:sz w:val="20"/>
-                <w:szCs w:val="20"/>
+                <w:sz w:val="22"/>
+                <w:szCs w:val="22"/>
+              </w:rPr>
+            </w:pPr>
+            <w:r>
+              <w:rPr>
+                <w:sz w:val="22"/>
+                <w:szCs w:val="22"/>
               </w:rPr>
               <w:t>Atribuição vibracional</w:t>
             </w:r>
@@ -3125,16 +2637,14 @@
               <w:jc w:val="center"/>
               <w:cnfStyle w:val="100000000000" w:firstRow="1" w:lastRow="0" w:firstColumn="0" w:lastColumn="0" w:oddVBand="0" w:evenVBand="0" w:oddHBand="0" w:evenHBand="0" w:firstRowFirstColumn="0" w:firstRowLastColumn="0" w:lastRowFirstColumn="0" w:lastRowLastColumn="0"/>
               <w:rPr>
-                <w:rFonts w:ascii="Times New Roman" w:hAnsi="Times New Roman" w:cs="Times New Roman"/>
-                <w:sz w:val="20"/>
-                <w:szCs w:val="20"/>
-              </w:rPr>
-            </w:pPr>
-            <w:r>
-              <w:rPr>
-                <w:rFonts w:ascii="Times New Roman" w:hAnsi="Times New Roman" w:cs="Times New Roman"/>
-                <w:sz w:val="20"/>
-                <w:szCs w:val="20"/>
+                <w:sz w:val="22"/>
+                <w:szCs w:val="22"/>
+              </w:rPr>
+            </w:pPr>
+            <w:r>
+              <w:rPr>
+                <w:sz w:val="22"/>
+                <w:szCs w:val="22"/>
               </w:rPr>
               <w:t>Grupo funcional</w:t>
             </w:r>
@@ -3156,16 +2666,14 @@
               <w:spacing w:before="80" w:after="80"/>
               <w:jc w:val="center"/>
               <w:rPr>
-                <w:rFonts w:ascii="Times New Roman" w:hAnsi="Times New Roman" w:cs="Times New Roman"/>
-                <w:sz w:val="20"/>
-                <w:szCs w:val="20"/>
-              </w:rPr>
-            </w:pPr>
-            <w:r>
-              <w:rPr>
-                <w:rFonts w:ascii="Times New Roman" w:hAnsi="Times New Roman" w:cs="Times New Roman"/>
-                <w:sz w:val="20"/>
-                <w:szCs w:val="20"/>
+                <w:sz w:val="22"/>
+                <w:szCs w:val="22"/>
+              </w:rPr>
+            </w:pPr>
+            <w:r>
+              <w:rPr>
+                <w:sz w:val="22"/>
+                <w:szCs w:val="22"/>
               </w:rPr>
               <w:t>~1735–1715</w:t>
             </w:r>
@@ -3181,18 +2689,16 @@
               <w:jc w:val="center"/>
               <w:cnfStyle w:val="000000100000" w:firstRow="0" w:lastRow="0" w:firstColumn="0" w:lastColumn="0" w:oddVBand="0" w:evenVBand="0" w:oddHBand="1" w:evenHBand="0" w:firstRowFirstColumn="0" w:firstRowLastColumn="0" w:lastRowFirstColumn="0" w:lastRowLastColumn="0"/>
               <w:rPr>
-                <w:rFonts w:ascii="Times New Roman" w:hAnsi="Times New Roman" w:cs="Times New Roman"/>
-                <w:sz w:val="20"/>
-                <w:szCs w:val="20"/>
-              </w:rPr>
-            </w:pPr>
-            <w:r>
-              <w:rPr>
-                <w:rFonts w:ascii="Times New Roman" w:hAnsi="Times New Roman" w:cs="Times New Roman"/>
+                <w:sz w:val="22"/>
+                <w:szCs w:val="22"/>
+              </w:rPr>
+            </w:pPr>
+            <w:r>
+              <w:rPr>
                 <w:b/>
                 <w:bCs/>
-                <w:sz w:val="20"/>
-                <w:szCs w:val="20"/>
+                <w:sz w:val="22"/>
+                <w:szCs w:val="22"/>
               </w:rPr>
               <w:t>Forte</w:t>
             </w:r>
@@ -3207,18 +2713,16 @@
               <w:spacing w:before="80" w:after="80"/>
               <w:cnfStyle w:val="000000100000" w:firstRow="0" w:lastRow="0" w:firstColumn="0" w:lastColumn="0" w:oddVBand="0" w:evenVBand="0" w:oddHBand="1" w:evenHBand="0" w:firstRowFirstColumn="0" w:firstRowLastColumn="0" w:lastRowFirstColumn="0" w:lastRowLastColumn="0"/>
               <w:rPr>
-                <w:rFonts w:ascii="Times New Roman" w:hAnsi="Times New Roman" w:cs="Times New Roman"/>
-                <w:sz w:val="20"/>
-                <w:szCs w:val="20"/>
-              </w:rPr>
-            </w:pPr>
-            <w:r>
-              <w:rPr>
-                <w:rFonts w:ascii="Times New Roman" w:hAnsi="Times New Roman" w:cs="Times New Roman"/>
+                <w:sz w:val="22"/>
+                <w:szCs w:val="22"/>
+              </w:rPr>
+            </w:pPr>
+            <w:r>
+              <w:rPr>
                 <w:b/>
                 <w:bCs/>
-                <w:sz w:val="20"/>
-                <w:szCs w:val="20"/>
+                <w:sz w:val="22"/>
+                <w:szCs w:val="22"/>
               </w:rPr>
               <w:t>ν C=O (estiramento carbonila)</w:t>
             </w:r>
@@ -3233,21 +2737,30 @@
               <w:spacing w:before="80" w:after="80"/>
               <w:cnfStyle w:val="000000100000" w:firstRow="0" w:lastRow="0" w:firstColumn="0" w:lastColumn="0" w:oddVBand="0" w:evenVBand="0" w:oddHBand="1" w:evenHBand="0" w:firstRowFirstColumn="0" w:firstRowLastColumn="0" w:lastRowFirstColumn="0" w:lastRowLastColumn="0"/>
               <w:rPr>
-                <w:rFonts w:ascii="Times New Roman" w:hAnsi="Times New Roman" w:cs="Times New Roman"/>
-                <w:sz w:val="20"/>
-                <w:szCs w:val="20"/>
-              </w:rPr>
-            </w:pPr>
-            <w:r>
-              <w:rPr>
-                <w:rFonts w:ascii="Times New Roman" w:hAnsi="Times New Roman" w:cs="Times New Roman"/>
+                <w:sz w:val="22"/>
+                <w:szCs w:val="22"/>
+              </w:rPr>
+            </w:pPr>
+            <w:r>
+              <w:rPr>
                 <w:b/>
                 <w:bCs/>
-                <w:sz w:val="20"/>
-                <w:szCs w:val="20"/>
-              </w:rPr>
-              <w:t>Éster benzóico</w:t>
-            </w:r>
+                <w:sz w:val="22"/>
+                <w:szCs w:val="22"/>
+              </w:rPr>
+              <w:t xml:space="preserve">Éster </w:t>
+            </w:r>
+            <w:proofErr w:type="spellStart"/>
+            <w:r>
+              <w:rPr>
+                <w:b/>
+                <w:bCs/>
+                <w:sz w:val="22"/>
+                <w:szCs w:val="22"/>
+              </w:rPr>
+              <w:t>benzóico</w:t>
+            </w:r>
+            <w:proofErr w:type="spellEnd"/>
           </w:p>
         </w:tc>
       </w:tr>
@@ -3265,16 +2778,14 @@
               <w:spacing w:before="80" w:after="80"/>
               <w:jc w:val="center"/>
               <w:rPr>
-                <w:rFonts w:ascii="Times New Roman" w:hAnsi="Times New Roman" w:cs="Times New Roman"/>
-                <w:sz w:val="20"/>
-                <w:szCs w:val="20"/>
-              </w:rPr>
-            </w:pPr>
-            <w:r>
-              <w:rPr>
-                <w:rFonts w:ascii="Times New Roman" w:hAnsi="Times New Roman" w:cs="Times New Roman"/>
-                <w:sz w:val="20"/>
-                <w:szCs w:val="20"/>
+                <w:sz w:val="22"/>
+                <w:szCs w:val="22"/>
+              </w:rPr>
+            </w:pPr>
+            <w:r>
+              <w:rPr>
+                <w:sz w:val="22"/>
+                <w:szCs w:val="22"/>
               </w:rPr>
               <w:t>~1600</w:t>
             </w:r>
@@ -3290,16 +2801,14 @@
               <w:jc w:val="center"/>
               <w:cnfStyle w:val="000000000000" w:firstRow="0" w:lastRow="0" w:firstColumn="0" w:lastColumn="0" w:oddVBand="0" w:evenVBand="0" w:oddHBand="0" w:evenHBand="0" w:firstRowFirstColumn="0" w:firstRowLastColumn="0" w:lastRowFirstColumn="0" w:lastRowLastColumn="0"/>
               <w:rPr>
-                <w:rFonts w:ascii="Times New Roman" w:hAnsi="Times New Roman" w:cs="Times New Roman"/>
-                <w:sz w:val="20"/>
-                <w:szCs w:val="20"/>
-              </w:rPr>
-            </w:pPr>
-            <w:r>
-              <w:rPr>
-                <w:rFonts w:ascii="Times New Roman" w:hAnsi="Times New Roman" w:cs="Times New Roman"/>
-                <w:sz w:val="20"/>
-                <w:szCs w:val="20"/>
+                <w:sz w:val="22"/>
+                <w:szCs w:val="22"/>
+              </w:rPr>
+            </w:pPr>
+            <w:r>
+              <w:rPr>
+                <w:sz w:val="22"/>
+                <w:szCs w:val="22"/>
               </w:rPr>
               <w:t>Média</w:t>
             </w:r>
@@ -3314,16 +2823,14 @@
               <w:spacing w:before="80" w:after="80"/>
               <w:cnfStyle w:val="000000000000" w:firstRow="0" w:lastRow="0" w:firstColumn="0" w:lastColumn="0" w:oddVBand="0" w:evenVBand="0" w:oddHBand="0" w:evenHBand="0" w:firstRowFirstColumn="0" w:firstRowLastColumn="0" w:lastRowFirstColumn="0" w:lastRowLastColumn="0"/>
               <w:rPr>
-                <w:rFonts w:ascii="Times New Roman" w:hAnsi="Times New Roman" w:cs="Times New Roman"/>
-                <w:sz w:val="20"/>
-                <w:szCs w:val="20"/>
-              </w:rPr>
-            </w:pPr>
-            <w:r>
-              <w:rPr>
-                <w:rFonts w:ascii="Times New Roman" w:hAnsi="Times New Roman" w:cs="Times New Roman"/>
-                <w:sz w:val="20"/>
-                <w:szCs w:val="20"/>
+                <w:sz w:val="22"/>
+                <w:szCs w:val="22"/>
+              </w:rPr>
+            </w:pPr>
+            <w:r>
+              <w:rPr>
+                <w:sz w:val="22"/>
+                <w:szCs w:val="22"/>
               </w:rPr>
               <w:t>ν C=C aromático</w:t>
             </w:r>
@@ -3338,16 +2845,14 @@
               <w:spacing w:before="80" w:after="80"/>
               <w:cnfStyle w:val="000000000000" w:firstRow="0" w:lastRow="0" w:firstColumn="0" w:lastColumn="0" w:oddVBand="0" w:evenVBand="0" w:oddHBand="0" w:evenHBand="0" w:firstRowFirstColumn="0" w:firstRowLastColumn="0" w:lastRowFirstColumn="0" w:lastRowLastColumn="0"/>
               <w:rPr>
-                <w:rFonts w:ascii="Times New Roman" w:hAnsi="Times New Roman" w:cs="Times New Roman"/>
-                <w:sz w:val="20"/>
-                <w:szCs w:val="20"/>
-              </w:rPr>
-            </w:pPr>
-            <w:r>
-              <w:rPr>
-                <w:rFonts w:ascii="Times New Roman" w:hAnsi="Times New Roman" w:cs="Times New Roman"/>
-                <w:sz w:val="20"/>
-                <w:szCs w:val="20"/>
+                <w:sz w:val="22"/>
+                <w:szCs w:val="22"/>
+              </w:rPr>
+            </w:pPr>
+            <w:r>
+              <w:rPr>
+                <w:sz w:val="22"/>
+                <w:szCs w:val="22"/>
               </w:rPr>
               <w:t>Anel benzênico</w:t>
             </w:r>
@@ -3369,16 +2874,14 @@
               <w:spacing w:before="80" w:after="80"/>
               <w:jc w:val="center"/>
               <w:rPr>
-                <w:rFonts w:ascii="Times New Roman" w:hAnsi="Times New Roman" w:cs="Times New Roman"/>
-                <w:sz w:val="20"/>
-                <w:szCs w:val="20"/>
-              </w:rPr>
-            </w:pPr>
-            <w:r>
-              <w:rPr>
-                <w:rFonts w:ascii="Times New Roman" w:hAnsi="Times New Roman" w:cs="Times New Roman"/>
-                <w:sz w:val="20"/>
-                <w:szCs w:val="20"/>
+                <w:sz w:val="22"/>
+                <w:szCs w:val="22"/>
+              </w:rPr>
+            </w:pPr>
+            <w:r>
+              <w:rPr>
+                <w:sz w:val="22"/>
+                <w:szCs w:val="22"/>
               </w:rPr>
               <w:t>1275–1240</w:t>
             </w:r>
@@ -3394,18 +2897,16 @@
               <w:jc w:val="center"/>
               <w:cnfStyle w:val="000000100000" w:firstRow="0" w:lastRow="0" w:firstColumn="0" w:lastColumn="0" w:oddVBand="0" w:evenVBand="0" w:oddHBand="1" w:evenHBand="0" w:firstRowFirstColumn="0" w:firstRowLastColumn="0" w:lastRowFirstColumn="0" w:lastRowLastColumn="0"/>
               <w:rPr>
-                <w:rFonts w:ascii="Times New Roman" w:hAnsi="Times New Roman" w:cs="Times New Roman"/>
-                <w:sz w:val="20"/>
-                <w:szCs w:val="20"/>
-              </w:rPr>
-            </w:pPr>
-            <w:r>
-              <w:rPr>
-                <w:rFonts w:ascii="Times New Roman" w:hAnsi="Times New Roman" w:cs="Times New Roman"/>
+                <w:sz w:val="22"/>
+                <w:szCs w:val="22"/>
+              </w:rPr>
+            </w:pPr>
+            <w:r>
+              <w:rPr>
                 <w:b/>
                 <w:bCs/>
-                <w:sz w:val="20"/>
-                <w:szCs w:val="20"/>
+                <w:sz w:val="22"/>
+                <w:szCs w:val="22"/>
               </w:rPr>
               <w:t>Forte</w:t>
             </w:r>
@@ -3420,18 +2921,16 @@
               <w:spacing w:before="80" w:after="80"/>
               <w:cnfStyle w:val="000000100000" w:firstRow="0" w:lastRow="0" w:firstColumn="0" w:lastColumn="0" w:oddVBand="0" w:evenVBand="0" w:oddHBand="1" w:evenHBand="0" w:firstRowFirstColumn="0" w:firstRowLastColumn="0" w:lastRowFirstColumn="0" w:lastRowLastColumn="0"/>
               <w:rPr>
-                <w:rFonts w:ascii="Times New Roman" w:hAnsi="Times New Roman" w:cs="Times New Roman"/>
-                <w:sz w:val="20"/>
-                <w:szCs w:val="20"/>
-              </w:rPr>
-            </w:pPr>
-            <w:r>
-              <w:rPr>
-                <w:rFonts w:ascii="Times New Roman" w:hAnsi="Times New Roman" w:cs="Times New Roman"/>
+                <w:sz w:val="22"/>
+                <w:szCs w:val="22"/>
+              </w:rPr>
+            </w:pPr>
+            <w:r>
+              <w:rPr>
                 <w:b/>
                 <w:bCs/>
-                <w:sz w:val="20"/>
-                <w:szCs w:val="20"/>
+                <w:sz w:val="22"/>
+                <w:szCs w:val="22"/>
               </w:rPr>
               <w:t>ν C–O (éster)</w:t>
             </w:r>
@@ -3446,18 +2945,16 @@
               <w:spacing w:before="80" w:after="80"/>
               <w:cnfStyle w:val="000000100000" w:firstRow="0" w:lastRow="0" w:firstColumn="0" w:lastColumn="0" w:oddVBand="0" w:evenVBand="0" w:oddHBand="1" w:evenHBand="0" w:firstRowFirstColumn="0" w:firstRowLastColumn="0" w:lastRowFirstColumn="0" w:lastRowLastColumn="0"/>
               <w:rPr>
-                <w:rFonts w:ascii="Times New Roman" w:hAnsi="Times New Roman" w:cs="Times New Roman"/>
-                <w:sz w:val="20"/>
-                <w:szCs w:val="20"/>
-              </w:rPr>
-            </w:pPr>
-            <w:r>
-              <w:rPr>
-                <w:rFonts w:ascii="Times New Roman" w:hAnsi="Times New Roman" w:cs="Times New Roman"/>
+                <w:sz w:val="22"/>
+                <w:szCs w:val="22"/>
+              </w:rPr>
+            </w:pPr>
+            <w:r>
+              <w:rPr>
                 <w:b/>
                 <w:bCs/>
-                <w:sz w:val="20"/>
-                <w:szCs w:val="20"/>
+                <w:sz w:val="22"/>
+                <w:szCs w:val="22"/>
               </w:rPr>
               <w:t>Éster</w:t>
             </w:r>
@@ -3478,16 +2975,14 @@
               <w:spacing w:before="80" w:after="80"/>
               <w:jc w:val="center"/>
               <w:rPr>
-                <w:rFonts w:ascii="Times New Roman" w:hAnsi="Times New Roman" w:cs="Times New Roman"/>
-                <w:sz w:val="20"/>
-                <w:szCs w:val="20"/>
-              </w:rPr>
-            </w:pPr>
-            <w:r>
-              <w:rPr>
-                <w:rFonts w:ascii="Times New Roman" w:hAnsi="Times New Roman" w:cs="Times New Roman"/>
-                <w:sz w:val="20"/>
-                <w:szCs w:val="20"/>
+                <w:sz w:val="22"/>
+                <w:szCs w:val="22"/>
+              </w:rPr>
+            </w:pPr>
+            <w:r>
+              <w:rPr>
+                <w:sz w:val="22"/>
+                <w:szCs w:val="22"/>
               </w:rPr>
               <w:t>1100–1050</w:t>
             </w:r>
@@ -3503,18 +2998,16 @@
               <w:jc w:val="center"/>
               <w:cnfStyle w:val="000000000000" w:firstRow="0" w:lastRow="0" w:firstColumn="0" w:lastColumn="0" w:oddVBand="0" w:evenVBand="0" w:oddHBand="0" w:evenHBand="0" w:firstRowFirstColumn="0" w:firstRowLastColumn="0" w:lastRowFirstColumn="0" w:lastRowLastColumn="0"/>
               <w:rPr>
-                <w:rFonts w:ascii="Times New Roman" w:hAnsi="Times New Roman" w:cs="Times New Roman"/>
-                <w:sz w:val="20"/>
-                <w:szCs w:val="20"/>
-              </w:rPr>
-            </w:pPr>
-            <w:r>
-              <w:rPr>
-                <w:rFonts w:ascii="Times New Roman" w:hAnsi="Times New Roman" w:cs="Times New Roman"/>
+                <w:sz w:val="22"/>
+                <w:szCs w:val="22"/>
+              </w:rPr>
+            </w:pPr>
+            <w:r>
+              <w:rPr>
                 <w:b/>
                 <w:bCs/>
-                <w:sz w:val="20"/>
-                <w:szCs w:val="20"/>
+                <w:sz w:val="22"/>
+                <w:szCs w:val="22"/>
               </w:rPr>
               <w:t>Forte</w:t>
             </w:r>
@@ -3529,18 +3022,16 @@
               <w:spacing w:before="80" w:after="80"/>
               <w:cnfStyle w:val="000000000000" w:firstRow="0" w:lastRow="0" w:firstColumn="0" w:lastColumn="0" w:oddVBand="0" w:evenVBand="0" w:oddHBand="0" w:evenHBand="0" w:firstRowFirstColumn="0" w:firstRowLastColumn="0" w:lastRowFirstColumn="0" w:lastRowLastColumn="0"/>
               <w:rPr>
-                <w:rFonts w:ascii="Times New Roman" w:hAnsi="Times New Roman" w:cs="Times New Roman"/>
-                <w:sz w:val="20"/>
-                <w:szCs w:val="20"/>
-              </w:rPr>
-            </w:pPr>
-            <w:r>
-              <w:rPr>
-                <w:rFonts w:ascii="Times New Roman" w:hAnsi="Times New Roman" w:cs="Times New Roman"/>
+                <w:sz w:val="22"/>
+                <w:szCs w:val="22"/>
+              </w:rPr>
+            </w:pPr>
+            <w:r>
+              <w:rPr>
                 <w:b/>
                 <w:bCs/>
-                <w:sz w:val="20"/>
-                <w:szCs w:val="20"/>
+                <w:sz w:val="22"/>
+                <w:szCs w:val="22"/>
               </w:rPr>
               <w:t>ν C–O–C</w:t>
             </w:r>
@@ -3555,18 +3046,16 @@
               <w:spacing w:before="80" w:after="80"/>
               <w:cnfStyle w:val="000000000000" w:firstRow="0" w:lastRow="0" w:firstColumn="0" w:lastColumn="0" w:oddVBand="0" w:evenVBand="0" w:oddHBand="0" w:evenHBand="0" w:firstRowFirstColumn="0" w:firstRowLastColumn="0" w:lastRowFirstColumn="0" w:lastRowLastColumn="0"/>
               <w:rPr>
-                <w:rFonts w:ascii="Times New Roman" w:hAnsi="Times New Roman" w:cs="Times New Roman"/>
-                <w:sz w:val="20"/>
-                <w:szCs w:val="20"/>
-              </w:rPr>
-            </w:pPr>
-            <w:r>
-              <w:rPr>
-                <w:rFonts w:ascii="Times New Roman" w:hAnsi="Times New Roman" w:cs="Times New Roman"/>
+                <w:sz w:val="22"/>
+                <w:szCs w:val="22"/>
+              </w:rPr>
+            </w:pPr>
+            <w:r>
+              <w:rPr>
                 <w:b/>
                 <w:bCs/>
-                <w:sz w:val="20"/>
-                <w:szCs w:val="20"/>
+                <w:sz w:val="22"/>
+                <w:szCs w:val="22"/>
               </w:rPr>
               <w:t>Éster metílico</w:t>
             </w:r>
@@ -3588,16 +3077,14 @@
               <w:spacing w:before="80" w:after="80"/>
               <w:jc w:val="center"/>
               <w:rPr>
-                <w:rFonts w:ascii="Times New Roman" w:hAnsi="Times New Roman" w:cs="Times New Roman"/>
-                <w:sz w:val="20"/>
-                <w:szCs w:val="20"/>
-              </w:rPr>
-            </w:pPr>
-            <w:r>
-              <w:rPr>
-                <w:rFonts w:ascii="Times New Roman" w:hAnsi="Times New Roman" w:cs="Times New Roman"/>
-                <w:sz w:val="20"/>
-                <w:szCs w:val="20"/>
+                <w:sz w:val="22"/>
+                <w:szCs w:val="22"/>
+              </w:rPr>
+            </w:pPr>
+            <w:r>
+              <w:rPr>
+                <w:sz w:val="22"/>
+                <w:szCs w:val="22"/>
               </w:rPr>
               <w:t>~1200–1150</w:t>
             </w:r>
@@ -3613,16 +3100,14 @@
               <w:jc w:val="center"/>
               <w:cnfStyle w:val="000000100000" w:firstRow="0" w:lastRow="0" w:firstColumn="0" w:lastColumn="0" w:oddVBand="0" w:evenVBand="0" w:oddHBand="1" w:evenHBand="0" w:firstRowFirstColumn="0" w:firstRowLastColumn="0" w:lastRowFirstColumn="0" w:lastRowLastColumn="0"/>
               <w:rPr>
-                <w:rFonts w:ascii="Times New Roman" w:hAnsi="Times New Roman" w:cs="Times New Roman"/>
-                <w:sz w:val="20"/>
-                <w:szCs w:val="20"/>
-              </w:rPr>
-            </w:pPr>
-            <w:r>
-              <w:rPr>
-                <w:rFonts w:ascii="Times New Roman" w:hAnsi="Times New Roman" w:cs="Times New Roman"/>
-                <w:sz w:val="20"/>
-                <w:szCs w:val="20"/>
+                <w:sz w:val="22"/>
+                <w:szCs w:val="22"/>
+              </w:rPr>
+            </w:pPr>
+            <w:r>
+              <w:rPr>
+                <w:sz w:val="22"/>
+                <w:szCs w:val="22"/>
               </w:rPr>
               <w:t>Média</w:t>
             </w:r>
@@ -3637,26 +3122,23 @@
               <w:spacing w:before="80" w:after="80"/>
               <w:cnfStyle w:val="000000100000" w:firstRow="0" w:lastRow="0" w:firstColumn="0" w:lastColumn="0" w:oddVBand="0" w:evenVBand="0" w:oddHBand="1" w:evenHBand="0" w:firstRowFirstColumn="0" w:firstRowLastColumn="0" w:lastRowFirstColumn="0" w:lastRowLastColumn="0"/>
               <w:rPr>
-                <w:rFonts w:ascii="Times New Roman" w:hAnsi="Times New Roman" w:cs="Times New Roman"/>
-                <w:sz w:val="20"/>
-                <w:szCs w:val="20"/>
-              </w:rPr>
-            </w:pPr>
-            <w:r>
-              <w:rPr>
-                <w:rFonts w:ascii="Times New Roman" w:hAnsi="Times New Roman" w:cs="Times New Roman"/>
+                <w:sz w:val="22"/>
+                <w:szCs w:val="22"/>
+              </w:rPr>
+            </w:pPr>
+            <w:r>
+              <w:rPr>
                 <w:b/>
                 <w:bCs/>
-                <w:sz w:val="20"/>
-                <w:szCs w:val="20"/>
+                <w:sz w:val="22"/>
+                <w:szCs w:val="22"/>
               </w:rPr>
               <w:t>ν C–N — AUSÊNCIA de N⁺–H</w:t>
             </w:r>
             <w:r>
               <w:rPr>
-                <w:rFonts w:ascii="Times New Roman" w:hAnsi="Times New Roman" w:cs="Times New Roman"/>
-                <w:sz w:val="20"/>
-                <w:szCs w:val="20"/>
+                <w:sz w:val="22"/>
+                <w:szCs w:val="22"/>
               </w:rPr>
               <w:t xml:space="preserve"> (diagnóstica: diferencia base de cloridrato)</w:t>
             </w:r>
@@ -3671,18 +3153,16 @@
               <w:spacing w:before="80" w:after="80"/>
               <w:cnfStyle w:val="000000100000" w:firstRow="0" w:lastRow="0" w:firstColumn="0" w:lastColumn="0" w:oddVBand="0" w:evenVBand="0" w:oddHBand="1" w:evenHBand="0" w:firstRowFirstColumn="0" w:firstRowLastColumn="0" w:lastRowFirstColumn="0" w:lastRowLastColumn="0"/>
               <w:rPr>
-                <w:rFonts w:ascii="Times New Roman" w:hAnsi="Times New Roman" w:cs="Times New Roman"/>
-                <w:sz w:val="20"/>
-                <w:szCs w:val="20"/>
-              </w:rPr>
-            </w:pPr>
-            <w:r>
-              <w:rPr>
-                <w:rFonts w:ascii="Times New Roman" w:hAnsi="Times New Roman" w:cs="Times New Roman"/>
+                <w:sz w:val="22"/>
+                <w:szCs w:val="22"/>
+              </w:rPr>
+            </w:pPr>
+            <w:r>
+              <w:rPr>
                 <w:b/>
                 <w:bCs/>
-                <w:sz w:val="20"/>
-                <w:szCs w:val="20"/>
+                <w:sz w:val="22"/>
+                <w:szCs w:val="22"/>
               </w:rPr>
               <w:t>Amina terciária livre</w:t>
             </w:r>
@@ -3703,16 +3183,14 @@
               <w:spacing w:before="80" w:after="80"/>
               <w:jc w:val="center"/>
               <w:rPr>
-                <w:rFonts w:ascii="Times New Roman" w:hAnsi="Times New Roman" w:cs="Times New Roman"/>
-                <w:sz w:val="20"/>
-                <w:szCs w:val="20"/>
-              </w:rPr>
-            </w:pPr>
-            <w:r>
-              <w:rPr>
-                <w:rFonts w:ascii="Times New Roman" w:hAnsi="Times New Roman" w:cs="Times New Roman"/>
-                <w:sz w:val="20"/>
-                <w:szCs w:val="20"/>
+                <w:sz w:val="22"/>
+                <w:szCs w:val="22"/>
+              </w:rPr>
+            </w:pPr>
+            <w:r>
+              <w:rPr>
+                <w:sz w:val="22"/>
+                <w:szCs w:val="22"/>
               </w:rPr>
               <w:t>3000–2850</w:t>
             </w:r>
@@ -3728,16 +3206,14 @@
               <w:jc w:val="center"/>
               <w:cnfStyle w:val="000000000000" w:firstRow="0" w:lastRow="0" w:firstColumn="0" w:lastColumn="0" w:oddVBand="0" w:evenVBand="0" w:oddHBand="0" w:evenHBand="0" w:firstRowFirstColumn="0" w:firstRowLastColumn="0" w:lastRowFirstColumn="0" w:lastRowLastColumn="0"/>
               <w:rPr>
-                <w:rFonts w:ascii="Times New Roman" w:hAnsi="Times New Roman" w:cs="Times New Roman"/>
-                <w:sz w:val="20"/>
-                <w:szCs w:val="20"/>
-              </w:rPr>
-            </w:pPr>
-            <w:r>
-              <w:rPr>
-                <w:rFonts w:ascii="Times New Roman" w:hAnsi="Times New Roman" w:cs="Times New Roman"/>
-                <w:sz w:val="20"/>
-                <w:szCs w:val="20"/>
+                <w:sz w:val="22"/>
+                <w:szCs w:val="22"/>
+              </w:rPr>
+            </w:pPr>
+            <w:r>
+              <w:rPr>
+                <w:sz w:val="22"/>
+                <w:szCs w:val="22"/>
               </w:rPr>
               <w:t>Média</w:t>
             </w:r>
@@ -3752,16 +3228,14 @@
               <w:spacing w:before="80" w:after="80"/>
               <w:cnfStyle w:val="000000000000" w:firstRow="0" w:lastRow="0" w:firstColumn="0" w:lastColumn="0" w:oddVBand="0" w:evenVBand="0" w:oddHBand="0" w:evenHBand="0" w:firstRowFirstColumn="0" w:firstRowLastColumn="0" w:lastRowFirstColumn="0" w:lastRowLastColumn="0"/>
               <w:rPr>
-                <w:rFonts w:ascii="Times New Roman" w:hAnsi="Times New Roman" w:cs="Times New Roman"/>
-                <w:sz w:val="20"/>
-                <w:szCs w:val="20"/>
-              </w:rPr>
-            </w:pPr>
-            <w:r>
-              <w:rPr>
-                <w:rFonts w:ascii="Times New Roman" w:hAnsi="Times New Roman" w:cs="Times New Roman"/>
-                <w:sz w:val="20"/>
-                <w:szCs w:val="20"/>
+                <w:sz w:val="22"/>
+                <w:szCs w:val="22"/>
+              </w:rPr>
+            </w:pPr>
+            <w:r>
+              <w:rPr>
+                <w:sz w:val="22"/>
+                <w:szCs w:val="22"/>
               </w:rPr>
               <w:t>ν C–H alifático</w:t>
             </w:r>
@@ -3776,16 +3250,14 @@
               <w:spacing w:before="80" w:after="80"/>
               <w:cnfStyle w:val="000000000000" w:firstRow="0" w:lastRow="0" w:firstColumn="0" w:lastColumn="0" w:oddVBand="0" w:evenVBand="0" w:oddHBand="0" w:evenHBand="0" w:firstRowFirstColumn="0" w:firstRowLastColumn="0" w:lastRowFirstColumn="0" w:lastRowLastColumn="0"/>
               <w:rPr>
-                <w:rFonts w:ascii="Times New Roman" w:hAnsi="Times New Roman" w:cs="Times New Roman"/>
-                <w:sz w:val="20"/>
-                <w:szCs w:val="20"/>
-              </w:rPr>
-            </w:pPr>
-            <w:r>
-              <w:rPr>
-                <w:rFonts w:ascii="Times New Roman" w:hAnsi="Times New Roman" w:cs="Times New Roman"/>
-                <w:sz w:val="20"/>
-                <w:szCs w:val="20"/>
+                <w:sz w:val="22"/>
+                <w:szCs w:val="22"/>
+              </w:rPr>
+            </w:pPr>
+            <w:r>
+              <w:rPr>
+                <w:sz w:val="22"/>
+                <w:szCs w:val="22"/>
               </w:rPr>
               <w:t>Cadeia carbônica</w:t>
             </w:r>
@@ -3797,38 +3269,52 @@
       <w:pPr>
         <w:spacing w:before="80" w:after="80"/>
         <w:rPr>
-          <w:rFonts w:ascii="Times New Roman" w:hAnsi="Times New Roman" w:cs="Times New Roman"/>
-          <w:sz w:val="20"/>
-          <w:szCs w:val="20"/>
+          <w:sz w:val="22"/>
+          <w:szCs w:val="22"/>
         </w:rPr>
       </w:pPr>
       <w:r>
         <w:rPr>
           <w:rStyle w:val="Forte"/>
-          <w:rFonts w:ascii="Times New Roman" w:hAnsi="Times New Roman" w:cs="Times New Roman"/>
-          <w:sz w:val="20"/>
-          <w:szCs w:val="20"/>
+          <w:sz w:val="22"/>
+          <w:szCs w:val="22"/>
         </w:rPr>
         <w:t>Tabela 3</w:t>
       </w:r>
       <w:r>
         <w:rPr>
           <w:rStyle w:val="Forte"/>
-          <w:rFonts w:ascii="Times New Roman" w:hAnsi="Times New Roman" w:cs="Times New Roman"/>
           <w:i/>
-          <w:sz w:val="20"/>
-          <w:szCs w:val="20"/>
+          <w:sz w:val="22"/>
+          <w:szCs w:val="22"/>
         </w:rPr>
         <w:t>.</w:t>
       </w:r>
       <w:r>
         <w:rPr>
-          <w:rFonts w:ascii="Times New Roman" w:hAnsi="Times New Roman" w:cs="Times New Roman"/>
           <w:i/>
-          <w:sz w:val="20"/>
-          <w:szCs w:val="20"/>
-        </w:rPr>
-        <w:t xml:space="preserve"> Bandas espectrais diagnósticas — FTIR-ATR — Cocaína Base (benzoilmetilecgonina).</w:t>
+          <w:sz w:val="22"/>
+          <w:szCs w:val="22"/>
+        </w:rPr>
+        <w:t xml:space="preserve"> Bandas espectrais diagnósticas — FTIR-ATR — Cocaína Base (</w:t>
+      </w:r>
+      <w:proofErr w:type="spellStart"/>
+      <w:r>
+        <w:rPr>
+          <w:i/>
+          <w:sz w:val="22"/>
+          <w:szCs w:val="22"/>
+        </w:rPr>
+        <w:t>benzoilmetilecgonina</w:t>
+      </w:r>
+      <w:proofErr w:type="spellEnd"/>
+      <w:r>
+        <w:rPr>
+          <w:i/>
+          <w:sz w:val="22"/>
+          <w:szCs w:val="22"/>
+        </w:rPr>
+        <w:t>).</w:t>
       </w:r>
     </w:p>
     <w:p>
@@ -3836,7 +3322,6 @@
         <w:spacing w:before="80" w:after="80"/>
         <w:jc w:val="center"/>
         <w:rPr>
-          <w:rFonts w:ascii="Times New Roman" w:hAnsi="Times New Roman" w:cs="Times New Roman"/>
           <w:i/>
           <w:iCs/>
         </w:rPr>
@@ -3863,7 +3348,7 @@
                     </pic:cNvPicPr>
                   </pic:nvPicPr>
                   <pic:blipFill rotWithShape="1">
-                    <a:blip r:embed="rId11" cstate="print">
+                    <a:blip r:embed="rId10" cstate="print">
                       <a:extLst>
                         <a:ext uri="{28A0092B-C50C-407E-A947-70E740481C1C}">
                           <a14:useLocalDpi xmlns:a14="http://schemas.microsoft.com/office/drawing/2010/main" val="0"/>
@@ -3903,7 +3388,6 @@
         <w:spacing w:before="80" w:after="80"/>
         <w:jc w:val="center"/>
         <w:rPr>
-          <w:rFonts w:ascii="Times New Roman" w:hAnsi="Times New Roman" w:cs="Times New Roman"/>
           <w:i/>
           <w:iCs/>
           <w:sz w:val="20"/>
@@ -3912,7 +3396,6 @@
       </w:pPr>
       <w:r>
         <w:rPr>
-          <w:rFonts w:ascii="Times New Roman" w:hAnsi="Times New Roman" w:cs="Times New Roman"/>
           <w:i/>
           <w:iCs/>
           <w:sz w:val="20"/>
@@ -3922,7 +3405,6 @@
       </w:r>
       <w:r>
         <w:rPr>
-          <w:rFonts w:ascii="Times New Roman" w:hAnsi="Times New Roman" w:cs="Times New Roman"/>
           <w:b/>
           <w:bCs/>
           <w:i/>
@@ -3937,20 +3419,13 @@
     <w:p>
       <w:pPr>
         <w:pStyle w:val="Ttulo1"/>
-        <w:rPr>
-          <w:rFonts w:ascii="Times New Roman" w:hAnsi="Times New Roman" w:cs="Times New Roman"/>
-        </w:rPr>
-      </w:pPr>
-      <w:r>
-        <w:rPr>
-          <w:rFonts w:ascii="Times New Roman" w:hAnsi="Times New Roman" w:cs="Times New Roman"/>
-        </w:rPr>
+      </w:pPr>
+      <w:r>
         <w:t>4.   CONCLUSÃO</w:t>
       </w:r>
       <w:r>
         <w:rPr>
           <w:rStyle w:val="Refdenotaderodap"/>
-          <w:rFonts w:ascii="Times New Roman" w:hAnsi="Times New Roman" w:cs="Times New Roman"/>
         </w:rPr>
         <w:footnoteReference w:id="4"/>
       </w:r>
@@ -3959,70 +3434,37 @@
       <w:pPr>
         <w:spacing w:before="80" w:after="80"/>
         <w:jc w:val="both"/>
-        <w:rPr>
-          <w:rFonts w:ascii="Times New Roman" w:hAnsi="Times New Roman" w:cs="Times New Roman"/>
-          <w:sz w:val="24"/>
-          <w:szCs w:val="24"/>
-        </w:rPr>
-      </w:pPr>
-      <w:r>
-        <w:rPr>
-          <w:rFonts w:ascii="Times New Roman" w:hAnsi="Times New Roman" w:cs="Times New Roman"/>
-          <w:sz w:val="24"/>
-          <w:szCs w:val="24"/>
-        </w:rPr>
+      </w:pPr>
+      <w:r>
         <w:t>Com fundamento nos exames realizados — ensaios colorimétricos presuntivos (</w:t>
       </w:r>
       <w:r>
         <w:rPr>
-          <w:rFonts w:ascii="Times New Roman" w:hAnsi="Times New Roman" w:cs="Times New Roman"/>
           <w:b/>
           <w:bCs/>
-          <w:sz w:val="24"/>
-          <w:szCs w:val="24"/>
         </w:rPr>
         <w:t>Categoria C/SWGDRUG</w:t>
       </w:r>
       <w:r>
-        <w:rPr>
-          <w:rFonts w:ascii="Times New Roman" w:hAnsi="Times New Roman" w:cs="Times New Roman"/>
-          <w:sz w:val="24"/>
-          <w:szCs w:val="24"/>
-        </w:rPr>
         <w:t>) e identificação instrumental confirmatória por FTIR-ATR (</w:t>
       </w:r>
       <w:r>
         <w:rPr>
-          <w:rFonts w:ascii="Times New Roman" w:hAnsi="Times New Roman" w:cs="Times New Roman"/>
           <w:b/>
           <w:bCs/>
-          <w:sz w:val="24"/>
-          <w:szCs w:val="24"/>
         </w:rPr>
         <w:t>Categoria A/SWGDRUG</w:t>
       </w:r>
       <w:r>
-        <w:rPr>
-          <w:rFonts w:ascii="Times New Roman" w:hAnsi="Times New Roman" w:cs="Times New Roman"/>
-          <w:sz w:val="24"/>
-          <w:szCs w:val="24"/>
-        </w:rPr>
         <w:t>), em conformidade com o POP SENASP/MJ nº 9.09 (2024) e as diretrizes SWGDRUG Rev. 8.1 (2022) —, conclui-se que:</w:t>
       </w:r>
     </w:p>
     <w:p>
-      <w:pPr>
-        <w:rPr>
-          <w:rFonts w:ascii="Times New Roman" w:hAnsi="Times New Roman" w:cs="Times New Roman"/>
-          <w:sz w:val="24"/>
-          <w:szCs w:val="24"/>
-        </w:rPr>
-      </w:pPr>
       <w:bookmarkStart w:id="3" w:name="_Hlk231493053"/>
     </w:p>
     <w:tbl>
       <w:tblPr>
-        <w:tblStyle w:val="TabeladeGrade4-nfase1"/>
+        <w:tblStyle w:val="TabeladeGrade4"/>
         <w:tblW w:w="9638" w:type="dxa"/>
         <w:tblLook w:val="04A0" w:firstRow="1" w:lastRow="0" w:firstColumn="1" w:lastColumn="0" w:noHBand="0" w:noVBand="1"/>
       </w:tblPr>
@@ -4044,16 +3486,14 @@
               <w:spacing w:before="60" w:after="60" w:line="276" w:lineRule="auto"/>
               <w:jc w:val="center"/>
               <w:rPr>
-                <w:rFonts w:ascii="Times New Roman" w:hAnsi="Times New Roman" w:cs="Times New Roman"/>
-                <w:sz w:val="24"/>
-                <w:szCs w:val="24"/>
-              </w:rPr>
-            </w:pPr>
-            <w:r>
-              <w:rPr>
-                <w:rFonts w:ascii="Times New Roman" w:hAnsi="Times New Roman" w:cs="Times New Roman"/>
-                <w:sz w:val="24"/>
-                <w:szCs w:val="24"/>
+                <w:sz w:val="22"/>
+                <w:szCs w:val="22"/>
+              </w:rPr>
+            </w:pPr>
+            <w:r>
+              <w:rPr>
+                <w:sz w:val="22"/>
+                <w:szCs w:val="22"/>
               </w:rPr>
               <w:t>Item a. — Cocaína Base (Crack)</w:t>
             </w:r>
@@ -4074,164 +3514,128 @@
               <w:spacing w:before="80" w:after="80"/>
               <w:jc w:val="both"/>
               <w:rPr>
-                <w:rFonts w:ascii="Times New Roman" w:hAnsi="Times New Roman" w:cs="Times New Roman"/>
+                <w:sz w:val="22"/>
+                <w:szCs w:val="22"/>
+              </w:rPr>
+            </w:pPr>
+            <w:r>
+              <w:rPr>
                 <w:b w:val="0"/>
                 <w:bCs w:val="0"/>
-                <w:sz w:val="24"/>
-                <w:szCs w:val="24"/>
-              </w:rPr>
-            </w:pPr>
-            <w:r>
-              <w:rPr>
-                <w:rFonts w:ascii="Times New Roman" w:hAnsi="Times New Roman" w:cs="Times New Roman"/>
+                <w:sz w:val="22"/>
+                <w:szCs w:val="22"/>
+              </w:rPr>
+              <w:t xml:space="preserve">A análise química </w:t>
+            </w:r>
+            <w:r>
+              <w:rPr>
+                <w:sz w:val="22"/>
+                <w:szCs w:val="22"/>
+              </w:rPr>
+              <w:t>DETECTOU</w:t>
+            </w:r>
+            <w:r>
+              <w:rPr>
                 <w:b w:val="0"/>
                 <w:bCs w:val="0"/>
-                <w:sz w:val="24"/>
-                <w:szCs w:val="24"/>
-              </w:rPr>
-              <w:t xml:space="preserve">A análise </w:t>
-            </w:r>
-            <w:r>
-              <w:rPr>
-                <w:rFonts w:ascii="Times New Roman" w:hAnsi="Times New Roman" w:cs="Times New Roman"/>
+                <w:sz w:val="22"/>
+                <w:szCs w:val="22"/>
+              </w:rPr>
+              <w:t xml:space="preserve"> a presença de </w:t>
+            </w:r>
+            <w:r>
+              <w:rPr>
+                <w:sz w:val="22"/>
+                <w:szCs w:val="22"/>
+              </w:rPr>
+              <w:t>Cocaína Base (Crack)</w:t>
+            </w:r>
+            <w:r>
+              <w:rPr>
                 <w:b w:val="0"/>
                 <w:bCs w:val="0"/>
-                <w:sz w:val="24"/>
-                <w:szCs w:val="24"/>
-              </w:rPr>
-              <w:t>química</w:t>
-            </w:r>
-            <w:r>
-              <w:rPr>
-                <w:rFonts w:ascii="Times New Roman" w:hAnsi="Times New Roman" w:cs="Times New Roman"/>
+                <w:sz w:val="22"/>
+                <w:szCs w:val="22"/>
+              </w:rPr>
+              <w:t xml:space="preserve"> — </w:t>
+            </w:r>
+            <w:proofErr w:type="spellStart"/>
+            <w:r>
+              <w:rPr>
                 <w:b w:val="0"/>
                 <w:bCs w:val="0"/>
-                <w:sz w:val="24"/>
-                <w:szCs w:val="24"/>
-              </w:rPr>
-              <w:t xml:space="preserve"> </w:t>
-            </w:r>
-            <w:r>
-              <w:rPr>
-                <w:rFonts w:ascii="Times New Roman" w:hAnsi="Times New Roman" w:cs="Times New Roman"/>
-                <w:sz w:val="24"/>
-                <w:szCs w:val="24"/>
-              </w:rPr>
-              <w:t>DETECTOU</w:t>
-            </w:r>
-            <w:r>
-              <w:rPr>
-                <w:rFonts w:ascii="Times New Roman" w:hAnsi="Times New Roman" w:cs="Times New Roman"/>
+                <w:sz w:val="22"/>
+                <w:szCs w:val="22"/>
+              </w:rPr>
+              <w:t>Benzoilmetilecgonina</w:t>
+            </w:r>
+            <w:proofErr w:type="spellEnd"/>
+            <w:r>
+              <w:rPr>
                 <w:b w:val="0"/>
                 <w:bCs w:val="0"/>
-                <w:sz w:val="24"/>
-                <w:szCs w:val="24"/>
-              </w:rPr>
-              <w:t xml:space="preserve"> a presença de </w:t>
-            </w:r>
-            <w:r>
-              <w:rPr>
-                <w:rFonts w:ascii="Times New Roman" w:hAnsi="Times New Roman" w:cs="Times New Roman"/>
-                <w:sz w:val="24"/>
-                <w:szCs w:val="24"/>
-              </w:rPr>
-              <w:t>Cocaína Base (Crack)</w:t>
-            </w:r>
-            <w:r>
-              <w:rPr>
-                <w:rFonts w:ascii="Times New Roman" w:hAnsi="Times New Roman" w:cs="Times New Roman"/>
+                <w:sz w:val="22"/>
+                <w:szCs w:val="22"/>
+              </w:rPr>
+              <w:t xml:space="preserve"> (C₁₇H₂₁NO₄, PM 303,4 g/mol), no material sólido amarelo analisado.</w:t>
+            </w:r>
+          </w:p>
+          <w:p>
+            <w:pPr>
+              <w:rPr>
+                <w:sz w:val="22"/>
+                <w:szCs w:val="22"/>
+              </w:rPr>
+            </w:pPr>
+          </w:p>
+          <w:p>
+            <w:pPr>
+              <w:spacing w:before="80" w:after="80"/>
+              <w:jc w:val="both"/>
+              <w:rPr>
+                <w:sz w:val="22"/>
+                <w:szCs w:val="22"/>
+              </w:rPr>
+            </w:pPr>
+            <w:r>
+              <w:rPr>
                 <w:b w:val="0"/>
                 <w:bCs w:val="0"/>
-                <w:sz w:val="24"/>
-                <w:szCs w:val="24"/>
-              </w:rPr>
-              <w:t xml:space="preserve"> — Benzoilmetilecgonina (C₁₇H₂₁NO₄, PM 303,4 g/mol), </w:t>
-            </w:r>
-            <w:r>
-              <w:rPr>
-                <w:rFonts w:ascii="Times New Roman" w:hAnsi="Times New Roman" w:cs="Times New Roman"/>
+                <w:sz w:val="22"/>
+                <w:szCs w:val="22"/>
+              </w:rPr>
+              <w:lastRenderedPageBreak/>
+              <w:t xml:space="preserve">A </w:t>
+            </w:r>
+            <w:r>
+              <w:rPr>
+                <w:sz w:val="22"/>
+                <w:szCs w:val="22"/>
+              </w:rPr>
+              <w:t>cocaína base (crack)</w:t>
+            </w:r>
+            <w:r>
+              <w:rPr>
                 <w:b w:val="0"/>
                 <w:bCs w:val="0"/>
-                <w:sz w:val="24"/>
-                <w:szCs w:val="24"/>
-              </w:rPr>
-              <w:t>no material sólido amarelo analisado</w:t>
-            </w:r>
-            <w:r>
-              <w:rPr>
-                <w:rFonts w:ascii="Times New Roman" w:hAnsi="Times New Roman" w:cs="Times New Roman"/>
+                <w:sz w:val="22"/>
+                <w:szCs w:val="22"/>
+              </w:rPr>
+              <w:t xml:space="preserve"> é substância de ação entorpecente/psicotrópica, apta a produzir dependência física e/ou psíquica, relacionada na </w:t>
+            </w:r>
+            <w:r>
+              <w:rPr>
+                <w:sz w:val="22"/>
+                <w:szCs w:val="22"/>
+              </w:rPr>
+              <w:t>Lista F1</w:t>
+            </w:r>
+            <w:r>
+              <w:rPr>
                 <w:b w:val="0"/>
                 <w:bCs w:val="0"/>
-                <w:sz w:val="24"/>
-                <w:szCs w:val="24"/>
-              </w:rPr>
-              <w:t>.</w:t>
-            </w:r>
-          </w:p>
-          <w:p>
-            <w:pPr>
-              <w:rPr>
-                <w:rFonts w:ascii="Times New Roman" w:hAnsi="Times New Roman" w:cs="Times New Roman"/>
-                <w:b w:val="0"/>
-                <w:bCs w:val="0"/>
-                <w:sz w:val="24"/>
-                <w:szCs w:val="24"/>
-              </w:rPr>
-            </w:pPr>
-          </w:p>
-          <w:p>
-            <w:pPr>
-              <w:spacing w:before="80" w:after="80"/>
-              <w:jc w:val="both"/>
-              <w:rPr>
-                <w:rFonts w:ascii="Times New Roman" w:hAnsi="Times New Roman" w:cs="Times New Roman"/>
-                <w:sz w:val="24"/>
-                <w:szCs w:val="24"/>
-              </w:rPr>
-            </w:pPr>
-            <w:r>
-              <w:rPr>
-                <w:rFonts w:ascii="Times New Roman" w:hAnsi="Times New Roman" w:cs="Times New Roman"/>
-                <w:b w:val="0"/>
-                <w:bCs w:val="0"/>
-                <w:sz w:val="24"/>
-                <w:szCs w:val="24"/>
-              </w:rPr>
-              <w:t xml:space="preserve">A </w:t>
-            </w:r>
-            <w:r>
-              <w:rPr>
-                <w:rFonts w:ascii="Times New Roman" w:hAnsi="Times New Roman" w:cs="Times New Roman"/>
-                <w:sz w:val="24"/>
-                <w:szCs w:val="24"/>
-              </w:rPr>
-              <w:t>cocaína base (crack)</w:t>
-            </w:r>
-            <w:r>
-              <w:rPr>
-                <w:rFonts w:ascii="Times New Roman" w:hAnsi="Times New Roman" w:cs="Times New Roman"/>
-                <w:b w:val="0"/>
-                <w:bCs w:val="0"/>
-                <w:sz w:val="24"/>
-                <w:szCs w:val="24"/>
-              </w:rPr>
-              <w:t xml:space="preserve"> é substância de ação entorpecente/psicotrópica, apta a produzir dependência física e/ou psíquica, relacionada na </w:t>
-            </w:r>
-            <w:r>
-              <w:rPr>
-                <w:rFonts w:ascii="Times New Roman" w:hAnsi="Times New Roman" w:cs="Times New Roman"/>
-                <w:sz w:val="24"/>
-                <w:szCs w:val="24"/>
-              </w:rPr>
-              <w:t>Lista F1</w:t>
-            </w:r>
-            <w:r>
-              <w:rPr>
-                <w:rFonts w:ascii="Times New Roman" w:hAnsi="Times New Roman" w:cs="Times New Roman"/>
-                <w:b w:val="0"/>
-                <w:bCs w:val="0"/>
-                <w:sz w:val="24"/>
-                <w:szCs w:val="24"/>
+                <w:sz w:val="22"/>
+                <w:szCs w:val="22"/>
               </w:rPr>
               <w:t xml:space="preserve"> — Substâncias Entorpecentes de uso proscrito no Brasil da Portaria SVS/MS nº 344, de 12/05/1998 e atualizações posteriores (ANVISA).</w:t>
             </w:r>
@@ -4239,43 +3643,22 @@
         </w:tc>
       </w:tr>
     </w:tbl>
-    <w:p>
-      <w:pPr>
-        <w:rPr>
-          <w:rFonts w:ascii="Times New Roman" w:hAnsi="Times New Roman" w:cs="Times New Roman"/>
-          <w:sz w:val="24"/>
-          <w:szCs w:val="24"/>
-        </w:rPr>
-      </w:pPr>
-    </w:p>
+    <w:p/>
     <w:bookmarkEnd w:id="3"/>
-    <w:p>
-      <w:pPr>
-        <w:rPr>
-          <w:sz w:val="24"/>
-          <w:szCs w:val="24"/>
-        </w:rPr>
-      </w:pPr>
-    </w:p>
+    <w:p/>
     <w:p>
       <w:pPr>
         <w:spacing w:before="80" w:after="80"/>
         <w:jc w:val="both"/>
         <w:rPr>
-          <w:rFonts w:ascii="Times New Roman" w:hAnsi="Times New Roman" w:cs="Times New Roman"/>
-          <w:color w:val="002060"/>
-          <w:sz w:val="24"/>
-          <w:szCs w:val="24"/>
-        </w:rPr>
-      </w:pPr>
-      <w:r>
-        <w:rPr>
-          <w:rFonts w:ascii="Times New Roman" w:hAnsi="Times New Roman" w:cs="Times New Roman"/>
+          <w:color w:val="000000"/>
+        </w:rPr>
+      </w:pPr>
+      <w:r>
+        <w:rPr>
           <w:b/>
           <w:bCs/>
-          <w:color w:val="002060"/>
-          <w:sz w:val="24"/>
-          <w:szCs w:val="24"/>
+          <w:color w:val="000000"/>
         </w:rPr>
         <w:t>5.   QUADRO-RESUMO</w:t>
       </w:r>
@@ -4284,13 +3667,9 @@
       <w:pPr>
         <w:spacing w:before="80" w:after="60"/>
         <w:jc w:val="both"/>
-        <w:rPr>
-          <w:rFonts w:ascii="Times New Roman" w:hAnsi="Times New Roman" w:cs="Times New Roman"/>
-        </w:rPr>
-      </w:pPr>
-      <w:r>
-        <w:rPr>
-          <w:rFonts w:ascii="Times New Roman" w:hAnsi="Times New Roman" w:cs="Times New Roman"/>
+      </w:pPr>
+      <w:r>
+        <w:rPr>
           <w:b/>
           <w:bCs/>
         </w:rPr>
@@ -4299,7 +3678,7 @@
     </w:p>
     <w:tbl>
       <w:tblPr>
-        <w:tblStyle w:val="TabeladeGrade4-nfase1"/>
+        <w:tblStyle w:val="TabeladeGrade4"/>
         <w:tblW w:w="9638" w:type="dxa"/>
         <w:tblLook w:val="04A0" w:firstRow="1" w:lastRow="0" w:firstColumn="1" w:lastColumn="0" w:noHBand="0" w:noVBand="1"/>
       </w:tblPr>
@@ -4320,16 +3699,14 @@
             <w:pPr>
               <w:spacing w:before="40" w:after="40"/>
               <w:rPr>
-                <w:rFonts w:ascii="Times New Roman" w:hAnsi="Times New Roman" w:cs="Times New Roman"/>
-                <w:sz w:val="20"/>
-                <w:szCs w:val="20"/>
-              </w:rPr>
-            </w:pPr>
-            <w:r>
-              <w:rPr>
-                <w:rFonts w:ascii="Times New Roman" w:hAnsi="Times New Roman" w:cs="Times New Roman"/>
-                <w:sz w:val="20"/>
-                <w:szCs w:val="20"/>
+                <w:sz w:val="22"/>
+                <w:szCs w:val="22"/>
+              </w:rPr>
+            </w:pPr>
+            <w:r>
+              <w:rPr>
+                <w:sz w:val="22"/>
+                <w:szCs w:val="22"/>
               </w:rPr>
               <w:t>CAMPO</w:t>
             </w:r>
@@ -4344,16 +3721,14 @@
               <w:spacing w:before="40" w:after="40"/>
               <w:cnfStyle w:val="100000000000" w:firstRow="1" w:lastRow="0" w:firstColumn="0" w:lastColumn="0" w:oddVBand="0" w:evenVBand="0" w:oddHBand="0" w:evenHBand="0" w:firstRowFirstColumn="0" w:firstRowLastColumn="0" w:lastRowFirstColumn="0" w:lastRowLastColumn="0"/>
               <w:rPr>
-                <w:rFonts w:ascii="Times New Roman" w:hAnsi="Times New Roman" w:cs="Times New Roman"/>
-                <w:sz w:val="20"/>
-                <w:szCs w:val="20"/>
-              </w:rPr>
-            </w:pPr>
-            <w:r>
-              <w:rPr>
-                <w:rFonts w:ascii="Times New Roman" w:hAnsi="Times New Roman" w:cs="Times New Roman"/>
-                <w:sz w:val="20"/>
-                <w:szCs w:val="20"/>
+                <w:sz w:val="22"/>
+                <w:szCs w:val="22"/>
+              </w:rPr>
+            </w:pPr>
+            <w:r>
+              <w:rPr>
+                <w:sz w:val="22"/>
+                <w:szCs w:val="22"/>
               </w:rPr>
               <w:t>DADO</w:t>
             </w:r>
@@ -4373,16 +3748,14 @@
             <w:pPr>
               <w:spacing w:before="40" w:after="40"/>
               <w:rPr>
-                <w:rFonts w:ascii="Times New Roman" w:hAnsi="Times New Roman" w:cs="Times New Roman"/>
-                <w:sz w:val="20"/>
-                <w:szCs w:val="20"/>
-              </w:rPr>
-            </w:pPr>
-            <w:r>
-              <w:rPr>
-                <w:rFonts w:ascii="Times New Roman" w:hAnsi="Times New Roman" w:cs="Times New Roman"/>
-                <w:sz w:val="20"/>
-                <w:szCs w:val="20"/>
+                <w:sz w:val="22"/>
+                <w:szCs w:val="22"/>
+              </w:rPr>
+            </w:pPr>
+            <w:r>
+              <w:rPr>
+                <w:sz w:val="22"/>
+                <w:szCs w:val="22"/>
               </w:rPr>
               <w:t>Demanda</w:t>
             </w:r>
@@ -4397,20 +3770,18 @@
               <w:spacing w:before="40" w:after="40"/>
               <w:cnfStyle w:val="000000100000" w:firstRow="0" w:lastRow="0" w:firstColumn="0" w:lastColumn="0" w:oddVBand="0" w:evenVBand="0" w:oddHBand="1" w:evenHBand="0" w:firstRowFirstColumn="0" w:firstRowLastColumn="0" w:lastRowFirstColumn="0" w:lastRowLastColumn="0"/>
               <w:rPr>
-                <w:rFonts w:ascii="Times New Roman" w:hAnsi="Times New Roman" w:cs="Times New Roman"/>
                 <w:b/>
                 <w:bCs/>
-                <w:sz w:val="20"/>
-                <w:szCs w:val="20"/>
-              </w:rPr>
-            </w:pPr>
-            <w:r>
-              <w:rPr>
-                <w:rFonts w:ascii="Times New Roman" w:hAnsi="Times New Roman" w:cs="Times New Roman"/>
+                <w:sz w:val="22"/>
+                <w:szCs w:val="22"/>
+              </w:rPr>
+            </w:pPr>
+            <w:r>
+              <w:rPr>
                 <w:b/>
                 <w:bCs/>
-                <w:sz w:val="20"/>
-                <w:szCs w:val="20"/>
+                <w:sz w:val="22"/>
+                <w:szCs w:val="22"/>
               </w:rPr>
               <w:t>[DEMANDA]</w:t>
             </w:r>
@@ -4427,16 +3798,14 @@
             <w:pPr>
               <w:spacing w:before="40" w:after="40"/>
               <w:rPr>
-                <w:rFonts w:ascii="Times New Roman" w:hAnsi="Times New Roman" w:cs="Times New Roman"/>
-                <w:sz w:val="20"/>
-                <w:szCs w:val="20"/>
-              </w:rPr>
-            </w:pPr>
-            <w:r>
-              <w:rPr>
-                <w:rFonts w:ascii="Times New Roman" w:hAnsi="Times New Roman" w:cs="Times New Roman"/>
-                <w:sz w:val="20"/>
-                <w:szCs w:val="20"/>
+                <w:sz w:val="22"/>
+                <w:szCs w:val="22"/>
+              </w:rPr>
+            </w:pPr>
+            <w:r>
+              <w:rPr>
+                <w:sz w:val="22"/>
+                <w:szCs w:val="22"/>
               </w:rPr>
               <w:t>Laudo nº</w:t>
             </w:r>
@@ -4451,16 +3820,14 @@
               <w:spacing w:before="40" w:after="40"/>
               <w:cnfStyle w:val="000000000000" w:firstRow="0" w:lastRow="0" w:firstColumn="0" w:lastColumn="0" w:oddVBand="0" w:evenVBand="0" w:oddHBand="0" w:evenHBand="0" w:firstRowFirstColumn="0" w:firstRowLastColumn="0" w:lastRowFirstColumn="0" w:lastRowLastColumn="0"/>
               <w:rPr>
-                <w:rFonts w:ascii="Times New Roman" w:hAnsi="Times New Roman" w:cs="Times New Roman"/>
-                <w:sz w:val="20"/>
-                <w:szCs w:val="20"/>
-              </w:rPr>
-            </w:pPr>
-            <w:r>
-              <w:rPr>
-                <w:rFonts w:ascii="Times New Roman" w:hAnsi="Times New Roman" w:cs="Times New Roman"/>
-                <w:sz w:val="20"/>
-                <w:szCs w:val="20"/>
+                <w:sz w:val="22"/>
+                <w:szCs w:val="22"/>
+              </w:rPr>
+            </w:pPr>
+            <w:r>
+              <w:rPr>
+                <w:sz w:val="22"/>
+                <w:szCs w:val="22"/>
               </w:rPr>
               <w:t>[LAUDO]</w:t>
             </w:r>
@@ -4480,16 +3847,14 @@
             <w:pPr>
               <w:spacing w:before="40" w:after="40"/>
               <w:rPr>
-                <w:rFonts w:ascii="Times New Roman" w:hAnsi="Times New Roman" w:cs="Times New Roman"/>
-                <w:sz w:val="20"/>
-                <w:szCs w:val="20"/>
-              </w:rPr>
-            </w:pPr>
-            <w:r>
-              <w:rPr>
-                <w:rFonts w:ascii="Times New Roman" w:hAnsi="Times New Roman" w:cs="Times New Roman"/>
-                <w:sz w:val="20"/>
-                <w:szCs w:val="20"/>
+                <w:sz w:val="22"/>
+                <w:szCs w:val="22"/>
+              </w:rPr>
+            </w:pPr>
+            <w:r>
+              <w:rPr>
+                <w:sz w:val="22"/>
+                <w:szCs w:val="22"/>
               </w:rPr>
               <w:t>Requisição nº</w:t>
             </w:r>
@@ -4504,16 +3869,14 @@
               <w:spacing w:before="40" w:after="40"/>
               <w:cnfStyle w:val="000000100000" w:firstRow="0" w:lastRow="0" w:firstColumn="0" w:lastColumn="0" w:oddVBand="0" w:evenVBand="0" w:oddHBand="1" w:evenHBand="0" w:firstRowFirstColumn="0" w:firstRowLastColumn="0" w:lastRowFirstColumn="0" w:lastRowLastColumn="0"/>
               <w:rPr>
-                <w:rFonts w:ascii="Times New Roman" w:hAnsi="Times New Roman" w:cs="Times New Roman"/>
-                <w:sz w:val="20"/>
-                <w:szCs w:val="20"/>
-              </w:rPr>
-            </w:pPr>
-            <w:r>
-              <w:rPr>
-                <w:rFonts w:ascii="Times New Roman" w:hAnsi="Times New Roman" w:cs="Times New Roman"/>
-                <w:sz w:val="20"/>
-                <w:szCs w:val="20"/>
+                <w:sz w:val="22"/>
+                <w:szCs w:val="22"/>
+              </w:rPr>
+            </w:pPr>
+            <w:r>
+              <w:rPr>
+                <w:sz w:val="22"/>
+                <w:szCs w:val="22"/>
               </w:rPr>
               <w:t>Ofício/TCO nº [DOCUMENTO]</w:t>
             </w:r>
@@ -4530,16 +3893,14 @@
             <w:pPr>
               <w:spacing w:before="40" w:after="40"/>
               <w:rPr>
-                <w:rFonts w:ascii="Times New Roman" w:hAnsi="Times New Roman" w:cs="Times New Roman"/>
-                <w:sz w:val="20"/>
-                <w:szCs w:val="20"/>
-              </w:rPr>
-            </w:pPr>
-            <w:r>
-              <w:rPr>
-                <w:rFonts w:ascii="Times New Roman" w:hAnsi="Times New Roman" w:cs="Times New Roman"/>
-                <w:sz w:val="20"/>
-                <w:szCs w:val="20"/>
+                <w:sz w:val="22"/>
+                <w:szCs w:val="22"/>
+              </w:rPr>
+            </w:pPr>
+            <w:r>
+              <w:rPr>
+                <w:sz w:val="22"/>
+                <w:szCs w:val="22"/>
               </w:rPr>
               <w:t>Data</w:t>
             </w:r>
@@ -4554,16 +3915,14 @@
               <w:spacing w:before="40" w:after="40"/>
               <w:cnfStyle w:val="000000000000" w:firstRow="0" w:lastRow="0" w:firstColumn="0" w:lastColumn="0" w:oddVBand="0" w:evenVBand="0" w:oddHBand="0" w:evenHBand="0" w:firstRowFirstColumn="0" w:firstRowLastColumn="0" w:lastRowFirstColumn="0" w:lastRowLastColumn="0"/>
               <w:rPr>
-                <w:rFonts w:ascii="Times New Roman" w:hAnsi="Times New Roman" w:cs="Times New Roman"/>
-                <w:sz w:val="20"/>
-                <w:szCs w:val="20"/>
-              </w:rPr>
-            </w:pPr>
-            <w:r>
-              <w:rPr>
-                <w:rFonts w:ascii="Times New Roman" w:hAnsi="Times New Roman" w:cs="Times New Roman"/>
-                <w:sz w:val="20"/>
-                <w:szCs w:val="20"/>
+                <w:sz w:val="22"/>
+                <w:szCs w:val="22"/>
+              </w:rPr>
+            </w:pPr>
+            <w:r>
+              <w:rPr>
+                <w:sz w:val="22"/>
+                <w:szCs w:val="22"/>
               </w:rPr>
               <w:t>[DD] de [MÊS] de [ANO]</w:t>
             </w:r>
@@ -4584,16 +3943,14 @@
             <w:pPr>
               <w:spacing w:before="40" w:after="40"/>
               <w:rPr>
-                <w:rFonts w:ascii="Times New Roman" w:hAnsi="Times New Roman" w:cs="Times New Roman"/>
-                <w:sz w:val="20"/>
-                <w:szCs w:val="20"/>
-              </w:rPr>
-            </w:pPr>
-            <w:r>
-              <w:rPr>
-                <w:rFonts w:ascii="Times New Roman" w:hAnsi="Times New Roman" w:cs="Times New Roman"/>
-                <w:sz w:val="20"/>
-                <w:szCs w:val="20"/>
+                <w:sz w:val="22"/>
+                <w:szCs w:val="22"/>
+              </w:rPr>
+            </w:pPr>
+            <w:r>
+              <w:rPr>
+                <w:sz w:val="22"/>
+                <w:szCs w:val="22"/>
               </w:rPr>
               <w:t>Emissor</w:t>
             </w:r>
@@ -4608,16 +3965,14 @@
               <w:spacing w:before="40" w:after="40"/>
               <w:cnfStyle w:val="000000100000" w:firstRow="0" w:lastRow="0" w:firstColumn="0" w:lastColumn="0" w:oddVBand="0" w:evenVBand="0" w:oddHBand="1" w:evenHBand="0" w:firstRowFirstColumn="0" w:firstRowLastColumn="0" w:lastRowFirstColumn="0" w:lastRowLastColumn="0"/>
               <w:rPr>
-                <w:rFonts w:ascii="Times New Roman" w:hAnsi="Times New Roman" w:cs="Times New Roman"/>
-                <w:sz w:val="20"/>
-                <w:szCs w:val="20"/>
-              </w:rPr>
-            </w:pPr>
-            <w:r>
-              <w:rPr>
-                <w:rFonts w:ascii="Times New Roman" w:hAnsi="Times New Roman" w:cs="Times New Roman"/>
-                <w:sz w:val="20"/>
-                <w:szCs w:val="20"/>
+                <w:sz w:val="22"/>
+                <w:szCs w:val="22"/>
+              </w:rPr>
+            </w:pPr>
+            <w:r>
+              <w:rPr>
+                <w:sz w:val="22"/>
+                <w:szCs w:val="22"/>
               </w:rPr>
               <w:t>SUPERITENDENCIA DE POLICIA RODOVIARIA FEDERAL – DELEGACIA DE PARNAÍBA/PI</w:t>
             </w:r>
@@ -4634,16 +3989,14 @@
             <w:pPr>
               <w:spacing w:before="40" w:after="40"/>
               <w:rPr>
-                <w:rFonts w:ascii="Times New Roman" w:hAnsi="Times New Roman" w:cs="Times New Roman"/>
-                <w:sz w:val="20"/>
-                <w:szCs w:val="20"/>
-              </w:rPr>
-            </w:pPr>
-            <w:r>
-              <w:rPr>
-                <w:rFonts w:ascii="Times New Roman" w:hAnsi="Times New Roman" w:cs="Times New Roman"/>
-                <w:sz w:val="20"/>
-                <w:szCs w:val="20"/>
+                <w:sz w:val="22"/>
+                <w:szCs w:val="22"/>
+              </w:rPr>
+            </w:pPr>
+            <w:r>
+              <w:rPr>
+                <w:sz w:val="22"/>
+                <w:szCs w:val="22"/>
               </w:rPr>
               <w:t>Procedimento policial</w:t>
             </w:r>
@@ -4658,16 +4011,14 @@
               <w:spacing w:before="40" w:after="40"/>
               <w:cnfStyle w:val="000000000000" w:firstRow="0" w:lastRow="0" w:firstColumn="0" w:lastColumn="0" w:oddVBand="0" w:evenVBand="0" w:oddHBand="0" w:evenHBand="0" w:firstRowFirstColumn="0" w:firstRowLastColumn="0" w:lastRowFirstColumn="0" w:lastRowLastColumn="0"/>
               <w:rPr>
-                <w:rFonts w:ascii="Times New Roman" w:hAnsi="Times New Roman" w:cs="Times New Roman"/>
-                <w:sz w:val="20"/>
-                <w:szCs w:val="20"/>
-              </w:rPr>
-            </w:pPr>
-            <w:r>
-              <w:rPr>
-                <w:rFonts w:ascii="Times New Roman" w:hAnsi="Times New Roman" w:cs="Times New Roman"/>
-                <w:sz w:val="20"/>
-                <w:szCs w:val="20"/>
+                <w:sz w:val="22"/>
+                <w:szCs w:val="22"/>
+              </w:rPr>
+            </w:pPr>
+            <w:r>
+              <w:rPr>
+                <w:sz w:val="22"/>
+                <w:szCs w:val="22"/>
               </w:rPr>
               <w:t>BO [BO]</w:t>
             </w:r>
@@ -4687,16 +4038,14 @@
             <w:pPr>
               <w:spacing w:before="40" w:after="40"/>
               <w:rPr>
-                <w:rFonts w:ascii="Times New Roman" w:hAnsi="Times New Roman" w:cs="Times New Roman"/>
-                <w:sz w:val="20"/>
-                <w:szCs w:val="20"/>
-              </w:rPr>
-            </w:pPr>
-            <w:r>
-              <w:rPr>
-                <w:rFonts w:ascii="Times New Roman" w:hAnsi="Times New Roman" w:cs="Times New Roman"/>
-                <w:sz w:val="20"/>
-                <w:szCs w:val="20"/>
+                <w:sz w:val="22"/>
+                <w:szCs w:val="22"/>
+              </w:rPr>
+            </w:pPr>
+            <w:r>
+              <w:rPr>
+                <w:sz w:val="22"/>
+                <w:szCs w:val="22"/>
               </w:rPr>
               <w:t>Envolvido / CPF</w:t>
             </w:r>
@@ -4711,20 +4060,18 @@
               <w:spacing w:before="40" w:after="40"/>
               <w:cnfStyle w:val="000000100000" w:firstRow="0" w:lastRow="0" w:firstColumn="0" w:lastColumn="0" w:oddVBand="0" w:evenVBand="0" w:oddHBand="1" w:evenHBand="0" w:firstRowFirstColumn="0" w:firstRowLastColumn="0" w:lastRowFirstColumn="0" w:lastRowLastColumn="0"/>
               <w:rPr>
-                <w:rFonts w:ascii="Times New Roman" w:hAnsi="Times New Roman" w:cs="Times New Roman"/>
                 <w:b/>
                 <w:bCs/>
-                <w:sz w:val="20"/>
-                <w:szCs w:val="20"/>
-              </w:rPr>
-            </w:pPr>
-            <w:r>
-              <w:rPr>
-                <w:rFonts w:ascii="Times New Roman" w:hAnsi="Times New Roman" w:cs="Times New Roman"/>
+                <w:sz w:val="22"/>
+                <w:szCs w:val="22"/>
+              </w:rPr>
+            </w:pPr>
+            <w:r>
+              <w:rPr>
                 <w:b/>
                 <w:bCs/>
-                <w:sz w:val="20"/>
-                <w:szCs w:val="20"/>
+                <w:sz w:val="22"/>
+                <w:szCs w:val="22"/>
               </w:rPr>
               <w:t>[ENVOLVIDO] — CPF [CPF]</w:t>
             </w:r>
@@ -4741,16 +4088,14 @@
             <w:pPr>
               <w:spacing w:before="40" w:after="40"/>
               <w:rPr>
-                <w:rFonts w:ascii="Times New Roman" w:hAnsi="Times New Roman" w:cs="Times New Roman"/>
-                <w:sz w:val="20"/>
-                <w:szCs w:val="20"/>
-              </w:rPr>
-            </w:pPr>
-            <w:r>
-              <w:rPr>
-                <w:rFonts w:ascii="Times New Roman" w:hAnsi="Times New Roman" w:cs="Times New Roman"/>
-                <w:sz w:val="20"/>
-                <w:szCs w:val="20"/>
+                <w:sz w:val="22"/>
+                <w:szCs w:val="22"/>
+              </w:rPr>
+            </w:pPr>
+            <w:r>
+              <w:rPr>
+                <w:sz w:val="22"/>
+                <w:szCs w:val="22"/>
               </w:rPr>
               <w:t>Destino</w:t>
             </w:r>
@@ -4765,16 +4110,14 @@
               <w:spacing w:before="40" w:after="40"/>
               <w:cnfStyle w:val="000000000000" w:firstRow="0" w:lastRow="0" w:firstColumn="0" w:lastColumn="0" w:oddVBand="0" w:evenVBand="0" w:oddHBand="0" w:evenHBand="0" w:firstRowFirstColumn="0" w:firstRowLastColumn="0" w:lastRowFirstColumn="0" w:lastRowLastColumn="0"/>
               <w:rPr>
-                <w:rFonts w:ascii="Times New Roman" w:hAnsi="Times New Roman" w:cs="Times New Roman"/>
-                <w:sz w:val="20"/>
-                <w:szCs w:val="20"/>
-              </w:rPr>
-            </w:pPr>
-            <w:r>
-              <w:rPr>
-                <w:rFonts w:ascii="Times New Roman" w:hAnsi="Times New Roman" w:cs="Times New Roman"/>
-                <w:sz w:val="20"/>
-                <w:szCs w:val="20"/>
+                <w:sz w:val="22"/>
+                <w:szCs w:val="22"/>
+              </w:rPr>
+            </w:pPr>
+            <w:r>
+              <w:rPr>
+                <w:sz w:val="22"/>
+                <w:szCs w:val="22"/>
               </w:rPr>
               <w:t>SUPERITENDENCIA DE POLICIA RODOVIARIA FEDERAL – DELEGACIA DE PARNAÍBA/PI</w:t>
             </w:r>
@@ -4782,24 +4125,14 @@
         </w:tc>
       </w:tr>
     </w:tbl>
-    <w:p>
-      <w:pPr>
-        <w:rPr>
-          <w:rFonts w:ascii="Times New Roman" w:hAnsi="Times New Roman" w:cs="Times New Roman"/>
-        </w:rPr>
-      </w:pPr>
-    </w:p>
+    <w:p/>
     <w:p>
       <w:pPr>
         <w:spacing w:before="80" w:after="60"/>
         <w:jc w:val="both"/>
-        <w:rPr>
-          <w:rFonts w:ascii="Times New Roman" w:hAnsi="Times New Roman" w:cs="Times New Roman"/>
-        </w:rPr>
-      </w:pPr>
-      <w:r>
-        <w:rPr>
-          <w:rFonts w:ascii="Times New Roman" w:hAnsi="Times New Roman" w:cs="Times New Roman"/>
+      </w:pPr>
+      <w:r>
+        <w:rPr>
           <w:b/>
           <w:bCs/>
         </w:rPr>
@@ -4808,7 +4141,7 @@
     </w:p>
     <w:tbl>
       <w:tblPr>
-        <w:tblStyle w:val="TabeladeGrade4-nfase1"/>
+        <w:tblStyle w:val="TabeladeGrade4"/>
         <w:tblW w:w="9638" w:type="dxa"/>
         <w:tblLook w:val="04A0" w:firstRow="1" w:lastRow="0" w:firstColumn="1" w:lastColumn="0" w:noHBand="0" w:noVBand="1"/>
       </w:tblPr>
@@ -4829,16 +4162,14 @@
             <w:pPr>
               <w:spacing w:before="40" w:after="40"/>
               <w:rPr>
-                <w:rFonts w:ascii="Times New Roman" w:hAnsi="Times New Roman" w:cs="Times New Roman"/>
-                <w:sz w:val="20"/>
-                <w:szCs w:val="20"/>
-              </w:rPr>
-            </w:pPr>
-            <w:r>
-              <w:rPr>
-                <w:rFonts w:ascii="Times New Roman" w:hAnsi="Times New Roman" w:cs="Times New Roman"/>
-                <w:sz w:val="20"/>
-                <w:szCs w:val="20"/>
+                <w:sz w:val="22"/>
+                <w:szCs w:val="22"/>
+              </w:rPr>
+            </w:pPr>
+            <w:r>
+              <w:rPr>
+                <w:sz w:val="22"/>
+                <w:szCs w:val="22"/>
               </w:rPr>
               <w:t>ETAPA</w:t>
             </w:r>
@@ -4853,16 +4184,14 @@
               <w:spacing w:before="40" w:after="40"/>
               <w:cnfStyle w:val="100000000000" w:firstRow="1" w:lastRow="0" w:firstColumn="0" w:lastColumn="0" w:oddVBand="0" w:evenVBand="0" w:oddHBand="0" w:evenHBand="0" w:firstRowFirstColumn="0" w:firstRowLastColumn="0" w:lastRowFirstColumn="0" w:lastRowLastColumn="0"/>
               <w:rPr>
-                <w:rFonts w:ascii="Times New Roman" w:hAnsi="Times New Roman" w:cs="Times New Roman"/>
-                <w:sz w:val="20"/>
-                <w:szCs w:val="20"/>
-              </w:rPr>
-            </w:pPr>
-            <w:r>
-              <w:rPr>
-                <w:rFonts w:ascii="Times New Roman" w:hAnsi="Times New Roman" w:cs="Times New Roman"/>
-                <w:sz w:val="20"/>
-                <w:szCs w:val="20"/>
+                <w:sz w:val="22"/>
+                <w:szCs w:val="22"/>
+              </w:rPr>
+            </w:pPr>
+            <w:r>
+              <w:rPr>
+                <w:sz w:val="22"/>
+                <w:szCs w:val="22"/>
               </w:rPr>
               <w:t>DADO</w:t>
             </w:r>
@@ -4882,16 +4211,14 @@
             <w:pPr>
               <w:spacing w:before="40" w:after="40"/>
               <w:rPr>
-                <w:rFonts w:ascii="Times New Roman" w:hAnsi="Times New Roman" w:cs="Times New Roman"/>
-                <w:sz w:val="20"/>
-                <w:szCs w:val="20"/>
-              </w:rPr>
-            </w:pPr>
-            <w:r>
-              <w:rPr>
-                <w:rFonts w:ascii="Times New Roman" w:hAnsi="Times New Roman" w:cs="Times New Roman"/>
-                <w:sz w:val="20"/>
-                <w:szCs w:val="20"/>
+                <w:sz w:val="22"/>
+                <w:szCs w:val="22"/>
+              </w:rPr>
+            </w:pPr>
+            <w:r>
+              <w:rPr>
+                <w:sz w:val="22"/>
+                <w:szCs w:val="22"/>
               </w:rPr>
               <w:t>Envelope de entrada</w:t>
             </w:r>
@@ -4906,16 +4233,14 @@
               <w:spacing w:before="40" w:after="40"/>
               <w:cnfStyle w:val="000000100000" w:firstRow="0" w:lastRow="0" w:firstColumn="0" w:lastColumn="0" w:oddVBand="0" w:evenVBand="0" w:oddHBand="1" w:evenHBand="0" w:firstRowFirstColumn="0" w:firstRowLastColumn="0" w:lastRowFirstColumn="0" w:lastRowLastColumn="0"/>
               <w:rPr>
-                <w:rFonts w:ascii="Times New Roman" w:hAnsi="Times New Roman" w:cs="Times New Roman"/>
-                <w:sz w:val="20"/>
-                <w:szCs w:val="20"/>
-              </w:rPr>
-            </w:pPr>
-            <w:r>
-              <w:rPr>
-                <w:rFonts w:ascii="Times New Roman" w:hAnsi="Times New Roman" w:cs="Times New Roman"/>
-                <w:sz w:val="20"/>
-                <w:szCs w:val="20"/>
+                <w:sz w:val="22"/>
+                <w:szCs w:val="22"/>
+              </w:rPr>
+            </w:pPr>
+            <w:r>
+              <w:rPr>
+                <w:sz w:val="22"/>
+                <w:szCs w:val="22"/>
               </w:rPr>
               <w:t>[ENV_ENTRADA]</w:t>
             </w:r>
@@ -4932,16 +4257,14 @@
             <w:pPr>
               <w:spacing w:before="40" w:after="40"/>
               <w:rPr>
-                <w:rFonts w:ascii="Times New Roman" w:hAnsi="Times New Roman" w:cs="Times New Roman"/>
-                <w:sz w:val="20"/>
-                <w:szCs w:val="20"/>
-              </w:rPr>
-            </w:pPr>
-            <w:r>
-              <w:rPr>
-                <w:rFonts w:ascii="Times New Roman" w:hAnsi="Times New Roman" w:cs="Times New Roman"/>
-                <w:sz w:val="20"/>
-                <w:szCs w:val="20"/>
+                <w:sz w:val="22"/>
+                <w:szCs w:val="22"/>
+              </w:rPr>
+            </w:pPr>
+            <w:r>
+              <w:rPr>
+                <w:sz w:val="22"/>
+                <w:szCs w:val="22"/>
               </w:rPr>
               <w:t>Data de entrada</w:t>
             </w:r>
@@ -4956,34 +4279,16 @@
               <w:spacing w:before="40" w:after="40"/>
               <w:cnfStyle w:val="000000000000" w:firstRow="0" w:lastRow="0" w:firstColumn="0" w:lastColumn="0" w:oddVBand="0" w:evenVBand="0" w:oddHBand="0" w:evenHBand="0" w:firstRowFirstColumn="0" w:firstRowLastColumn="0" w:lastRowFirstColumn="0" w:lastRowLastColumn="0"/>
               <w:rPr>
-                <w:rFonts w:ascii="Times New Roman" w:hAnsi="Times New Roman" w:cs="Times New Roman"/>
-                <w:sz w:val="20"/>
-                <w:szCs w:val="20"/>
-              </w:rPr>
-            </w:pPr>
-            <w:r>
-              <w:rPr>
-                <w:rFonts w:ascii="Times New Roman" w:hAnsi="Times New Roman" w:cs="Times New Roman"/>
-                <w:sz w:val="20"/>
-                <w:szCs w:val="20"/>
-              </w:rPr>
-              <w:t>[DD</w:t>
-            </w:r>
-            <w:r>
-              <w:rPr>
-                <w:rFonts w:ascii="Times New Roman" w:hAnsi="Times New Roman" w:cs="Times New Roman"/>
-                <w:sz w:val="20"/>
-                <w:szCs w:val="20"/>
-              </w:rPr>
-              <w:t>_RECEB</w:t>
-            </w:r>
-            <w:r>
-              <w:rPr>
-                <w:rFonts w:ascii="Times New Roman" w:hAnsi="Times New Roman" w:cs="Times New Roman"/>
-                <w:sz w:val="20"/>
-                <w:szCs w:val="20"/>
-              </w:rPr>
-              <w:t>] de [MÊS] de [ANO]</w:t>
+                <w:sz w:val="22"/>
+                <w:szCs w:val="22"/>
+              </w:rPr>
+            </w:pPr>
+            <w:r>
+              <w:rPr>
+                <w:sz w:val="22"/>
+                <w:szCs w:val="22"/>
+              </w:rPr>
+              <w:t>[DD_RECEB] de [MÊS] de [ANO]</w:t>
             </w:r>
           </w:p>
         </w:tc>
@@ -5001,16 +4306,14 @@
             <w:pPr>
               <w:spacing w:before="40" w:after="40"/>
               <w:rPr>
-                <w:rFonts w:ascii="Times New Roman" w:hAnsi="Times New Roman" w:cs="Times New Roman"/>
-                <w:sz w:val="20"/>
-                <w:szCs w:val="20"/>
-              </w:rPr>
-            </w:pPr>
-            <w:r>
-              <w:rPr>
-                <w:rFonts w:ascii="Times New Roman" w:hAnsi="Times New Roman" w:cs="Times New Roman"/>
-                <w:sz w:val="20"/>
-                <w:szCs w:val="20"/>
+                <w:sz w:val="22"/>
+                <w:szCs w:val="22"/>
+              </w:rPr>
+            </w:pPr>
+            <w:r>
+              <w:rPr>
+                <w:sz w:val="22"/>
+                <w:szCs w:val="22"/>
               </w:rPr>
               <w:t>Material nº (AMPLO)</w:t>
             </w:r>
@@ -5025,16 +4328,14 @@
               <w:spacing w:before="40" w:after="40"/>
               <w:cnfStyle w:val="000000100000" w:firstRow="0" w:lastRow="0" w:firstColumn="0" w:lastColumn="0" w:oddVBand="0" w:evenVBand="0" w:oddHBand="1" w:evenHBand="0" w:firstRowFirstColumn="0" w:firstRowLastColumn="0" w:lastRowFirstColumn="0" w:lastRowLastColumn="0"/>
               <w:rPr>
-                <w:rFonts w:ascii="Times New Roman" w:hAnsi="Times New Roman" w:cs="Times New Roman"/>
-                <w:sz w:val="20"/>
-                <w:szCs w:val="20"/>
-              </w:rPr>
-            </w:pPr>
-            <w:r>
-              <w:rPr>
-                <w:rFonts w:ascii="Times New Roman" w:hAnsi="Times New Roman" w:cs="Times New Roman"/>
-                <w:sz w:val="20"/>
-                <w:szCs w:val="20"/>
+                <w:sz w:val="22"/>
+                <w:szCs w:val="22"/>
+              </w:rPr>
+            </w:pPr>
+            <w:r>
+              <w:rPr>
+                <w:sz w:val="22"/>
+                <w:szCs w:val="22"/>
               </w:rPr>
               <w:t>[AMPLO]</w:t>
             </w:r>
@@ -5051,16 +4352,14 @@
             <w:pPr>
               <w:spacing w:before="40" w:after="40"/>
               <w:rPr>
-                <w:rFonts w:ascii="Times New Roman" w:hAnsi="Times New Roman" w:cs="Times New Roman"/>
-                <w:sz w:val="20"/>
-                <w:szCs w:val="20"/>
-              </w:rPr>
-            </w:pPr>
-            <w:r>
-              <w:rPr>
-                <w:rFonts w:ascii="Times New Roman" w:hAnsi="Times New Roman" w:cs="Times New Roman"/>
-                <w:sz w:val="20"/>
-                <w:szCs w:val="20"/>
+                <w:sz w:val="22"/>
+                <w:szCs w:val="22"/>
+              </w:rPr>
+            </w:pPr>
+            <w:r>
+              <w:rPr>
+                <w:sz w:val="22"/>
+                <w:szCs w:val="22"/>
               </w:rPr>
               <w:t>Demanda Preliminar</w:t>
             </w:r>
@@ -5075,16 +4374,14 @@
               <w:spacing w:before="40" w:after="40"/>
               <w:cnfStyle w:val="000000000000" w:firstRow="0" w:lastRow="0" w:firstColumn="0" w:lastColumn="0" w:oddVBand="0" w:evenVBand="0" w:oddHBand="0" w:evenHBand="0" w:firstRowFirstColumn="0" w:firstRowLastColumn="0" w:lastRowFirstColumn="0" w:lastRowLastColumn="0"/>
               <w:rPr>
-                <w:rFonts w:ascii="Times New Roman" w:hAnsi="Times New Roman" w:cs="Times New Roman"/>
-                <w:sz w:val="20"/>
-                <w:szCs w:val="20"/>
-              </w:rPr>
-            </w:pPr>
-            <w:r>
-              <w:rPr>
-                <w:rFonts w:ascii="Times New Roman" w:hAnsi="Times New Roman" w:cs="Times New Roman"/>
-                <w:sz w:val="20"/>
-                <w:szCs w:val="20"/>
+                <w:sz w:val="22"/>
+                <w:szCs w:val="22"/>
+              </w:rPr>
+            </w:pPr>
+            <w:r>
+              <w:rPr>
+                <w:sz w:val="22"/>
+                <w:szCs w:val="22"/>
               </w:rPr>
               <w:t>–</w:t>
             </w:r>
@@ -5104,16 +4401,14 @@
             <w:pPr>
               <w:spacing w:before="40" w:after="40"/>
               <w:rPr>
-                <w:rFonts w:ascii="Times New Roman" w:hAnsi="Times New Roman" w:cs="Times New Roman"/>
-                <w:sz w:val="20"/>
-                <w:szCs w:val="20"/>
-              </w:rPr>
-            </w:pPr>
-            <w:r>
-              <w:rPr>
-                <w:rFonts w:ascii="Times New Roman" w:hAnsi="Times New Roman" w:cs="Times New Roman"/>
-                <w:sz w:val="20"/>
-                <w:szCs w:val="20"/>
+                <w:sz w:val="22"/>
+                <w:szCs w:val="22"/>
+              </w:rPr>
+            </w:pPr>
+            <w:r>
+              <w:rPr>
+                <w:sz w:val="22"/>
+                <w:szCs w:val="22"/>
               </w:rPr>
               <w:t>Envelope pós-preliminar</w:t>
             </w:r>
@@ -5128,16 +4423,14 @@
               <w:spacing w:before="40" w:after="40"/>
               <w:cnfStyle w:val="000000100000" w:firstRow="0" w:lastRow="0" w:firstColumn="0" w:lastColumn="0" w:oddVBand="0" w:evenVBand="0" w:oddHBand="1" w:evenHBand="0" w:firstRowFirstColumn="0" w:firstRowLastColumn="0" w:lastRowFirstColumn="0" w:lastRowLastColumn="0"/>
               <w:rPr>
-                <w:rFonts w:ascii="Times New Roman" w:hAnsi="Times New Roman" w:cs="Times New Roman"/>
-                <w:sz w:val="20"/>
-                <w:szCs w:val="20"/>
-              </w:rPr>
-            </w:pPr>
-            <w:r>
-              <w:rPr>
-                <w:rFonts w:ascii="Times New Roman" w:hAnsi="Times New Roman" w:cs="Times New Roman"/>
-                <w:sz w:val="20"/>
-                <w:szCs w:val="20"/>
+                <w:sz w:val="22"/>
+                <w:szCs w:val="22"/>
+              </w:rPr>
+            </w:pPr>
+            <w:r>
+              <w:rPr>
+                <w:sz w:val="22"/>
+                <w:szCs w:val="22"/>
               </w:rPr>
               <w:t>–</w:t>
             </w:r>
@@ -5154,16 +4447,14 @@
             <w:pPr>
               <w:spacing w:before="40" w:after="40"/>
               <w:rPr>
-                <w:rFonts w:ascii="Times New Roman" w:hAnsi="Times New Roman" w:cs="Times New Roman"/>
-                <w:sz w:val="20"/>
-                <w:szCs w:val="20"/>
-              </w:rPr>
-            </w:pPr>
-            <w:r>
-              <w:rPr>
-                <w:rFonts w:ascii="Times New Roman" w:hAnsi="Times New Roman" w:cs="Times New Roman"/>
-                <w:sz w:val="20"/>
-                <w:szCs w:val="20"/>
+                <w:sz w:val="22"/>
+                <w:szCs w:val="22"/>
+              </w:rPr>
+            </w:pPr>
+            <w:r>
+              <w:rPr>
+                <w:sz w:val="22"/>
+                <w:szCs w:val="22"/>
               </w:rPr>
               <w:t>Envelope pós-definitivo</w:t>
             </w:r>
@@ -5178,16 +4469,14 @@
               <w:spacing w:before="40" w:after="40"/>
               <w:cnfStyle w:val="000000000000" w:firstRow="0" w:lastRow="0" w:firstColumn="0" w:lastColumn="0" w:oddVBand="0" w:evenVBand="0" w:oddHBand="0" w:evenHBand="0" w:firstRowFirstColumn="0" w:firstRowLastColumn="0" w:lastRowFirstColumn="0" w:lastRowLastColumn="0"/>
               <w:rPr>
-                <w:rFonts w:ascii="Times New Roman" w:hAnsi="Times New Roman" w:cs="Times New Roman"/>
-                <w:sz w:val="20"/>
-                <w:szCs w:val="20"/>
-              </w:rPr>
-            </w:pPr>
-            <w:r>
-              <w:rPr>
-                <w:rFonts w:ascii="Times New Roman" w:hAnsi="Times New Roman" w:cs="Times New Roman"/>
-                <w:sz w:val="20"/>
-                <w:szCs w:val="20"/>
+                <w:sz w:val="22"/>
+                <w:szCs w:val="22"/>
+              </w:rPr>
+            </w:pPr>
+            <w:r>
+              <w:rPr>
+                <w:sz w:val="22"/>
+                <w:szCs w:val="22"/>
               </w:rPr>
               <w:t>[ENV_POS_DEF]</w:t>
             </w:r>
@@ -5207,16 +4496,14 @@
             <w:pPr>
               <w:spacing w:before="40" w:after="40"/>
               <w:rPr>
-                <w:rFonts w:ascii="Times New Roman" w:hAnsi="Times New Roman" w:cs="Times New Roman"/>
-                <w:sz w:val="20"/>
-                <w:szCs w:val="20"/>
-              </w:rPr>
-            </w:pPr>
-            <w:r>
-              <w:rPr>
-                <w:rFonts w:ascii="Times New Roman" w:hAnsi="Times New Roman" w:cs="Times New Roman"/>
-                <w:sz w:val="20"/>
-                <w:szCs w:val="20"/>
+                <w:sz w:val="22"/>
+                <w:szCs w:val="22"/>
+              </w:rPr>
+            </w:pPr>
+            <w:r>
+              <w:rPr>
+                <w:sz w:val="22"/>
+                <w:szCs w:val="22"/>
               </w:rPr>
               <w:t>Contraprova nº (AMPLO)</w:t>
             </w:r>
@@ -5231,16 +4518,14 @@
               <w:spacing w:before="40" w:after="40"/>
               <w:cnfStyle w:val="000000100000" w:firstRow="0" w:lastRow="0" w:firstColumn="0" w:lastColumn="0" w:oddVBand="0" w:evenVBand="0" w:oddHBand="1" w:evenHBand="0" w:firstRowFirstColumn="0" w:firstRowLastColumn="0" w:lastRowFirstColumn="0" w:lastRowLastColumn="0"/>
               <w:rPr>
-                <w:rFonts w:ascii="Times New Roman" w:hAnsi="Times New Roman" w:cs="Times New Roman"/>
-                <w:sz w:val="20"/>
-                <w:szCs w:val="20"/>
-              </w:rPr>
-            </w:pPr>
-            <w:r>
-              <w:rPr>
-                <w:rFonts w:ascii="Times New Roman" w:hAnsi="Times New Roman" w:cs="Times New Roman"/>
-                <w:sz w:val="20"/>
-                <w:szCs w:val="20"/>
+                <w:sz w:val="22"/>
+                <w:szCs w:val="22"/>
+              </w:rPr>
+            </w:pPr>
+            <w:r>
+              <w:rPr>
+                <w:sz w:val="22"/>
+                <w:szCs w:val="22"/>
               </w:rPr>
               <w:t>[CP_AMPLO]</w:t>
             </w:r>
@@ -5257,16 +4542,14 @@
             <w:pPr>
               <w:spacing w:before="40" w:after="40"/>
               <w:rPr>
-                <w:rFonts w:ascii="Times New Roman" w:hAnsi="Times New Roman" w:cs="Times New Roman"/>
-                <w:sz w:val="20"/>
-                <w:szCs w:val="20"/>
-              </w:rPr>
-            </w:pPr>
-            <w:r>
-              <w:rPr>
-                <w:rFonts w:ascii="Times New Roman" w:hAnsi="Times New Roman" w:cs="Times New Roman"/>
-                <w:sz w:val="20"/>
-                <w:szCs w:val="20"/>
+                <w:sz w:val="22"/>
+                <w:szCs w:val="22"/>
+              </w:rPr>
+            </w:pPr>
+            <w:r>
+              <w:rPr>
+                <w:sz w:val="22"/>
+                <w:szCs w:val="22"/>
               </w:rPr>
               <w:t>Envelope contraprova</w:t>
             </w:r>
@@ -5281,16 +4564,14 @@
               <w:spacing w:before="40" w:after="40"/>
               <w:cnfStyle w:val="000000000000" w:firstRow="0" w:lastRow="0" w:firstColumn="0" w:lastColumn="0" w:oddVBand="0" w:evenVBand="0" w:oddHBand="0" w:evenHBand="0" w:firstRowFirstColumn="0" w:firstRowLastColumn="0" w:lastRowFirstColumn="0" w:lastRowLastColumn="0"/>
               <w:rPr>
-                <w:rFonts w:ascii="Times New Roman" w:hAnsi="Times New Roman" w:cs="Times New Roman"/>
-                <w:sz w:val="20"/>
-                <w:szCs w:val="20"/>
-              </w:rPr>
-            </w:pPr>
-            <w:r>
-              <w:rPr>
-                <w:rFonts w:ascii="Times New Roman" w:hAnsi="Times New Roman" w:cs="Times New Roman"/>
-                <w:sz w:val="20"/>
-                <w:szCs w:val="20"/>
+                <w:sz w:val="22"/>
+                <w:szCs w:val="22"/>
+              </w:rPr>
+            </w:pPr>
+            <w:r>
+              <w:rPr>
+                <w:sz w:val="22"/>
+                <w:szCs w:val="22"/>
               </w:rPr>
               <w:t>[ENV_CP]</w:t>
             </w:r>
@@ -5298,24 +4579,14 @@
         </w:tc>
       </w:tr>
     </w:tbl>
-    <w:p>
-      <w:pPr>
-        <w:rPr>
-          <w:rFonts w:ascii="Times New Roman" w:hAnsi="Times New Roman" w:cs="Times New Roman"/>
-        </w:rPr>
-      </w:pPr>
-    </w:p>
+    <w:p/>
     <w:p>
       <w:pPr>
         <w:spacing w:before="80" w:after="60"/>
         <w:jc w:val="both"/>
-        <w:rPr>
-          <w:rFonts w:ascii="Times New Roman" w:hAnsi="Times New Roman" w:cs="Times New Roman"/>
-        </w:rPr>
-      </w:pPr>
-      <w:r>
-        <w:rPr>
-          <w:rFonts w:ascii="Times New Roman" w:hAnsi="Times New Roman" w:cs="Times New Roman"/>
+      </w:pPr>
+      <w:r>
+        <w:rPr>
           <w:b/>
           <w:bCs/>
         </w:rPr>
@@ -5324,7 +4595,7 @@
     </w:p>
     <w:tbl>
       <w:tblPr>
-        <w:tblStyle w:val="TabeladeGrade4-nfase1"/>
+        <w:tblStyle w:val="TabeladeGrade4"/>
         <w:tblW w:w="9638" w:type="dxa"/>
         <w:tblLook w:val="04A0" w:firstRow="1" w:lastRow="0" w:firstColumn="1" w:lastColumn="0" w:noHBand="0" w:noVBand="1"/>
       </w:tblPr>
@@ -5345,16 +4616,14 @@
             <w:pPr>
               <w:spacing w:before="40" w:after="40"/>
               <w:rPr>
-                <w:rFonts w:ascii="Times New Roman" w:hAnsi="Times New Roman" w:cs="Times New Roman"/>
-                <w:sz w:val="20"/>
-                <w:szCs w:val="20"/>
-              </w:rPr>
-            </w:pPr>
-            <w:r>
-              <w:rPr>
-                <w:rFonts w:ascii="Times New Roman" w:hAnsi="Times New Roman" w:cs="Times New Roman"/>
-                <w:sz w:val="20"/>
-                <w:szCs w:val="20"/>
+                <w:sz w:val="22"/>
+                <w:szCs w:val="22"/>
+              </w:rPr>
+            </w:pPr>
+            <w:r>
+              <w:rPr>
+                <w:sz w:val="22"/>
+                <w:szCs w:val="22"/>
               </w:rPr>
               <w:t>ITEM</w:t>
             </w:r>
@@ -5369,16 +4638,14 @@
               <w:spacing w:before="40" w:after="40"/>
               <w:cnfStyle w:val="100000000000" w:firstRow="1" w:lastRow="0" w:firstColumn="0" w:lastColumn="0" w:oddVBand="0" w:evenVBand="0" w:oddHBand="0" w:evenHBand="0" w:firstRowFirstColumn="0" w:firstRowLastColumn="0" w:lastRowFirstColumn="0" w:lastRowLastColumn="0"/>
               <w:rPr>
-                <w:rFonts w:ascii="Times New Roman" w:hAnsi="Times New Roman" w:cs="Times New Roman"/>
-                <w:sz w:val="20"/>
-                <w:szCs w:val="20"/>
-              </w:rPr>
-            </w:pPr>
-            <w:r>
-              <w:rPr>
-                <w:rFonts w:ascii="Times New Roman" w:hAnsi="Times New Roman" w:cs="Times New Roman"/>
-                <w:sz w:val="20"/>
-                <w:szCs w:val="20"/>
+                <w:sz w:val="22"/>
+                <w:szCs w:val="22"/>
+              </w:rPr>
+            </w:pPr>
+            <w:r>
+              <w:rPr>
+                <w:sz w:val="22"/>
+                <w:szCs w:val="22"/>
               </w:rPr>
               <w:t>DADO</w:t>
             </w:r>
@@ -5398,16 +4665,14 @@
             <w:pPr>
               <w:spacing w:before="40" w:after="40"/>
               <w:rPr>
-                <w:rFonts w:ascii="Times New Roman" w:hAnsi="Times New Roman" w:cs="Times New Roman"/>
-                <w:sz w:val="20"/>
-                <w:szCs w:val="20"/>
-              </w:rPr>
-            </w:pPr>
-            <w:r>
-              <w:rPr>
-                <w:rFonts w:ascii="Times New Roman" w:hAnsi="Times New Roman" w:cs="Times New Roman"/>
-                <w:sz w:val="20"/>
-                <w:szCs w:val="20"/>
+                <w:sz w:val="22"/>
+                <w:szCs w:val="22"/>
+              </w:rPr>
+            </w:pPr>
+            <w:r>
+              <w:rPr>
+                <w:sz w:val="22"/>
+                <w:szCs w:val="22"/>
               </w:rPr>
               <w:t>Material apreendido</w:t>
             </w:r>
@@ -5422,16 +4687,14 @@
               <w:spacing w:before="40" w:after="40"/>
               <w:cnfStyle w:val="000000100000" w:firstRow="0" w:lastRow="0" w:firstColumn="0" w:lastColumn="0" w:oddVBand="0" w:evenVBand="0" w:oddHBand="1" w:evenHBand="0" w:firstRowFirstColumn="0" w:firstRowLastColumn="0" w:lastRowFirstColumn="0" w:lastRowLastColumn="0"/>
               <w:rPr>
-                <w:rFonts w:ascii="Times New Roman" w:hAnsi="Times New Roman" w:cs="Times New Roman"/>
-                <w:sz w:val="20"/>
-                <w:szCs w:val="20"/>
-              </w:rPr>
-            </w:pPr>
-            <w:r>
-              <w:rPr>
-                <w:rFonts w:ascii="Times New Roman" w:hAnsi="Times New Roman" w:cs="Times New Roman"/>
-                <w:sz w:val="20"/>
-                <w:szCs w:val="20"/>
+                <w:sz w:val="22"/>
+                <w:szCs w:val="22"/>
+              </w:rPr>
+            </w:pPr>
+            <w:r>
+              <w:rPr>
+                <w:sz w:val="22"/>
+                <w:szCs w:val="22"/>
               </w:rPr>
               <w:t>Sólido amarelo (item a.)</w:t>
             </w:r>
@@ -5448,16 +4711,14 @@
             <w:pPr>
               <w:spacing w:before="40" w:after="40"/>
               <w:rPr>
-                <w:rFonts w:ascii="Times New Roman" w:hAnsi="Times New Roman" w:cs="Times New Roman"/>
-                <w:sz w:val="20"/>
-                <w:szCs w:val="20"/>
-              </w:rPr>
-            </w:pPr>
-            <w:r>
-              <w:rPr>
-                <w:rFonts w:ascii="Times New Roman" w:hAnsi="Times New Roman" w:cs="Times New Roman"/>
-                <w:sz w:val="20"/>
-                <w:szCs w:val="20"/>
+                <w:sz w:val="22"/>
+                <w:szCs w:val="22"/>
+              </w:rPr>
+            </w:pPr>
+            <w:r>
+              <w:rPr>
+                <w:sz w:val="22"/>
+                <w:szCs w:val="22"/>
               </w:rPr>
               <w:t>Metodologia</w:t>
             </w:r>
@@ -5473,19 +4734,35 @@
               <w:jc w:val="both"/>
               <w:cnfStyle w:val="000000000000" w:firstRow="0" w:lastRow="0" w:firstColumn="0" w:lastColumn="0" w:oddVBand="0" w:evenVBand="0" w:oddHBand="0" w:evenHBand="0" w:firstRowFirstColumn="0" w:firstRowLastColumn="0" w:lastRowFirstColumn="0" w:lastRowLastColumn="0"/>
               <w:rPr>
-                <w:rFonts w:ascii="Times New Roman" w:hAnsi="Times New Roman" w:cs="Times New Roman"/>
-                <w:sz w:val="20"/>
-                <w:szCs w:val="20"/>
-              </w:rPr>
-            </w:pPr>
-            <w:r>
-              <w:rPr>
-                <w:rFonts w:ascii="Times New Roman" w:hAnsi="Times New Roman" w:cs="Times New Roman"/>
-                <w:sz w:val="20"/>
-                <w:szCs w:val="20"/>
+                <w:sz w:val="22"/>
+                <w:szCs w:val="22"/>
+              </w:rPr>
+            </w:pPr>
+            <w:r>
+              <w:rPr>
+                <w:sz w:val="22"/>
+                <w:szCs w:val="22"/>
                 <w:lang w:val="en-US"/>
               </w:rPr>
-              <w:t>Scott Modificado (Cat. C/SWGDRUG) + FTIR-ATR (Cat. A/SWGDRUG)</w:t>
+              <w:t xml:space="preserve">Scott </w:t>
+            </w:r>
+            <w:proofErr w:type="spellStart"/>
+            <w:r>
+              <w:rPr>
+                <w:sz w:val="22"/>
+                <w:szCs w:val="22"/>
+                <w:lang w:val="en-US"/>
+              </w:rPr>
+              <w:t>Modificado</w:t>
+            </w:r>
+            <w:proofErr w:type="spellEnd"/>
+            <w:r>
+              <w:rPr>
+                <w:sz w:val="22"/>
+                <w:szCs w:val="22"/>
+                <w:lang w:val="en-US"/>
+              </w:rPr>
+              <w:t xml:space="preserve"> (Cat. C/SWGDRUG) + FTIR-ATR (Cat. A/SWGDRUG)</w:t>
             </w:r>
           </w:p>
         </w:tc>
@@ -5503,16 +4780,14 @@
             <w:pPr>
               <w:spacing w:before="40" w:after="40"/>
               <w:rPr>
-                <w:rFonts w:ascii="Times New Roman" w:hAnsi="Times New Roman" w:cs="Times New Roman"/>
-                <w:sz w:val="20"/>
-                <w:szCs w:val="20"/>
-              </w:rPr>
-            </w:pPr>
-            <w:r>
-              <w:rPr>
-                <w:rFonts w:ascii="Times New Roman" w:hAnsi="Times New Roman" w:cs="Times New Roman"/>
-                <w:sz w:val="20"/>
-                <w:szCs w:val="20"/>
+                <w:sz w:val="22"/>
+                <w:szCs w:val="22"/>
+              </w:rPr>
+            </w:pPr>
+            <w:r>
+              <w:rPr>
+                <w:sz w:val="22"/>
+                <w:szCs w:val="22"/>
               </w:rPr>
               <w:t>Natureza química — item a.</w:t>
             </w:r>
@@ -5527,25 +4802,22 @@
               <w:spacing w:before="40" w:after="40"/>
               <w:cnfStyle w:val="000000100000" w:firstRow="0" w:lastRow="0" w:firstColumn="0" w:lastColumn="0" w:oddVBand="0" w:evenVBand="0" w:oddHBand="1" w:evenHBand="0" w:firstRowFirstColumn="0" w:firstRowLastColumn="0" w:lastRowFirstColumn="0" w:lastRowLastColumn="0"/>
               <w:rPr>
-                <w:rFonts w:ascii="Times New Roman" w:hAnsi="Times New Roman" w:cs="Times New Roman"/>
-                <w:sz w:val="20"/>
-                <w:szCs w:val="20"/>
-              </w:rPr>
-            </w:pPr>
-            <w:r>
-              <w:rPr>
-                <w:rFonts w:ascii="Times New Roman" w:hAnsi="Times New Roman" w:cs="Times New Roman"/>
-                <w:sz w:val="20"/>
-                <w:szCs w:val="20"/>
+                <w:sz w:val="22"/>
+                <w:szCs w:val="22"/>
+              </w:rPr>
+            </w:pPr>
+            <w:r>
+              <w:rPr>
+                <w:sz w:val="22"/>
+                <w:szCs w:val="22"/>
               </w:rPr>
               <w:t xml:space="preserve">Cocaína Base (crack) — </w:t>
             </w:r>
             <w:r>
               <w:rPr>
-                <w:rFonts w:ascii="Times New Roman" w:hAnsi="Times New Roman" w:cs="Times New Roman"/>
                 <w:b/>
-                <w:sz w:val="20"/>
-                <w:szCs w:val="20"/>
+                <w:sz w:val="22"/>
+                <w:szCs w:val="22"/>
               </w:rPr>
               <w:t>DETECTADA</w:t>
             </w:r>
@@ -5562,16 +4834,14 @@
             <w:pPr>
               <w:spacing w:before="40" w:after="40"/>
               <w:rPr>
-                <w:rFonts w:ascii="Times New Roman" w:hAnsi="Times New Roman" w:cs="Times New Roman"/>
-                <w:sz w:val="20"/>
-                <w:szCs w:val="20"/>
-              </w:rPr>
-            </w:pPr>
-            <w:r>
-              <w:rPr>
-                <w:rFonts w:ascii="Times New Roman" w:hAnsi="Times New Roman" w:cs="Times New Roman"/>
-                <w:sz w:val="20"/>
-                <w:szCs w:val="20"/>
+                <w:sz w:val="22"/>
+                <w:szCs w:val="22"/>
+              </w:rPr>
+            </w:pPr>
+            <w:r>
+              <w:rPr>
+                <w:sz w:val="22"/>
+                <w:szCs w:val="22"/>
               </w:rPr>
               <w:t>Data de conclusão</w:t>
             </w:r>
@@ -5586,16 +4856,14 @@
               <w:spacing w:before="40" w:after="40"/>
               <w:cnfStyle w:val="000000000000" w:firstRow="0" w:lastRow="0" w:firstColumn="0" w:lastColumn="0" w:oddVBand="0" w:evenVBand="0" w:oddHBand="0" w:evenHBand="0" w:firstRowFirstColumn="0" w:firstRowLastColumn="0" w:lastRowFirstColumn="0" w:lastRowLastColumn="0"/>
               <w:rPr>
-                <w:rFonts w:ascii="Times New Roman" w:hAnsi="Times New Roman" w:cs="Times New Roman"/>
-                <w:sz w:val="20"/>
-                <w:szCs w:val="20"/>
-              </w:rPr>
-            </w:pPr>
-            <w:r>
-              <w:rPr>
-                <w:rFonts w:ascii="Times New Roman" w:hAnsi="Times New Roman" w:cs="Times New Roman"/>
-                <w:sz w:val="20"/>
-                <w:szCs w:val="20"/>
+                <w:sz w:val="22"/>
+                <w:szCs w:val="22"/>
+              </w:rPr>
+            </w:pPr>
+            <w:r>
+              <w:rPr>
+                <w:sz w:val="22"/>
+                <w:szCs w:val="22"/>
               </w:rPr>
               <w:t>[DATA_CONCLUSÃO]</w:t>
             </w:r>
@@ -5603,24 +4871,12 @@
         </w:tc>
       </w:tr>
     </w:tbl>
-    <w:p>
-      <w:pPr>
-        <w:rPr>
-          <w:rFonts w:ascii="Times New Roman" w:hAnsi="Times New Roman" w:cs="Times New Roman"/>
-        </w:rPr>
-      </w:pPr>
-    </w:p>
+    <w:p/>
     <w:p>
       <w:pPr>
         <w:pStyle w:val="Ttulo1"/>
-        <w:rPr>
-          <w:rFonts w:ascii="Times New Roman" w:hAnsi="Times New Roman" w:cs="Times New Roman"/>
-        </w:rPr>
-      </w:pPr>
-      <w:r>
-        <w:rPr>
-          <w:rFonts w:ascii="Times New Roman" w:hAnsi="Times New Roman" w:cs="Times New Roman"/>
-        </w:rPr>
+      </w:pPr>
+      <w:r>
         <w:t>6.   REFERÊNCIAS BIBLIOGRÁFICAS</w:t>
       </w:r>
     </w:p>
@@ -5635,27 +4891,40 @@
         <w:ind w:left="567"/>
         <w:jc w:val="both"/>
         <w:rPr>
-          <w:rFonts w:ascii="Times New Roman" w:hAnsi="Times New Roman" w:cs="Times New Roman"/>
-          <w:sz w:val="16"/>
-          <w:szCs w:val="16"/>
-        </w:rPr>
-      </w:pPr>
-      <w:r>
-        <w:rPr>
-          <w:rFonts w:ascii="Times New Roman" w:eastAsia="Times New Roman" w:hAnsi="Times New Roman" w:cs="Times New Roman"/>
-          <w:sz w:val="16"/>
-          <w:szCs w:val="16"/>
+          <w:sz w:val="20"/>
+          <w:szCs w:val="20"/>
+        </w:rPr>
+      </w:pPr>
+      <w:r>
+        <w:rPr>
+          <w:sz w:val="20"/>
+          <w:szCs w:val="20"/>
           <w:lang w:val="en-US"/>
         </w:rPr>
         <w:t xml:space="preserve">BORDIN, D. C. M. et al. </w:t>
       </w:r>
       <w:r>
         <w:rPr>
-          <w:rFonts w:ascii="Times New Roman" w:eastAsia="Times New Roman" w:hAnsi="Times New Roman" w:cs="Times New Roman"/>
-          <w:sz w:val="16"/>
-          <w:szCs w:val="16"/>
-        </w:rPr>
-        <w:t>Análise forense: pesquisa de drogas vegetais interferentes de testes colorimétricos para identificação dos canabinoides da maconha (Cannabis sativa L.). Química Nova, São Paulo, v. 35, n. 10, p. 2040–2043, 2012.</w:t>
+          <w:sz w:val="20"/>
+          <w:szCs w:val="20"/>
+        </w:rPr>
+        <w:t xml:space="preserve">Análise forense: pesquisa de drogas vegetais interferentes de testes colorimétricos para identificação dos </w:t>
+      </w:r>
+      <w:proofErr w:type="spellStart"/>
+      <w:r>
+        <w:rPr>
+          <w:sz w:val="20"/>
+          <w:szCs w:val="20"/>
+        </w:rPr>
+        <w:t>canabinoides</w:t>
+      </w:r>
+      <w:proofErr w:type="spellEnd"/>
+      <w:r>
+        <w:rPr>
+          <w:sz w:val="20"/>
+          <w:szCs w:val="20"/>
+        </w:rPr>
+        <w:t xml:space="preserve"> da maconha (Cannabis sativa L.). Química Nova, São Paulo, v. 35, n. 10, p. 2040–2043, 2012.</w:t>
       </w:r>
     </w:p>
     <w:p>
@@ -5669,25 +4938,22 @@
         <w:ind w:left="567"/>
         <w:jc w:val="both"/>
         <w:rPr>
-          <w:rFonts w:ascii="Times New Roman" w:hAnsi="Times New Roman" w:cs="Times New Roman"/>
-          <w:sz w:val="16"/>
-          <w:szCs w:val="16"/>
+          <w:sz w:val="20"/>
+          <w:szCs w:val="20"/>
           <w:lang w:val="en-US"/>
         </w:rPr>
       </w:pPr>
       <w:r>
         <w:rPr>
-          <w:rFonts w:ascii="Times New Roman" w:hAnsi="Times New Roman" w:cs="Times New Roman"/>
-          <w:sz w:val="16"/>
-          <w:szCs w:val="16"/>
+          <w:sz w:val="20"/>
+          <w:szCs w:val="20"/>
         </w:rPr>
         <w:t xml:space="preserve">BOTELHO, E. D. et al. </w:t>
       </w:r>
       <w:r>
         <w:rPr>
-          <w:rFonts w:ascii="Times New Roman" w:hAnsi="Times New Roman" w:cs="Times New Roman"/>
-          <w:sz w:val="16"/>
-          <w:szCs w:val="16"/>
+          <w:sz w:val="20"/>
+          <w:szCs w:val="20"/>
           <w:lang w:val="en-US"/>
         </w:rPr>
         <w:t>Chemical profiling of cocaine seized by Brazilian Federal Police in 2009–2012: major components. Journal of the Brazilian Chemical Society, v. 25, n. 4, p. 611–618, 2014.</w:t>
@@ -5704,17 +4970,16 @@
         <w:ind w:left="567"/>
         <w:jc w:val="both"/>
         <w:rPr>
-          <w:rFonts w:ascii="Times New Roman" w:hAnsi="Times New Roman" w:cs="Times New Roman"/>
-          <w:sz w:val="16"/>
-          <w:szCs w:val="16"/>
-        </w:rPr>
-      </w:pPr>
-      <w:r>
-        <w:rPr>
-          <w:rFonts w:ascii="Times New Roman" w:hAnsi="Times New Roman" w:cs="Times New Roman"/>
-          <w:sz w:val="16"/>
-          <w:szCs w:val="16"/>
-        </w:rPr>
+          <w:sz w:val="20"/>
+          <w:szCs w:val="20"/>
+        </w:rPr>
+      </w:pPr>
+      <w:r>
+        <w:rPr>
+          <w:sz w:val="20"/>
+          <w:szCs w:val="20"/>
+        </w:rPr>
+        <w:lastRenderedPageBreak/>
         <w:t>BRASIL. Ministério da Saúde. Portaria SVS/MS nº 344, de 12 de maio de 1998. Regulamento Técnico sobre substâncias e medicamentos sujeitos a controle especial. Diário Oficial da União, Brasília, DF, 19 maio 1998 (e atualizações posteriores da ANVISA).</w:t>
       </w:r>
     </w:p>
@@ -5729,16 +4994,14 @@
         <w:ind w:left="567"/>
         <w:jc w:val="both"/>
         <w:rPr>
-          <w:rFonts w:ascii="Times New Roman" w:hAnsi="Times New Roman" w:cs="Times New Roman"/>
-          <w:sz w:val="16"/>
-          <w:szCs w:val="16"/>
-        </w:rPr>
-      </w:pPr>
-      <w:r>
-        <w:rPr>
-          <w:rFonts w:ascii="Times New Roman" w:hAnsi="Times New Roman" w:cs="Times New Roman"/>
-          <w:sz w:val="16"/>
-          <w:szCs w:val="16"/>
+          <w:sz w:val="20"/>
+          <w:szCs w:val="20"/>
+        </w:rPr>
+      </w:pPr>
+      <w:r>
+        <w:rPr>
+          <w:sz w:val="20"/>
+          <w:szCs w:val="20"/>
         </w:rPr>
         <w:t>BRASIL. Lei nº 11.343, de 23 de agosto de 2006. Institui o Sistema Nacional de Políticas Públicas sobre Drogas (SISNAD). Diário Oficial da União, Brasília, DF, 24 ago. 2006.</w:t>
       </w:r>
@@ -5754,16 +5017,14 @@
         <w:ind w:left="567"/>
         <w:jc w:val="both"/>
         <w:rPr>
-          <w:rFonts w:ascii="Times New Roman" w:hAnsi="Times New Roman" w:cs="Times New Roman"/>
-          <w:sz w:val="16"/>
-          <w:szCs w:val="16"/>
-        </w:rPr>
-      </w:pPr>
-      <w:r>
-        <w:rPr>
-          <w:rFonts w:ascii="Times New Roman" w:hAnsi="Times New Roman" w:cs="Times New Roman"/>
-          <w:sz w:val="16"/>
-          <w:szCs w:val="16"/>
+          <w:sz w:val="20"/>
+          <w:szCs w:val="20"/>
+        </w:rPr>
+      </w:pPr>
+      <w:r>
+        <w:rPr>
+          <w:sz w:val="20"/>
+          <w:szCs w:val="20"/>
         </w:rPr>
         <w:t>BRASIL. Lei nº 13.964, de 24 de dezembro de 2019 (Pacote Anticrime). Art. 158-A a 158-F do CPP — Cadeia de Custódia da Prova. Diário Oficial da União, Brasília, DF, 24 dez. 2019.</w:t>
       </w:r>
@@ -5779,20 +5040,36 @@
         <w:ind w:left="567"/>
         <w:jc w:val="both"/>
         <w:rPr>
-          <w:rFonts w:ascii="Times New Roman" w:hAnsi="Times New Roman" w:cs="Times New Roman"/>
-          <w:sz w:val="16"/>
-          <w:szCs w:val="16"/>
+          <w:sz w:val="20"/>
+          <w:szCs w:val="20"/>
           <w:lang w:val="en-US"/>
         </w:rPr>
       </w:pPr>
       <w:r>
         <w:rPr>
-          <w:rFonts w:ascii="Times New Roman" w:hAnsi="Times New Roman" w:cs="Times New Roman"/>
-          <w:sz w:val="16"/>
-          <w:szCs w:val="16"/>
+          <w:sz w:val="20"/>
+          <w:szCs w:val="20"/>
           <w:lang w:val="en-US"/>
         </w:rPr>
-        <w:t>BRUKER OPTICS. Alpha II FTIR Spectrometer: technical manual. [S.l.]: Bruker, 2020.</w:t>
+        <w:t>BRUKER OPTICS. Alpha II FTIR Spectrometer: technical manual. [</w:t>
+      </w:r>
+      <w:proofErr w:type="spellStart"/>
+      <w:r>
+        <w:rPr>
+          <w:sz w:val="20"/>
+          <w:szCs w:val="20"/>
+          <w:lang w:val="en-US"/>
+        </w:rPr>
+        <w:t>S.l.</w:t>
+      </w:r>
+      <w:proofErr w:type="spellEnd"/>
+      <w:r>
+        <w:rPr>
+          <w:sz w:val="20"/>
+          <w:szCs w:val="20"/>
+          <w:lang w:val="en-US"/>
+        </w:rPr>
+        <w:t>]: Bruker, 2020.</w:t>
       </w:r>
     </w:p>
     <w:p>
@@ -5806,20 +5083,36 @@
         <w:ind w:left="567"/>
         <w:jc w:val="both"/>
         <w:rPr>
-          <w:rFonts w:ascii="Times New Roman" w:hAnsi="Times New Roman" w:cs="Times New Roman"/>
-          <w:sz w:val="16"/>
-          <w:szCs w:val="16"/>
+          <w:sz w:val="20"/>
+          <w:szCs w:val="20"/>
           <w:lang w:val="en-US"/>
         </w:rPr>
       </w:pPr>
       <w:r>
         <w:rPr>
-          <w:rFonts w:ascii="Times New Roman" w:hAnsi="Times New Roman" w:cs="Times New Roman"/>
-          <w:sz w:val="16"/>
-          <w:szCs w:val="16"/>
+          <w:sz w:val="20"/>
+          <w:szCs w:val="20"/>
           <w:lang w:val="en-US"/>
         </w:rPr>
-        <w:t>CASALE, J. F. et al. Four new illicit cocaine impurities from the oxidation of crude cocaine base: formation and characterization of the diastereomeric 2,3-dihydroxy-3-phenylpropionylecgonine methyl esters from cis- and trans-cinnamoylcocaine. Journal of Forensic Science, v. 52, n. 4, p. 860–866, 2007.</w:t>
+        <w:t>CASALE, J. F. et al. Four new illicit cocaine impurities from the oxidation of crude cocaine base: formation and characterization of the diastereomeric 2,3-dihydroxy-3-phenylpropionylecgonine methyl esters from cis- and trans-</w:t>
+      </w:r>
+      <w:proofErr w:type="spellStart"/>
+      <w:r>
+        <w:rPr>
+          <w:sz w:val="20"/>
+          <w:szCs w:val="20"/>
+          <w:lang w:val="en-US"/>
+        </w:rPr>
+        <w:t>cinnamoylcocaine</w:t>
+      </w:r>
+      <w:proofErr w:type="spellEnd"/>
+      <w:r>
+        <w:rPr>
+          <w:sz w:val="20"/>
+          <w:szCs w:val="20"/>
+          <w:lang w:val="en-US"/>
+        </w:rPr>
+        <w:t>. Journal of Forensic Science, v. 52, n. 4, p. 860–866, 2007.</w:t>
       </w:r>
     </w:p>
     <w:p>
@@ -5833,16 +5126,14 @@
         <w:ind w:left="567"/>
         <w:jc w:val="both"/>
         <w:rPr>
-          <w:rFonts w:ascii="Times New Roman" w:hAnsi="Times New Roman" w:cs="Times New Roman"/>
-          <w:sz w:val="16"/>
-          <w:szCs w:val="16"/>
-        </w:rPr>
-      </w:pPr>
-      <w:r>
-        <w:rPr>
-          <w:rFonts w:ascii="Times New Roman" w:hAnsi="Times New Roman" w:cs="Times New Roman"/>
-          <w:sz w:val="16"/>
-          <w:szCs w:val="16"/>
+          <w:sz w:val="20"/>
+          <w:szCs w:val="20"/>
+        </w:rPr>
+      </w:pPr>
+      <w:r>
+        <w:rPr>
+          <w:sz w:val="20"/>
+          <w:szCs w:val="20"/>
         </w:rPr>
         <w:t>CONCEIÇÃO, V. N. et al. Estudo do teste de Scott via técnicas espectroscópicas: um método alternativo para diferenciar cloridrato de cocaína e seus adulterantes. Química Nova, v. 37, n. 9, p. 1538–1544, 2014.</w:t>
       </w:r>
@@ -5858,16 +5149,14 @@
         <w:ind w:left="567"/>
         <w:jc w:val="both"/>
         <w:rPr>
-          <w:rFonts w:ascii="Times New Roman" w:hAnsi="Times New Roman" w:cs="Times New Roman"/>
-          <w:sz w:val="16"/>
-          <w:szCs w:val="16"/>
-        </w:rPr>
-      </w:pPr>
-      <w:r>
-        <w:rPr>
-          <w:rFonts w:ascii="Times New Roman" w:hAnsi="Times New Roman" w:cs="Times New Roman"/>
-          <w:sz w:val="16"/>
-          <w:szCs w:val="16"/>
+          <w:sz w:val="20"/>
+          <w:szCs w:val="20"/>
+        </w:rPr>
+      </w:pPr>
+      <w:r>
+        <w:rPr>
+          <w:sz w:val="20"/>
+          <w:szCs w:val="20"/>
         </w:rPr>
         <w:t>FUKUSHIMA, A. R. Perfil da cocaína comercializada como crack na região Metropolitana de São Paulo em período de vinte meses (2008–2009). 2010. Dissertação (Mestrado) — Faculdade de Ciências Farmacêuticas, USP, São Paulo, 2010.</w:t>
       </w:r>
@@ -5883,25 +5172,22 @@
         <w:ind w:left="567"/>
         <w:jc w:val="both"/>
         <w:rPr>
-          <w:rFonts w:ascii="Times New Roman" w:hAnsi="Times New Roman" w:cs="Times New Roman"/>
-          <w:sz w:val="16"/>
-          <w:szCs w:val="16"/>
-        </w:rPr>
-      </w:pPr>
-      <w:r>
-        <w:rPr>
-          <w:rFonts w:ascii="Times New Roman" w:hAnsi="Times New Roman" w:cs="Times New Roman"/>
-          <w:sz w:val="16"/>
-          <w:szCs w:val="16"/>
+          <w:sz w:val="20"/>
+          <w:szCs w:val="20"/>
+        </w:rPr>
+      </w:pPr>
+      <w:r>
+        <w:rPr>
+          <w:sz w:val="20"/>
+          <w:szCs w:val="20"/>
           <w:lang w:val="en-US"/>
         </w:rPr>
         <w:t xml:space="preserve">INTERNATIONAL ORGANIZATION FOR STANDARDIZATION. ISO/IEC 17025:2017 — General requirements for the competence of testing and calibration laboratories. </w:t>
       </w:r>
       <w:r>
         <w:rPr>
-          <w:rFonts w:ascii="Times New Roman" w:hAnsi="Times New Roman" w:cs="Times New Roman"/>
-          <w:sz w:val="16"/>
-          <w:szCs w:val="16"/>
+          <w:sz w:val="20"/>
+          <w:szCs w:val="20"/>
         </w:rPr>
         <w:t>Geneva: ISO, 2017.</w:t>
       </w:r>
@@ -5917,18 +5203,15 @@
         <w:ind w:left="567"/>
         <w:jc w:val="both"/>
         <w:rPr>
-          <w:rFonts w:ascii="Times New Roman" w:hAnsi="Times New Roman" w:cs="Times New Roman"/>
-          <w:sz w:val="16"/>
-          <w:szCs w:val="16"/>
-        </w:rPr>
-      </w:pPr>
-      <w:r>
-        <w:rPr>
-          <w:rFonts w:ascii="Times New Roman" w:hAnsi="Times New Roman" w:cs="Times New Roman"/>
-          <w:sz w:val="16"/>
-          <w:szCs w:val="16"/>
-        </w:rPr>
-        <w:lastRenderedPageBreak/>
+          <w:sz w:val="20"/>
+          <w:szCs w:val="20"/>
+        </w:rPr>
+      </w:pPr>
+      <w:r>
+        <w:rPr>
+          <w:sz w:val="20"/>
+          <w:szCs w:val="20"/>
+        </w:rPr>
         <w:t>KASAKOFF, L. B. Quantificação do teor de cocaína e seus principais adulterantes em amostras de droga apreendidas no Estado do Acre no ano de 2014. 2015. Dissertação (Mestrado) — Programa de Pós-Graduação em Ciência, Inovação e Tecnologia para a Amazônia, UFAC, Rio Branco, 2015.</w:t>
       </w:r>
     </w:p>
@@ -5943,20 +5226,36 @@
         <w:ind w:left="567"/>
         <w:jc w:val="both"/>
         <w:rPr>
-          <w:rFonts w:ascii="Times New Roman" w:hAnsi="Times New Roman" w:cs="Times New Roman"/>
-          <w:sz w:val="16"/>
-          <w:szCs w:val="16"/>
+          <w:sz w:val="20"/>
+          <w:szCs w:val="20"/>
           <w:lang w:val="en-US"/>
         </w:rPr>
       </w:pPr>
       <w:r>
         <w:rPr>
-          <w:rFonts w:ascii="Times New Roman" w:hAnsi="Times New Roman" w:cs="Times New Roman"/>
-          <w:sz w:val="16"/>
-          <w:szCs w:val="16"/>
+          <w:sz w:val="20"/>
+          <w:szCs w:val="20"/>
           <w:lang w:val="en-US"/>
         </w:rPr>
-        <w:t>MALDANER, A. O. et al. Brazilian Federal Police drug chemical profiling — The PeQui Project. Science and Justice, v. 54, p. 300–306, 2014.</w:t>
+        <w:t xml:space="preserve">MALDANER, A. O. et al. Brazilian Federal Police drug chemical profiling — The </w:t>
+      </w:r>
+      <w:proofErr w:type="spellStart"/>
+      <w:r>
+        <w:rPr>
+          <w:sz w:val="20"/>
+          <w:szCs w:val="20"/>
+          <w:lang w:val="en-US"/>
+        </w:rPr>
+        <w:t>PeQui</w:t>
+      </w:r>
+      <w:proofErr w:type="spellEnd"/>
+      <w:r>
+        <w:rPr>
+          <w:sz w:val="20"/>
+          <w:szCs w:val="20"/>
+          <w:lang w:val="en-US"/>
+        </w:rPr>
+        <w:t xml:space="preserve"> Project. Science and Justice, v. 54, p. 300–306, 2014.</w:t>
       </w:r>
     </w:p>
     <w:p>
@@ -5970,17 +5269,15 @@
         <w:ind w:left="567"/>
         <w:jc w:val="both"/>
         <w:rPr>
-          <w:rFonts w:ascii="Times New Roman" w:hAnsi="Times New Roman" w:cs="Times New Roman"/>
-          <w:sz w:val="16"/>
-          <w:szCs w:val="16"/>
+          <w:sz w:val="20"/>
+          <w:szCs w:val="20"/>
           <w:lang w:val="en-US"/>
         </w:rPr>
       </w:pPr>
       <w:r>
         <w:rPr>
-          <w:rFonts w:ascii="Times New Roman" w:hAnsi="Times New Roman" w:cs="Times New Roman"/>
-          <w:sz w:val="16"/>
-          <w:szCs w:val="16"/>
+          <w:sz w:val="20"/>
+          <w:szCs w:val="20"/>
           <w:lang w:val="en-US"/>
         </w:rPr>
         <w:t>MOFFAT, A. C. (ed.). Clarke's analysis of drugs and poisons. 4. ed. London: Pharmaceutical Press, 2011.</w:t>
@@ -5997,25 +5294,22 @@
         <w:ind w:left="567"/>
         <w:jc w:val="both"/>
         <w:rPr>
-          <w:rFonts w:ascii="Times New Roman" w:hAnsi="Times New Roman" w:cs="Times New Roman"/>
-          <w:sz w:val="16"/>
-          <w:szCs w:val="16"/>
+          <w:sz w:val="20"/>
+          <w:szCs w:val="20"/>
           <w:lang w:val="en-US"/>
         </w:rPr>
       </w:pPr>
       <w:r>
         <w:rPr>
-          <w:rFonts w:ascii="Times New Roman" w:hAnsi="Times New Roman" w:cs="Times New Roman"/>
-          <w:sz w:val="16"/>
-          <w:szCs w:val="16"/>
+          <w:sz w:val="20"/>
+          <w:szCs w:val="20"/>
         </w:rPr>
         <w:t xml:space="preserve">RODRIGUES, N. V. S. et al. </w:t>
       </w:r>
       <w:r>
         <w:rPr>
-          <w:rFonts w:ascii="Times New Roman" w:hAnsi="Times New Roman" w:cs="Times New Roman"/>
-          <w:sz w:val="16"/>
-          <w:szCs w:val="16"/>
+          <w:sz w:val="20"/>
+          <w:szCs w:val="20"/>
           <w:lang w:val="en-US"/>
         </w:rPr>
         <w:t>Analysis of seized cocaine samples by using chemometric methods and FTIR spectroscopy. Journal of the Brazilian Chemical Society, v. 24, n. 3, p. 507–517, 2013.</w:t>
@@ -6032,27 +5326,49 @@
         <w:ind w:left="567"/>
         <w:jc w:val="both"/>
         <w:rPr>
-          <w:rFonts w:ascii="Times New Roman" w:hAnsi="Times New Roman" w:cs="Times New Roman"/>
-          <w:sz w:val="16"/>
-          <w:szCs w:val="16"/>
-        </w:rPr>
-      </w:pPr>
-      <w:r>
-        <w:rPr>
-          <w:rFonts w:ascii="Times New Roman" w:hAnsi="Times New Roman" w:cs="Times New Roman"/>
-          <w:sz w:val="16"/>
-          <w:szCs w:val="16"/>
+          <w:sz w:val="20"/>
+          <w:szCs w:val="20"/>
+        </w:rPr>
+      </w:pPr>
+      <w:r>
+        <w:rPr>
+          <w:sz w:val="20"/>
+          <w:szCs w:val="20"/>
           <w:lang w:val="en-US"/>
         </w:rPr>
         <w:t xml:space="preserve">SCIENTIFIC WORKING GROUP FOR THE ANALYSIS OF SEIZED DRUGS (SWGDRUG). </w:t>
       </w:r>
-      <w:r>
-        <w:rPr>
-          <w:rFonts w:ascii="Times New Roman" w:hAnsi="Times New Roman" w:cs="Times New Roman"/>
-          <w:sz w:val="16"/>
-          <w:szCs w:val="16"/>
-        </w:rPr>
-        <w:t>Recommendations. Rev. 8.1. [S.l.]: SWGDRUG, 2022. Disponível em: https://www.swgdrug.org. Acesso em: maio 2026.</w:t>
+      <w:proofErr w:type="spellStart"/>
+      <w:r>
+        <w:rPr>
+          <w:sz w:val="20"/>
+          <w:szCs w:val="20"/>
+        </w:rPr>
+        <w:t>Recommendations</w:t>
+      </w:r>
+      <w:proofErr w:type="spellEnd"/>
+      <w:r>
+        <w:rPr>
+          <w:sz w:val="20"/>
+          <w:szCs w:val="20"/>
+        </w:rPr>
+        <w:t>. Rev. 8.1. [</w:t>
+      </w:r>
+      <w:proofErr w:type="spellStart"/>
+      <w:r>
+        <w:rPr>
+          <w:sz w:val="20"/>
+          <w:szCs w:val="20"/>
+        </w:rPr>
+        <w:t>S.l</w:t>
+      </w:r>
+      <w:proofErr w:type="spellEnd"/>
+      <w:r>
+        <w:rPr>
+          <w:sz w:val="20"/>
+          <w:szCs w:val="20"/>
+        </w:rPr>
+        <w:t>.]: SWGDRUG, 2022. Disponível em: https://www.swgdrug.org. Acesso em: maio 2026.</w:t>
       </w:r>
     </w:p>
     <w:p>
@@ -6066,25 +5382,22 @@
         <w:ind w:left="567"/>
         <w:jc w:val="both"/>
         <w:rPr>
-          <w:rFonts w:ascii="Times New Roman" w:hAnsi="Times New Roman" w:cs="Times New Roman"/>
-          <w:sz w:val="16"/>
-          <w:szCs w:val="16"/>
+          <w:sz w:val="20"/>
+          <w:szCs w:val="20"/>
           <w:lang w:val="en-US"/>
         </w:rPr>
       </w:pPr>
       <w:r>
         <w:rPr>
-          <w:rFonts w:ascii="Times New Roman" w:hAnsi="Times New Roman" w:cs="Times New Roman"/>
-          <w:sz w:val="16"/>
-          <w:szCs w:val="16"/>
+          <w:sz w:val="20"/>
+          <w:szCs w:val="20"/>
         </w:rPr>
         <w:t xml:space="preserve">SECRETARIA NACIONAL DE SEGURANÇA PÚBLICA (SENASP). Procedimento Operacional Padrão nº 9.09: Identificação de Substâncias por FTIR. </w:t>
       </w:r>
       <w:r>
         <w:rPr>
-          <w:rFonts w:ascii="Times New Roman" w:hAnsi="Times New Roman" w:cs="Times New Roman"/>
-          <w:sz w:val="16"/>
-          <w:szCs w:val="16"/>
+          <w:sz w:val="20"/>
+          <w:szCs w:val="20"/>
           <w:lang w:val="en-US"/>
         </w:rPr>
         <w:t>Brasília: MJSP, 2024.</w:t>
@@ -6101,27 +5414,40 @@
         <w:ind w:left="567"/>
         <w:jc w:val="both"/>
         <w:rPr>
-          <w:rFonts w:ascii="Times New Roman" w:hAnsi="Times New Roman" w:cs="Times New Roman"/>
-          <w:sz w:val="16"/>
-          <w:szCs w:val="16"/>
-        </w:rPr>
-      </w:pPr>
-      <w:r>
-        <w:rPr>
-          <w:rFonts w:ascii="Times New Roman" w:hAnsi="Times New Roman" w:cs="Times New Roman"/>
-          <w:sz w:val="16"/>
-          <w:szCs w:val="16"/>
+          <w:sz w:val="20"/>
+          <w:szCs w:val="20"/>
+        </w:rPr>
+      </w:pPr>
+      <w:r>
+        <w:rPr>
+          <w:sz w:val="20"/>
+          <w:szCs w:val="20"/>
           <w:lang w:val="en-US"/>
         </w:rPr>
         <w:t xml:space="preserve">SMITH, B. C. Infrared spectral interpretation: a systematic approach. </w:t>
       </w:r>
       <w:r>
         <w:rPr>
-          <w:rFonts w:ascii="Times New Roman" w:hAnsi="Times New Roman" w:cs="Times New Roman"/>
-          <w:sz w:val="16"/>
-          <w:szCs w:val="16"/>
-        </w:rPr>
-        <w:t>Boca Raton: CRC Press, 1999.</w:t>
+          <w:sz w:val="20"/>
+          <w:szCs w:val="20"/>
+        </w:rPr>
+        <w:t xml:space="preserve">Boca </w:t>
+      </w:r>
+      <w:proofErr w:type="spellStart"/>
+      <w:r>
+        <w:rPr>
+          <w:sz w:val="20"/>
+          <w:szCs w:val="20"/>
+        </w:rPr>
+        <w:t>Raton</w:t>
+      </w:r>
+      <w:proofErr w:type="spellEnd"/>
+      <w:r>
+        <w:rPr>
+          <w:sz w:val="20"/>
+          <w:szCs w:val="20"/>
+        </w:rPr>
+        <w:t>: CRC Press, 1999.</w:t>
       </w:r>
     </w:p>
     <w:p>
@@ -6135,28 +5461,43 @@
         <w:ind w:left="567"/>
         <w:jc w:val="both"/>
         <w:rPr>
-          <w:rFonts w:ascii="Times New Roman" w:hAnsi="Times New Roman" w:cs="Times New Roman"/>
-          <w:sz w:val="16"/>
-          <w:szCs w:val="16"/>
+          <w:sz w:val="20"/>
+          <w:szCs w:val="20"/>
           <w:lang w:val="en-US"/>
         </w:rPr>
       </w:pPr>
       <w:r>
         <w:rPr>
-          <w:rFonts w:ascii="Times New Roman" w:hAnsi="Times New Roman" w:cs="Times New Roman"/>
-          <w:sz w:val="16"/>
-          <w:szCs w:val="16"/>
+          <w:sz w:val="20"/>
+          <w:szCs w:val="20"/>
         </w:rPr>
         <w:t xml:space="preserve">SOLOMONS, T. W. G.; FRYHLE, C. B. Química orgânica. 10. ed. Rio de Janeiro: LTC, 2012. v. 2. </w:t>
       </w:r>
       <w:r>
         <w:rPr>
-          <w:rFonts w:ascii="Times New Roman" w:hAnsi="Times New Roman" w:cs="Times New Roman"/>
-          <w:sz w:val="16"/>
-          <w:szCs w:val="16"/>
+          <w:sz w:val="20"/>
+          <w:szCs w:val="20"/>
           <w:lang w:val="en-US"/>
         </w:rPr>
-        <w:t>(Cap. 20 — Aminas.)</w:t>
+        <w:t xml:space="preserve">(Cap. 20 — </w:t>
+      </w:r>
+      <w:proofErr w:type="spellStart"/>
+      <w:r>
+        <w:rPr>
+          <w:sz w:val="20"/>
+          <w:szCs w:val="20"/>
+          <w:lang w:val="en-US"/>
+        </w:rPr>
+        <w:t>Aminas</w:t>
+      </w:r>
+      <w:proofErr w:type="spellEnd"/>
+      <w:r>
+        <w:rPr>
+          <w:sz w:val="20"/>
+          <w:szCs w:val="20"/>
+          <w:lang w:val="en-US"/>
+        </w:rPr>
+        <w:t>.)</w:t>
       </w:r>
     </w:p>
     <w:p>
@@ -6170,17 +5511,15 @@
         <w:ind w:left="567"/>
         <w:jc w:val="both"/>
         <w:rPr>
-          <w:rFonts w:ascii="Times New Roman" w:hAnsi="Times New Roman" w:cs="Times New Roman"/>
-          <w:sz w:val="16"/>
-          <w:szCs w:val="16"/>
+          <w:sz w:val="20"/>
+          <w:szCs w:val="20"/>
           <w:lang w:val="en-US"/>
         </w:rPr>
       </w:pPr>
       <w:r>
         <w:rPr>
-          <w:rFonts w:ascii="Times New Roman" w:hAnsi="Times New Roman" w:cs="Times New Roman"/>
-          <w:sz w:val="16"/>
-          <w:szCs w:val="16"/>
+          <w:sz w:val="20"/>
+          <w:szCs w:val="20"/>
           <w:lang w:val="en-US"/>
         </w:rPr>
         <w:t>UNITED NATIONS OFFICE ON DRUGS AND CRIME (UNODC). Recommended methods for the identification and analysis of cocaine in seized materials. New York: United Nations, 2012. (ST/NAR/39.)</w:t>
@@ -6197,16 +5536,14 @@
         <w:ind w:left="567"/>
         <w:jc w:val="both"/>
         <w:rPr>
-          <w:rFonts w:ascii="Times New Roman" w:hAnsi="Times New Roman" w:cs="Times New Roman"/>
-          <w:sz w:val="16"/>
-          <w:szCs w:val="16"/>
-        </w:rPr>
-      </w:pPr>
-      <w:r>
-        <w:rPr>
-          <w:rFonts w:ascii="Times New Roman" w:hAnsi="Times New Roman" w:cs="Times New Roman"/>
-          <w:sz w:val="16"/>
-          <w:szCs w:val="16"/>
+          <w:sz w:val="20"/>
+          <w:szCs w:val="20"/>
+        </w:rPr>
+      </w:pPr>
+      <w:r>
+        <w:rPr>
+          <w:sz w:val="20"/>
+          <w:szCs w:val="20"/>
         </w:rPr>
         <w:t>VASCONCELOS, F. R. P. de. Procedimento Operacional Padrão POP-QF-PHB-002: identificação analítica de substâncias entorpecentes por ensaios colorimétricos, análise botânica e FTIR-ATR. Parnaíba: NRPC/PHB / DEPOC / PCPI, 2026.</w:t>
       </w:r>
@@ -6217,76 +5554,40 @@
         <w:spacing w:before="40" w:after="60"/>
         <w:ind w:left="567"/>
         <w:jc w:val="both"/>
-        <w:rPr>
-          <w:rFonts w:ascii="Times New Roman" w:hAnsi="Times New Roman" w:cs="Times New Roman"/>
-          <w:sz w:val="24"/>
-          <w:szCs w:val="24"/>
-        </w:rPr>
       </w:pPr>
     </w:p>
     <w:p>
       <w:pPr>
         <w:spacing w:before="40" w:after="60"/>
         <w:jc w:val="both"/>
-        <w:rPr>
-          <w:rFonts w:ascii="Times New Roman" w:hAnsi="Times New Roman" w:cs="Times New Roman"/>
-          <w:sz w:val="24"/>
-          <w:szCs w:val="24"/>
-        </w:rPr>
-      </w:pPr>
-      <w:r>
-        <w:rPr>
-          <w:rFonts w:ascii="Times New Roman" w:hAnsi="Times New Roman" w:cs="Times New Roman"/>
-          <w:sz w:val="24"/>
-          <w:szCs w:val="24"/>
-        </w:rPr>
+      </w:pPr>
+      <w:r>
         <w:t xml:space="preserve">Nada mais havendo a acrescentar, deu-se por findo, em </w:t>
       </w:r>
       <w:r>
         <w:rPr>
-          <w:rFonts w:ascii="Times New Roman" w:hAnsi="Times New Roman" w:cs="Times New Roman"/>
           <w:b/>
           <w:bCs/>
-          <w:sz w:val="24"/>
-          <w:szCs w:val="24"/>
         </w:rPr>
         <w:t>[DATA_CONCLUSÃO]</w:t>
       </w:r>
       <w:r>
-        <w:rPr>
-          <w:rFonts w:ascii="Times New Roman" w:hAnsi="Times New Roman" w:cs="Times New Roman"/>
-          <w:sz w:val="24"/>
-          <w:szCs w:val="24"/>
-        </w:rPr>
         <w:t xml:space="preserve">, o presente laudo de exame pericial que, redigido em </w:t>
       </w:r>
       <w:r>
         <w:rPr>
-          <w:rFonts w:ascii="Times New Roman" w:hAnsi="Times New Roman" w:cs="Times New Roman"/>
           <w:b/>
           <w:bCs/>
-          <w:sz w:val="24"/>
-          <w:szCs w:val="24"/>
         </w:rPr>
         <w:t>[N]</w:t>
       </w:r>
       <w:r>
-        <w:rPr>
-          <w:rFonts w:ascii="Times New Roman" w:hAnsi="Times New Roman" w:cs="Times New Roman"/>
-          <w:sz w:val="24"/>
-          <w:szCs w:val="24"/>
-        </w:rPr>
         <w:t xml:space="preserve"> página(s), segue assinado pelo seu relator.</w:t>
       </w:r>
     </w:p>
     <w:p>
       <w:pPr>
         <w:jc w:val="both"/>
-        <w:rPr>
-          <w:rFonts w:ascii="Times New Roman" w:hAnsi="Times New Roman" w:cs="Times New Roman"/>
-          <w:sz w:val="24"/>
-          <w:szCs w:val="24"/>
-        </w:rPr>
       </w:pPr>
     </w:p>
     <w:p>
@@ -6294,7 +5595,6 @@
         <w:spacing w:after="40"/>
         <w:jc w:val="center"/>
         <w:rPr>
-          <w:rFonts w:ascii="Times New Roman" w:hAnsi="Times New Roman" w:cs="Times New Roman"/>
           <w:i/>
           <w:sz w:val="16"/>
           <w:szCs w:val="16"/>
@@ -6302,7 +5602,6 @@
       </w:pPr>
       <w:r>
         <w:rPr>
-          <w:rFonts w:ascii="Times New Roman" w:hAnsi="Times New Roman" w:cs="Times New Roman"/>
           <w:i/>
           <w:sz w:val="16"/>
           <w:szCs w:val="16"/>
@@ -6314,19 +5613,11 @@
       <w:pPr>
         <w:spacing w:after="20"/>
         <w:jc w:val="center"/>
-        <w:rPr>
-          <w:rFonts w:ascii="Times New Roman" w:hAnsi="Times New Roman" w:cs="Times New Roman"/>
-          <w:sz w:val="24"/>
-          <w:szCs w:val="24"/>
-        </w:rPr>
-      </w:pPr>
-      <w:r>
-        <w:rPr>
-          <w:rFonts w:ascii="Times New Roman" w:hAnsi="Times New Roman" w:cs="Times New Roman"/>
+      </w:pPr>
+      <w:r>
+        <w:rPr>
           <w:b/>
           <w:bCs/>
-          <w:sz w:val="24"/>
-          <w:szCs w:val="24"/>
         </w:rPr>
         <w:t>FAUSTO RODRIGO PINTO DE VASCONCELOS</w:t>
       </w:r>
@@ -6336,14 +5627,12 @@
         <w:spacing w:after="20"/>
         <w:jc w:val="center"/>
         <w:rPr>
-          <w:rFonts w:ascii="Times New Roman" w:hAnsi="Times New Roman" w:cs="Times New Roman"/>
-          <w:sz w:val="20"/>
-          <w:szCs w:val="20"/>
-        </w:rPr>
-      </w:pPr>
-      <w:r>
-        <w:rPr>
-          <w:rFonts w:ascii="Times New Roman" w:hAnsi="Times New Roman" w:cs="Times New Roman"/>
+          <w:sz w:val="20"/>
+          <w:szCs w:val="20"/>
+        </w:rPr>
+      </w:pPr>
+      <w:r>
+        <w:rPr>
           <w:b/>
           <w:bCs/>
           <w:sz w:val="20"/>
@@ -6357,14 +5646,12 @@
         <w:spacing w:after="20"/>
         <w:jc w:val="center"/>
         <w:rPr>
-          <w:rFonts w:ascii="Times New Roman" w:hAnsi="Times New Roman" w:cs="Times New Roman"/>
-          <w:sz w:val="20"/>
-          <w:szCs w:val="20"/>
-        </w:rPr>
-      </w:pPr>
-      <w:r>
-        <w:rPr>
-          <w:rFonts w:ascii="Times New Roman" w:hAnsi="Times New Roman" w:cs="Times New Roman"/>
+          <w:sz w:val="20"/>
+          <w:szCs w:val="20"/>
+        </w:rPr>
+      </w:pPr>
+      <w:r>
+        <w:rPr>
           <w:sz w:val="20"/>
           <w:szCs w:val="20"/>
         </w:rPr>
@@ -6372,11 +5659,11 @@
       </w:r>
     </w:p>
     <w:sectPr>
-      <w:headerReference w:type="default" r:id="rId12"/>
-      <w:headerReference w:type="first" r:id="rId13"/>
-      <w:footerReference w:type="first" r:id="rId14"/>
+      <w:headerReference w:type="default" r:id="rId11"/>
+      <w:headerReference w:type="first" r:id="rId12"/>
+      <w:footerReference w:type="first" r:id="rId13"/>
       <w:pgSz w:w="11906" w:h="16838"/>
-      <w:pgMar w:top="426" w:right="1134" w:bottom="426" w:left="1134" w:header="427" w:footer="1277" w:gutter="0"/>
+      <w:pgMar w:top="567" w:right="850" w:bottom="1276" w:left="1701" w:header="427" w:footer="1534" w:gutter="0"/>
       <w:cols w:space="720"/>
       <w:titlePg/>
       <w:docGrid w:linePitch="360"/>
@@ -6513,27 +5800,51 @@
       <w:pPr>
         <w:jc w:val="both"/>
         <w:rPr>
-          <w:rFonts w:ascii="Times New Roman" w:hAnsi="Times New Roman" w:cs="Times New Roman"/>
-          <w:sz w:val="16"/>
-          <w:szCs w:val="16"/>
+          <w:sz w:val="20"/>
+          <w:szCs w:val="20"/>
         </w:rPr>
       </w:pPr>
       <w:r>
         <w:rPr>
           <w:rStyle w:val="Refdenotaderodap"/>
-          <w:rFonts w:ascii="Times New Roman" w:hAnsi="Times New Roman" w:cs="Times New Roman"/>
-          <w:sz w:val="16"/>
-          <w:szCs w:val="16"/>
+          <w:sz w:val="20"/>
+          <w:szCs w:val="20"/>
         </w:rPr>
         <w:footnoteRef/>
       </w:r>
       <w:r>
         <w:rPr>
-          <w:rFonts w:ascii="Times New Roman" w:hAnsi="Times New Roman" w:cs="Times New Roman"/>
-          <w:sz w:val="16"/>
-          <w:szCs w:val="16"/>
-        </w:rPr>
-        <w:t>CONFORMIDADE SWGDRUG: O presente laudo aplica protocolo de identificação baseado na combinação de técnicas de Categorias A e C (SWGDRUG Rev. 8.1, 2022), satisfazendo o requisito de ao menos uma técnica confirmatória de Categoria A combinada com técnica de triagem de Categoria C para identificação definitiva. O FTIR-ATR, por figurar na Categoria A, constitui técnica confirmatória primária com poder discriminatório máximo, conferindo ao laudo o mais alto nível de certeza analítica previsto na literatura forense especializada.</w:t>
+          <w:b/>
+          <w:bCs/>
+          <w:sz w:val="20"/>
+          <w:szCs w:val="20"/>
+        </w:rPr>
+        <w:t>C</w:t>
+      </w:r>
+      <w:r>
+        <w:rPr>
+          <w:b/>
+          <w:bCs/>
+          <w:sz w:val="20"/>
+          <w:szCs w:val="20"/>
+        </w:rPr>
+        <w:t>onformidade</w:t>
+      </w:r>
+      <w:r>
+        <w:rPr>
+          <w:b/>
+          <w:bCs/>
+          <w:sz w:val="20"/>
+          <w:szCs w:val="20"/>
+        </w:rPr>
+        <w:t xml:space="preserve"> SWGDRUG</w:t>
+      </w:r>
+      <w:r>
+        <w:rPr>
+          <w:sz w:val="20"/>
+          <w:szCs w:val="20"/>
+        </w:rPr>
+        <w:t>: O presente laudo aplica protocolo de identificação baseado na combinação de técnicas de Categorias A e C (SWGDRUG Rev. 8.1, 2022), satisfazendo o requisito de ao menos uma técnica confirmatória de Categoria A combinada com técnica de triagem de Categoria C para identificação definitiva. O FTIR-ATR, por figurar na Categoria A, constitui técnica confirmatória primária com poder discriminatório máximo, conferindo ao laudo o mais alto nível de certeza analítica previsto na literatura forense especializada.</w:t>
       </w:r>
     </w:p>
   </w:footnote>
@@ -6542,59 +5853,109 @@
       <w:pPr>
         <w:jc w:val="both"/>
         <w:rPr>
-          <w:rFonts w:ascii="Times New Roman" w:hAnsi="Times New Roman" w:cs="Times New Roman"/>
-          <w:sz w:val="16"/>
-          <w:szCs w:val="16"/>
+          <w:sz w:val="20"/>
+          <w:szCs w:val="20"/>
           <w:lang w:val="en-US"/>
         </w:rPr>
       </w:pPr>
       <w:r>
         <w:rPr>
           <w:rStyle w:val="Refdenotaderodap"/>
-          <w:rFonts w:ascii="Times New Roman" w:hAnsi="Times New Roman" w:cs="Times New Roman"/>
-          <w:sz w:val="16"/>
-          <w:szCs w:val="16"/>
+          <w:sz w:val="20"/>
+          <w:szCs w:val="20"/>
         </w:rPr>
         <w:footnoteRef/>
       </w:r>
       <w:r>
         <w:rPr>
-          <w:rFonts w:ascii="Times New Roman" w:hAnsi="Times New Roman" w:cs="Times New Roman"/>
-          <w:sz w:val="16"/>
-          <w:szCs w:val="16"/>
-        </w:rPr>
-        <w:t>INTERFERÊNCIA POR ADULTERANTES — TESTE DE SCOTT: O ensaio de Scott pode apresentar resultado presuntivo positivo na presença de adulterantes anestésicos locais (lidocaína, procaína, benzocaína) em concentração elevada. Esta ambiguidade é integralmente resolvida pelo FTIR-ATR confirmatório (Cat. A/SWGDRUG), cujos espectros de cocaína e anestésicos locais são inconfundíveis por apresentarem bandas diagnósticas distintas (lidocaína: amida secundária ν C=O ~1665 cm⁻¹; fenacetina: ν C=O</w:t>
-      </w:r>
-      <w:r>
-        <w:rPr>
-          <w:rFonts w:ascii="Times New Roman" w:hAnsi="Times New Roman" w:cs="Times New Roman"/>
-          <w:sz w:val="16"/>
-          <w:szCs w:val="16"/>
+          <w:b/>
+          <w:bCs/>
+          <w:sz w:val="20"/>
+          <w:szCs w:val="20"/>
+        </w:rPr>
+        <w:t>Interferência Por Adulterantes — Teste De Scott</w:t>
+      </w:r>
+      <w:r>
+        <w:rPr>
+          <w:sz w:val="20"/>
+          <w:szCs w:val="20"/>
+        </w:rPr>
+        <w:t xml:space="preserve">: O ensaio de Scott pode apresentar resultado presuntivo positivo na presença de adulterantes anestésicos locais (lidocaína, procaína, </w:t>
+      </w:r>
+      <w:proofErr w:type="spellStart"/>
+      <w:r>
+        <w:rPr>
+          <w:sz w:val="20"/>
+          <w:szCs w:val="20"/>
+        </w:rPr>
+        <w:t>benzocaína</w:t>
+      </w:r>
+      <w:proofErr w:type="spellEnd"/>
+      <w:r>
+        <w:rPr>
+          <w:sz w:val="20"/>
+          <w:szCs w:val="20"/>
+        </w:rPr>
+        <w:t>) em concentração elevada. Esta ambiguidade é integralmente resolvida pelo FTIR-ATR confirmatório (Cat. A/SWGDRUG), cujos espectros de cocaína e anestésicos locais são inconfundíveis por apresentarem bandas diagnósticas distintas (lidocaína: amida secundária ν C=O ~1665 cm⁻¹; fenacetina: ν C=</w:t>
+      </w:r>
+      <w:proofErr w:type="gramStart"/>
+      <w:r>
+        <w:rPr>
+          <w:sz w:val="20"/>
+          <w:szCs w:val="20"/>
+        </w:rPr>
+        <w:t>O</w:t>
+      </w:r>
+      <w:r>
+        <w:rPr>
+          <w:sz w:val="20"/>
+          <w:szCs w:val="20"/>
         </w:rPr>
         <w:t xml:space="preserve"> </w:t>
       </w:r>
       <w:r>
         <w:rPr>
-          <w:rFonts w:ascii="Times New Roman" w:hAnsi="Times New Roman" w:cs="Times New Roman"/>
-          <w:sz w:val="16"/>
-          <w:szCs w:val="16"/>
-        </w:rPr>
-        <w:t xml:space="preserve">amida ~1660 cm⁻¹; cafeína: ν C=O imídico ~1700/1660 cm⁻¹), afastando qualquer hipótese de falso-positivo colorimétrico. Ref.: Conceição, V.N. et al. Química Nova, v. 37, n. 9, p. 1538–1544, 2014; Rodrigues, N.V.S. et al. </w:t>
-      </w:r>
-      <w:r>
-        <w:rPr>
-          <w:rFonts w:ascii="Times New Roman" w:hAnsi="Times New Roman" w:cs="Times New Roman"/>
-          <w:sz w:val="16"/>
-          <w:szCs w:val="16"/>
+          <w:sz w:val="20"/>
+          <w:szCs w:val="20"/>
+        </w:rPr>
+        <w:t>amida</w:t>
+      </w:r>
+      <w:proofErr w:type="gramEnd"/>
+      <w:r>
+        <w:rPr>
+          <w:sz w:val="20"/>
+          <w:szCs w:val="20"/>
+        </w:rPr>
+        <w:t xml:space="preserve"> ~1660 cm⁻¹; cafeína: ν C=O </w:t>
+      </w:r>
+      <w:proofErr w:type="spellStart"/>
+      <w:r>
+        <w:rPr>
+          <w:sz w:val="20"/>
+          <w:szCs w:val="20"/>
+        </w:rPr>
+        <w:t>imídico</w:t>
+      </w:r>
+      <w:proofErr w:type="spellEnd"/>
+      <w:r>
+        <w:rPr>
+          <w:sz w:val="20"/>
+          <w:szCs w:val="20"/>
+        </w:rPr>
+        <w:t xml:space="preserve"> ~1700/1660 cm⁻¹), afastando qualquer hipótese de falso-positivo colorimétrico. Ref.: Conceição, V.N. et al. Química Nova, v. 37, n. 9, p. 1538–1544, 2014; Rodrigues, N.V.S. et al. </w:t>
+      </w:r>
+      <w:r>
+        <w:rPr>
+          <w:sz w:val="20"/>
+          <w:szCs w:val="20"/>
           <w:lang w:val="en-US"/>
         </w:rPr>
         <w:t xml:space="preserve">J. Braz. </w:t>
       </w:r>
       <w:r>
         <w:rPr>
-          <w:rFonts w:ascii="Times New Roman" w:hAnsi="Times New Roman" w:cs="Times New Roman"/>
-          <w:sz w:val="16"/>
-          <w:szCs w:val="16"/>
+          <w:sz w:val="20"/>
+          <w:szCs w:val="20"/>
           <w:lang w:val="en-US"/>
         </w:rPr>
         <w:t>Chem. Soc., v. 24, n. 3, p. 507–517, 2013.</w:t>
@@ -6606,34 +5967,30 @@
       <w:pPr>
         <w:jc w:val="both"/>
         <w:rPr>
-          <w:rFonts w:ascii="Times New Roman" w:hAnsi="Times New Roman" w:cs="Times New Roman"/>
-          <w:sz w:val="16"/>
-          <w:szCs w:val="16"/>
+          <w:sz w:val="20"/>
+          <w:szCs w:val="20"/>
         </w:rPr>
       </w:pPr>
       <w:r>
         <w:rPr>
           <w:rStyle w:val="Refdenotaderodap"/>
-          <w:rFonts w:ascii="Times New Roman" w:hAnsi="Times New Roman" w:cs="Times New Roman"/>
-          <w:sz w:val="16"/>
-          <w:szCs w:val="16"/>
+          <w:sz w:val="20"/>
+          <w:szCs w:val="20"/>
         </w:rPr>
         <w:footnoteRef/>
       </w:r>
       <w:r>
         <w:rPr>
-          <w:rFonts w:ascii="Times New Roman" w:hAnsi="Times New Roman" w:cs="Times New Roman"/>
-          <w:sz w:val="16"/>
-          <w:szCs w:val="16"/>
+          <w:sz w:val="20"/>
+          <w:szCs w:val="20"/>
           <w:lang w:val="en-US"/>
         </w:rPr>
         <w:t xml:space="preserve">Ref.: Smith, B.C. Infrared Spectral Interpretation: A Systematic Approach. </w:t>
       </w:r>
       <w:r>
         <w:rPr>
-          <w:rFonts w:ascii="Times New Roman" w:hAnsi="Times New Roman" w:cs="Times New Roman"/>
-          <w:sz w:val="16"/>
-          <w:szCs w:val="16"/>
+          <w:sz w:val="20"/>
+          <w:szCs w:val="20"/>
         </w:rPr>
         <w:t>CRC Press, 1999. SENASP/MJ. POP nº 9.09. Brasília: MJSP, 2024.</w:t>
       </w:r>
@@ -6646,101 +6003,121 @@
         <w:spacing w:before="80" w:after="80"/>
         <w:jc w:val="both"/>
         <w:rPr>
-          <w:rFonts w:ascii="Times New Roman" w:hAnsi="Times New Roman" w:cs="Times New Roman"/>
-          <w:sz w:val="16"/>
-          <w:szCs w:val="16"/>
+          <w:sz w:val="20"/>
+          <w:szCs w:val="20"/>
         </w:rPr>
       </w:pPr>
       <w:r>
         <w:rPr>
           <w:rStyle w:val="Refdenotaderodap"/>
-          <w:rFonts w:ascii="Times New Roman" w:hAnsi="Times New Roman" w:cs="Times New Roman"/>
-          <w:sz w:val="16"/>
-          <w:szCs w:val="16"/>
+          <w:sz w:val="20"/>
+          <w:szCs w:val="20"/>
         </w:rPr>
         <w:footnoteRef/>
       </w:r>
       <w:r>
         <w:rPr>
-          <w:rFonts w:ascii="Times New Roman" w:hAnsi="Times New Roman" w:cs="Times New Roman"/>
-          <w:sz w:val="16"/>
-          <w:szCs w:val="16"/>
+          <w:sz w:val="20"/>
+          <w:szCs w:val="20"/>
         </w:rPr>
         <w:t xml:space="preserve"> (i) </w:t>
       </w:r>
       <w:r>
         <w:rPr>
-          <w:rFonts w:ascii="Times New Roman" w:hAnsi="Times New Roman" w:cs="Times New Roman"/>
-          <w:sz w:val="16"/>
-          <w:szCs w:val="16"/>
+          <w:sz w:val="20"/>
+          <w:szCs w:val="20"/>
         </w:rPr>
         <w:t xml:space="preserve">O presente exame possui natureza </w:t>
       </w:r>
       <w:r>
         <w:rPr>
-          <w:rFonts w:ascii="Times New Roman" w:hAnsi="Times New Roman" w:cs="Times New Roman"/>
           <w:b/>
           <w:bCs/>
-          <w:sz w:val="16"/>
-          <w:szCs w:val="16"/>
+          <w:sz w:val="20"/>
+          <w:szCs w:val="20"/>
         </w:rPr>
         <w:t>qualitativa</w:t>
       </w:r>
       <w:r>
         <w:rPr>
-          <w:rFonts w:ascii="Times New Roman" w:hAnsi="Times New Roman" w:cs="Times New Roman"/>
-          <w:sz w:val="16"/>
-          <w:szCs w:val="16"/>
+          <w:sz w:val="20"/>
+          <w:szCs w:val="20"/>
         </w:rPr>
         <w:t>, destinando-se à identificação da natureza química das amostras analisadas. Não compreende, no escopo deste laudo, determinação de pureza, dosagem quantitativa do princípio ativo ou pesquisa sistemática de diluentes, adulterantes e contaminantes por método quantitativo.</w:t>
       </w:r>
       <w:r>
         <w:rPr>
-          <w:rFonts w:ascii="Times New Roman" w:hAnsi="Times New Roman" w:cs="Times New Roman"/>
-          <w:sz w:val="16"/>
-          <w:szCs w:val="16"/>
-        </w:rPr>
-        <w:t xml:space="preserve"> (ii) </w:t>
-      </w:r>
-      <w:r>
-        <w:rPr>
-          <w:rFonts w:ascii="Times New Roman" w:hAnsi="Times New Roman" w:cs="Times New Roman"/>
-          <w:sz w:val="16"/>
-          <w:szCs w:val="16"/>
+          <w:sz w:val="20"/>
+          <w:szCs w:val="20"/>
+        </w:rPr>
+        <w:t xml:space="preserve"> (</w:t>
+      </w:r>
+      <w:proofErr w:type="spellStart"/>
+      <w:r>
+        <w:rPr>
+          <w:sz w:val="20"/>
+          <w:szCs w:val="20"/>
+        </w:rPr>
+        <w:t>ii</w:t>
+      </w:r>
+      <w:proofErr w:type="spellEnd"/>
+      <w:r>
+        <w:rPr>
+          <w:sz w:val="20"/>
+          <w:szCs w:val="20"/>
+        </w:rPr>
+        <w:t xml:space="preserve">) </w:t>
+      </w:r>
+      <w:r>
+        <w:rPr>
+          <w:sz w:val="20"/>
+          <w:szCs w:val="20"/>
         </w:rPr>
         <w:t xml:space="preserve">As massas declaradas referem-se à </w:t>
       </w:r>
       <w:r>
         <w:rPr>
-          <w:rFonts w:ascii="Times New Roman" w:hAnsi="Times New Roman" w:cs="Times New Roman"/>
           <w:b/>
           <w:bCs/>
-          <w:sz w:val="16"/>
-          <w:szCs w:val="16"/>
+          <w:sz w:val="20"/>
+          <w:szCs w:val="20"/>
         </w:rPr>
         <w:t>massa bruta</w:t>
       </w:r>
       <w:r>
         <w:rPr>
-          <w:rFonts w:ascii="Times New Roman" w:hAnsi="Times New Roman" w:cs="Times New Roman"/>
-          <w:sz w:val="16"/>
-          <w:szCs w:val="16"/>
+          <w:sz w:val="20"/>
+          <w:szCs w:val="20"/>
         </w:rPr>
         <w:t xml:space="preserve"> do material apreendido, incluindo o acondicionamento e eventuais adulterantes.</w:t>
       </w:r>
       <w:r>
         <w:rPr>
-          <w:rFonts w:ascii="Times New Roman" w:hAnsi="Times New Roman" w:cs="Times New Roman"/>
-          <w:sz w:val="16"/>
-          <w:szCs w:val="16"/>
-        </w:rPr>
-        <w:t xml:space="preserve"> (iii) </w:t>
-      </w:r>
-      <w:r>
-        <w:rPr>
-          <w:rFonts w:ascii="Times New Roman" w:hAnsi="Times New Roman" w:cs="Times New Roman"/>
-          <w:sz w:val="16"/>
-          <w:szCs w:val="16"/>
+          <w:sz w:val="20"/>
+          <w:szCs w:val="20"/>
+        </w:rPr>
+        <w:t xml:space="preserve"> (</w:t>
+      </w:r>
+      <w:proofErr w:type="spellStart"/>
+      <w:r>
+        <w:rPr>
+          <w:sz w:val="20"/>
+          <w:szCs w:val="20"/>
+        </w:rPr>
+        <w:t>iii</w:t>
+      </w:r>
+      <w:proofErr w:type="spellEnd"/>
+      <w:r>
+        <w:rPr>
+          <w:sz w:val="20"/>
+          <w:szCs w:val="20"/>
+        </w:rPr>
+        <w:t xml:space="preserve">) </w:t>
+      </w:r>
+      <w:r>
+        <w:rPr>
+          <w:sz w:val="20"/>
+          <w:szCs w:val="20"/>
         </w:rPr>
         <w:t>Os resultados referem-se exclusivamente às frações amostradas submetidas à análise. A inferência de homogeneidade ao lote completo baseia-se nos critérios de representatividade amostral descritos na seção 1.1 e é limitada pela natureza qualitativa do exame.</w:t>
       </w:r>
@@ -6755,14 +6132,12 @@
     <w:pPr>
       <w:jc w:val="center"/>
       <w:rPr>
-        <w:rFonts w:ascii="Times New Roman" w:hAnsi="Times New Roman" w:cs="Times New Roman"/>
         <w:sz w:val="20"/>
         <w:szCs w:val="20"/>
       </w:rPr>
     </w:pPr>
     <w:r>
       <w:rPr>
-        <w:rFonts w:ascii="Times New Roman" w:hAnsi="Times New Roman" w:cs="Times New Roman"/>
         <w:b/>
         <w:bCs/>
         <w:sz w:val="20"/>
@@ -6772,7 +6147,6 @@
     </w:r>
     <w:r>
       <w:rPr>
-        <w:rFonts w:ascii="Times New Roman" w:hAnsi="Times New Roman" w:cs="Times New Roman"/>
         <w:sz w:val="20"/>
         <w:szCs w:val="20"/>
       </w:rPr>
@@ -6780,7 +6154,6 @@
     </w:r>
     <w:r>
       <w:rPr>
-        <w:rFonts w:ascii="Times New Roman" w:hAnsi="Times New Roman" w:cs="Times New Roman"/>
         <w:sz w:val="20"/>
         <w:szCs w:val="20"/>
       </w:rPr>
@@ -6788,7 +6161,6 @@
     </w:r>
     <w:r>
       <w:rPr>
-        <w:rFonts w:ascii="Times New Roman" w:hAnsi="Times New Roman" w:cs="Times New Roman"/>
         <w:sz w:val="20"/>
         <w:szCs w:val="20"/>
       </w:rPr>
@@ -6796,7 +6168,6 @@
     </w:r>
     <w:r>
       <w:rPr>
-        <w:rFonts w:ascii="Times New Roman" w:hAnsi="Times New Roman" w:cs="Times New Roman"/>
         <w:b/>
         <w:bCs/>
         <w:sz w:val="20"/>
@@ -6806,7 +6177,6 @@
     </w:r>
     <w:r>
       <w:rPr>
-        <w:rFonts w:ascii="Times New Roman" w:hAnsi="Times New Roman" w:cs="Times New Roman"/>
         <w:sz w:val="20"/>
         <w:szCs w:val="20"/>
       </w:rPr>
@@ -6814,7 +6184,6 @@
     </w:r>
     <w:r>
       <w:rPr>
-        <w:rFonts w:ascii="Times New Roman" w:hAnsi="Times New Roman" w:cs="Times New Roman"/>
         <w:b/>
         <w:bCs/>
         <w:sz w:val="20"/>
@@ -6824,7 +6193,6 @@
     </w:r>
     <w:r>
       <w:rPr>
-        <w:rFonts w:ascii="Times New Roman" w:hAnsi="Times New Roman" w:cs="Times New Roman"/>
         <w:b/>
         <w:bCs/>
         <w:sz w:val="20"/>
@@ -6834,7 +6202,6 @@
     </w:r>
     <w:r>
       <w:rPr>
-        <w:rFonts w:ascii="Times New Roman" w:hAnsi="Times New Roman" w:cs="Times New Roman"/>
         <w:b/>
         <w:bCs/>
         <w:sz w:val="20"/>
@@ -6844,7 +6211,6 @@
     </w:r>
     <w:r>
       <w:rPr>
-        <w:rFonts w:ascii="Times New Roman" w:hAnsi="Times New Roman" w:cs="Times New Roman"/>
         <w:b/>
         <w:bCs/>
         <w:noProof/>
@@ -6855,7 +6221,6 @@
     </w:r>
     <w:r>
       <w:rPr>
-        <w:rFonts w:ascii="Times New Roman" w:hAnsi="Times New Roman" w:cs="Times New Roman"/>
         <w:b/>
         <w:bCs/>
         <w:sz w:val="20"/>
@@ -6865,7 +6230,6 @@
     </w:r>
     <w:r>
       <w:rPr>
-        <w:rFonts w:ascii="Times New Roman" w:hAnsi="Times New Roman" w:cs="Times New Roman"/>
         <w:sz w:val="20"/>
         <w:szCs w:val="20"/>
       </w:rPr>
@@ -6873,7 +6237,6 @@
     </w:r>
     <w:r>
       <w:rPr>
-        <w:rFonts w:ascii="Times New Roman" w:hAnsi="Times New Roman" w:cs="Times New Roman"/>
         <w:b/>
         <w:bCs/>
         <w:sz w:val="20"/>
@@ -6883,7 +6246,6 @@
     </w:r>
     <w:r>
       <w:rPr>
-        <w:rFonts w:ascii="Times New Roman" w:hAnsi="Times New Roman" w:cs="Times New Roman"/>
         <w:b/>
         <w:bCs/>
         <w:sz w:val="20"/>
@@ -6893,7 +6255,6 @@
     </w:r>
     <w:r>
       <w:rPr>
-        <w:rFonts w:ascii="Times New Roman" w:hAnsi="Times New Roman" w:cs="Times New Roman"/>
         <w:b/>
         <w:bCs/>
         <w:sz w:val="20"/>
@@ -6903,7 +6264,6 @@
     </w:r>
     <w:r>
       <w:rPr>
-        <w:rFonts w:ascii="Times New Roman" w:hAnsi="Times New Roman" w:cs="Times New Roman"/>
         <w:b/>
         <w:bCs/>
         <w:noProof/>
@@ -6914,7 +6274,6 @@
     </w:r>
     <w:r>
       <w:rPr>
-        <w:rFonts w:ascii="Times New Roman" w:hAnsi="Times New Roman" w:cs="Times New Roman"/>
         <w:b/>
         <w:bCs/>
         <w:sz w:val="20"/>
@@ -7048,90 +6407,14 @@
           <w:pPr>
             <w:pStyle w:val="Contedodatabela"/>
             <w:ind w:left="-57" w:right="-51"/>
-            <w:jc w:val="center"/>
             <w:rPr>
               <w:rFonts w:cs="Times New Roman"/>
             </w:rPr>
           </w:pPr>
           <w:r>
             <w:rPr>
-              <w:noProof/>
-              <w:lang w:eastAsia="pt-BR" w:bidi="ar-SA"/>
-            </w:rPr>
-            <w:drawing>
-              <wp:anchor distT="0" distB="0" distL="114300" distR="114300" simplePos="0" relativeHeight="251667456" behindDoc="0" locked="0" layoutInCell="1" allowOverlap="1" wp14:anchorId="1C63720B" wp14:editId="7B81DDBA">
-                <wp:simplePos x="0" y="0"/>
-                <wp:positionH relativeFrom="margin">
-                  <wp:posOffset>4217670</wp:posOffset>
-                </wp:positionH>
-                <wp:positionV relativeFrom="paragraph">
-                  <wp:posOffset>-119380</wp:posOffset>
-                </wp:positionV>
-                <wp:extent cx="871220" cy="1007745"/>
-                <wp:effectExtent l="0" t="0" r="5080" b="1905"/>
-                <wp:wrapThrough wrapText="bothSides">
-                  <wp:wrapPolygon edited="0">
-                    <wp:start x="0" y="0"/>
-                    <wp:lineTo x="0" y="21233"/>
-                    <wp:lineTo x="21254" y="21233"/>
-                    <wp:lineTo x="21254" y="0"/>
-                    <wp:lineTo x="0" y="0"/>
-                  </wp:wrapPolygon>
-                </wp:wrapThrough>
-                <wp:docPr id="276" name="Imagem 1" descr="Desenho de personagem de desenho animado  Descrição gerada automaticamente com confiança média"/>
-                <wp:cNvGraphicFramePr>
-                  <a:graphicFrameLocks xmlns:a="http://schemas.openxmlformats.org/drawingml/2006/main" noChangeAspect="1"/>
-                </wp:cNvGraphicFramePr>
-                <a:graphic xmlns:a="http://schemas.openxmlformats.org/drawingml/2006/main">
-                  <a:graphicData uri="http://schemas.openxmlformats.org/drawingml/2006/picture">
-                    <pic:pic xmlns:pic="http://schemas.openxmlformats.org/drawingml/2006/picture">
-                      <pic:nvPicPr>
-                        <pic:cNvPr id="1721134989" name="Imagem 1" descr="Desenho de personagem de desenho animado  Descrição gerada automaticamente com confiança média"/>
-                        <pic:cNvPicPr>
-                          <a:picLocks noChangeAspect="1" noChangeArrowheads="1"/>
-                        </pic:cNvPicPr>
-                      </pic:nvPicPr>
-                      <pic:blipFill>
-                        <a:blip r:embed="rId2">
-                          <a:extLst>
-                            <a:ext uri="{28A0092B-C50C-407E-A947-70E740481C1C}">
-                              <a14:useLocalDpi xmlns:a14="http://schemas.microsoft.com/office/drawing/2010/main" val="0"/>
-                            </a:ext>
-                          </a:extLst>
-                        </a:blip>
-                        <a:srcRect/>
-                        <a:stretch>
-                          <a:fillRect/>
-                        </a:stretch>
-                      </pic:blipFill>
-                      <pic:spPr bwMode="auto">
-                        <a:xfrm>
-                          <a:off x="0" y="0"/>
-                          <a:ext cx="871220" cy="1007745"/>
-                        </a:xfrm>
-                        <a:prstGeom prst="rect">
-                          <a:avLst/>
-                        </a:prstGeom>
-                        <a:noFill/>
-                        <a:ln>
-                          <a:noFill/>
-                        </a:ln>
-                      </pic:spPr>
-                    </pic:pic>
-                  </a:graphicData>
-                </a:graphic>
-                <wp14:sizeRelH relativeFrom="page">
-                  <wp14:pctWidth>0</wp14:pctWidth>
-                </wp14:sizeRelH>
-                <wp14:sizeRelV relativeFrom="page">
-                  <wp14:pctHeight>0</wp14:pctHeight>
-                </wp14:sizeRelV>
-              </wp:anchor>
-            </w:drawing>
-          </w:r>
-          <w:r>
-            <w:rPr>
               <w:rFonts w:cs="Times New Roman"/>
+              <w:b/>
               <w:bCs/>
             </w:rPr>
             <w:t>GOVERNO DO ESTADO DO PIAUÍ</w:t>
@@ -7141,7 +6424,6 @@
           <w:pPr>
             <w:pStyle w:val="Contedodatabela"/>
             <w:ind w:left="-57" w:right="940"/>
-            <w:jc w:val="center"/>
             <w:rPr>
               <w:rFonts w:cs="Times New Roman"/>
             </w:rPr>
@@ -7157,7 +6439,6 @@
           <w:pPr>
             <w:pStyle w:val="Contedodatabela"/>
             <w:ind w:left="-57" w:right="-56"/>
-            <w:jc w:val="center"/>
             <w:rPr>
               <w:rFonts w:cs="Times New Roman"/>
             </w:rPr>
@@ -7173,7 +6454,6 @@
           <w:pPr>
             <w:pStyle w:val="Contedodatabela"/>
             <w:ind w:left="-57" w:right="940"/>
-            <w:jc w:val="center"/>
             <w:rPr>
               <w:rFonts w:cs="Times New Roman"/>
             </w:rPr>
@@ -7189,7 +6469,6 @@
           <w:pPr>
             <w:pStyle w:val="Contedodatabela"/>
             <w:ind w:left="-57" w:right="940"/>
-            <w:jc w:val="center"/>
             <w:rPr>
               <w:rFonts w:cs="Times New Roman"/>
             </w:rPr>
@@ -8120,9 +7399,9 @@
   <w:docDefaults>
     <w:rPrDefault>
       <w:rPr>
-        <w:rFonts w:ascii="Arial" w:eastAsia="Arial" w:hAnsi="Arial" w:cs="Arial"/>
-        <w:sz w:val="22"/>
-        <w:szCs w:val="22"/>
+        <w:rFonts w:ascii="Times New Roman" w:eastAsia="Times New Roman" w:hAnsi="Times New Roman" w:cs="Times New Roman"/>
+        <w:sz w:val="24"/>
+        <w:szCs w:val="24"/>
         <w:lang w:val="pt-BR" w:eastAsia="pt-BR" w:bidi="ar-SA"/>
       </w:rPr>
     </w:rPrDefault>
@@ -8521,9 +7800,7 @@
     <w:rPr>
       <w:b/>
       <w:bCs/>
-      <w:color w:val="1F3864"/>
-      <w:sz w:val="24"/>
-      <w:szCs w:val="24"/>
+      <w:color w:val="000000"/>
     </w:rPr>
   </w:style>
   <w:style w:type="paragraph" w:styleId="Ttulo2">
@@ -8538,7 +7815,7 @@
     <w:rPr>
       <w:b/>
       <w:bCs/>
-      <w:color w:val="2E75B6"/>
+      <w:color w:val="000000"/>
     </w:rPr>
   </w:style>
   <w:style w:type="paragraph" w:styleId="Ttulo3">
@@ -8551,9 +7828,7 @@
       <w:outlineLvl w:val="2"/>
     </w:pPr>
     <w:rPr>
-      <w:color w:val="1F4D78"/>
-      <w:sz w:val="24"/>
-      <w:szCs w:val="24"/>
+      <w:color w:val="000000"/>
     </w:rPr>
   </w:style>
   <w:style w:type="paragraph" w:styleId="Ttulo4">
@@ -8767,10 +8042,8 @@
       <w:suppressAutoHyphens/>
     </w:pPr>
     <w:rPr>
-      <w:rFonts w:ascii="Times New Roman" w:eastAsia="SimSun" w:hAnsi="Times New Roman" w:cs="Lucida Sans"/>
+      <w:rFonts w:eastAsia="SimSun" w:cs="Lucida Sans"/>
       <w:kern w:val="1"/>
-      <w:sz w:val="24"/>
-      <w:szCs w:val="24"/>
       <w:lang w:eastAsia="zh-CN" w:bidi="hi-IN"/>
     </w:rPr>
   </w:style>
@@ -8787,11 +8060,6 @@
     <w:pPr>
       <w:spacing w:before="100" w:beforeAutospacing="1" w:after="100" w:afterAutospacing="1"/>
     </w:pPr>
-    <w:rPr>
-      <w:rFonts w:ascii="Times New Roman" w:eastAsia="Times New Roman" w:hAnsi="Times New Roman" w:cs="Times New Roman"/>
-      <w:sz w:val="24"/>
-      <w:szCs w:val="24"/>
-    </w:rPr>
   </w:style>
   <w:style w:type="character" w:styleId="Forte">
     <w:name w:val="Strong"/>
@@ -9122,6 +8390,79 @@
       </w:tcPr>
     </w:tblStylePr>
   </w:style>
+  <w:style w:type="table" w:styleId="TabeladeGrade4">
+    <w:name w:val="Grid Table 4"/>
+    <w:basedOn w:val="Tabelanormal"/>
+    <w:uiPriority w:val="49"/>
+    <w:rsid w:val="00435EC5"/>
+    <w:tblPr>
+      <w:tblStyleRowBandSize w:val="1"/>
+      <w:tblStyleColBandSize w:val="1"/>
+      <w:tblBorders>
+        <w:top w:val="single" w:sz="4" w:space="0" w:color="666666" w:themeColor="text1" w:themeTint="99"/>
+        <w:left w:val="single" w:sz="4" w:space="0" w:color="666666" w:themeColor="text1" w:themeTint="99"/>
+        <w:bottom w:val="single" w:sz="4" w:space="0" w:color="666666" w:themeColor="text1" w:themeTint="99"/>
+        <w:right w:val="single" w:sz="4" w:space="0" w:color="666666" w:themeColor="text1" w:themeTint="99"/>
+        <w:insideH w:val="single" w:sz="4" w:space="0" w:color="666666" w:themeColor="text1" w:themeTint="99"/>
+        <w:insideV w:val="single" w:sz="4" w:space="0" w:color="666666" w:themeColor="text1" w:themeTint="99"/>
+      </w:tblBorders>
+    </w:tblPr>
+    <w:tblStylePr w:type="firstRow">
+      <w:rPr>
+        <w:b/>
+        <w:bCs/>
+        <w:color w:val="FFFFFF" w:themeColor="background1"/>
+      </w:rPr>
+      <w:tblPr/>
+      <w:tcPr>
+        <w:tcBorders>
+          <w:top w:val="single" w:sz="4" w:space="0" w:color="000000" w:themeColor="text1"/>
+          <w:left w:val="single" w:sz="4" w:space="0" w:color="000000" w:themeColor="text1"/>
+          <w:bottom w:val="single" w:sz="4" w:space="0" w:color="000000" w:themeColor="text1"/>
+          <w:right w:val="single" w:sz="4" w:space="0" w:color="000000" w:themeColor="text1"/>
+          <w:insideH w:val="nil"/>
+          <w:insideV w:val="nil"/>
+        </w:tcBorders>
+        <w:shd w:val="clear" w:color="auto" w:fill="000000" w:themeFill="text1"/>
+      </w:tcPr>
+    </w:tblStylePr>
+    <w:tblStylePr w:type="lastRow">
+      <w:rPr>
+        <w:b/>
+        <w:bCs/>
+      </w:rPr>
+      <w:tblPr/>
+      <w:tcPr>
+        <w:tcBorders>
+          <w:top w:val="double" w:sz="4" w:space="0" w:color="000000" w:themeColor="text1"/>
+        </w:tcBorders>
+      </w:tcPr>
+    </w:tblStylePr>
+    <w:tblStylePr w:type="firstCol">
+      <w:rPr>
+        <w:b/>
+        <w:bCs/>
+      </w:rPr>
+    </w:tblStylePr>
+    <w:tblStylePr w:type="lastCol">
+      <w:rPr>
+        <w:b/>
+        <w:bCs/>
+      </w:rPr>
+    </w:tblStylePr>
+    <w:tblStylePr w:type="band1Vert">
+      <w:tblPr/>
+      <w:tcPr>
+        <w:shd w:val="clear" w:color="auto" w:fill="CCCCCC" w:themeFill="text1" w:themeFillTint="33"/>
+      </w:tcPr>
+    </w:tblStylePr>
+    <w:tblStylePr w:type="band1Horz">
+      <w:tblPr/>
+      <w:tcPr>
+        <w:shd w:val="clear" w:color="auto" w:fill="CCCCCC" w:themeFill="text1" w:themeFillTint="33"/>
+      </w:tcPr>
+    </w:tblStylePr>
+  </w:style>
 </w:styles>
 </file>
 
